--- a/templates/ОБ_нефтяная_скважина/OB_neft_well.docx
+++ b/templates/ОБ_нефтяная_скважина/OB_neft_well.docx
@@ -4342,9 +4342,10 @@
       <w:r>
         <w:rPr>
           <w:rFonts w:cs="Times New Roman"/>
+          <w:noProof/>
           <w:color w:val="C0504D" w:themeColor="accent2"/>
         </w:rPr>
-        <w:t>3</w:t>
+        <w:t>1</w:t>
       </w:r>
       <w:r>
         <w:rPr>
@@ -7430,16 +7431,12 @@
         <w:spacing w:after="0" w:line="360" w:lineRule="auto"/>
         <w:rPr>
           <w:rFonts w:eastAsia="Times New Roman" w:cs="Times New Roman"/>
-          <w:sz w:val="24"/>
-          <w:szCs w:val="24"/>
           <w:lang w:val="x-none" w:eastAsia="ru-RU"/>
         </w:rPr>
       </w:pPr>
       <w:r>
         <w:rPr>
           <w:rFonts w:eastAsia="Times New Roman" w:cs="Times New Roman"/>
-          <w:sz w:val="24"/>
-          <w:szCs w:val="24"/>
           <w:lang w:val="x-none" w:eastAsia="ru-RU"/>
         </w:rPr>
         <w:lastRenderedPageBreak/>
@@ -7448,8 +7445,6 @@
       <w:r>
         <w:rPr>
           <w:rFonts w:eastAsia="Times New Roman" w:cs="Times New Roman"/>
-          <w:sz w:val="24"/>
-          <w:szCs w:val="24"/>
           <w:lang w:val="x-none" w:eastAsia="ru-RU"/>
         </w:rPr>
         <w:fldChar w:fldCharType="begin"/>
@@ -7457,8 +7452,6 @@
       <w:r>
         <w:rPr>
           <w:rFonts w:eastAsia="Times New Roman" w:cs="Times New Roman"/>
-          <w:sz w:val="24"/>
-          <w:szCs w:val="24"/>
           <w:lang w:val="x-none" w:eastAsia="ru-RU"/>
         </w:rPr>
         <w:instrText xml:space="preserve"> SEQ Таблица \* ARABIC </w:instrText>
@@ -7466,8 +7459,6 @@
       <w:r>
         <w:rPr>
           <w:rFonts w:eastAsia="Times New Roman" w:cs="Times New Roman"/>
-          <w:sz w:val="24"/>
-          <w:szCs w:val="24"/>
           <w:lang w:val="x-none" w:eastAsia="ru-RU"/>
         </w:rPr>
         <w:fldChar w:fldCharType="separate"/>
@@ -7476,17 +7467,13 @@
         <w:rPr>
           <w:rFonts w:eastAsia="Times New Roman" w:cs="Times New Roman"/>
           <w:noProof/>
-          <w:sz w:val="24"/>
-          <w:szCs w:val="24"/>
           <w:lang w:val="x-none" w:eastAsia="ru-RU"/>
         </w:rPr>
-        <w:t>5</w:t>
+        <w:t>2</w:t>
       </w:r>
       <w:r>
         <w:rPr>
           <w:rFonts w:eastAsia="Times New Roman" w:cs="Times New Roman"/>
-          <w:sz w:val="24"/>
-          <w:szCs w:val="24"/>
           <w:lang w:val="x-none" w:eastAsia="ru-RU"/>
         </w:rPr>
         <w:fldChar w:fldCharType="end"/>
@@ -7494,8 +7481,6 @@
       <w:r>
         <w:rPr>
           <w:rFonts w:eastAsia="Times New Roman" w:cs="Times New Roman"/>
-          <w:sz w:val="24"/>
-          <w:szCs w:val="24"/>
           <w:lang w:val="x-none" w:eastAsia="ru-RU"/>
         </w:rPr>
         <w:t xml:space="preserve"> - Примеры аварий и неполадок, имевших место на аналогичных объектах или аварий, связанных с обращающимися опасными веществами</w:t>
@@ -7540,8 +7525,6 @@
               <w:rPr>
                 <w:rFonts w:eastAsia="Times New Roman" w:cs="Times New Roman"/>
                 <w:b/>
-                <w:sz w:val="24"/>
-                <w:szCs w:val="24"/>
                 <w:lang w:eastAsia="ru-RU"/>
               </w:rPr>
             </w:pPr>
@@ -7549,8 +7532,6 @@
               <w:rPr>
                 <w:rFonts w:eastAsia="Times New Roman" w:cs="Times New Roman"/>
                 <w:bCs/>
-                <w:sz w:val="24"/>
-                <w:szCs w:val="24"/>
                 <w:lang w:eastAsia="ru-RU" w:bidi="ru-RU"/>
               </w:rPr>
               <w:t>Дата и место аварии</w:t>
@@ -7575,8 +7556,6 @@
               <w:rPr>
                 <w:rFonts w:eastAsia="Times New Roman" w:cs="Times New Roman"/>
                 <w:b/>
-                <w:sz w:val="24"/>
-                <w:szCs w:val="24"/>
                 <w:lang w:eastAsia="ru-RU"/>
               </w:rPr>
             </w:pPr>
@@ -7584,8 +7563,6 @@
               <w:rPr>
                 <w:rFonts w:eastAsia="Times New Roman" w:cs="Times New Roman"/>
                 <w:bCs/>
-                <w:sz w:val="24"/>
-                <w:szCs w:val="24"/>
                 <w:lang w:eastAsia="ru-RU" w:bidi="ru-RU"/>
               </w:rPr>
               <w:t>Вид аварии (неполадки)</w:t>
@@ -7610,8 +7587,6 @@
               <w:rPr>
                 <w:rFonts w:eastAsia="Times New Roman" w:cs="Times New Roman"/>
                 <w:b/>
-                <w:sz w:val="24"/>
-                <w:szCs w:val="24"/>
                 <w:lang w:eastAsia="ru-RU"/>
               </w:rPr>
             </w:pPr>
@@ -7619,8 +7594,6 @@
               <w:rPr>
                 <w:rFonts w:eastAsia="Times New Roman" w:cs="Times New Roman"/>
                 <w:bCs/>
-                <w:sz w:val="24"/>
-                <w:szCs w:val="24"/>
                 <w:lang w:eastAsia="ru-RU" w:bidi="ru-RU"/>
               </w:rPr>
               <w:t>Описание аварии и основные причины</w:t>
@@ -7645,8 +7618,6 @@
               <w:rPr>
                 <w:rFonts w:eastAsia="Times New Roman" w:cs="Times New Roman"/>
                 <w:b/>
-                <w:sz w:val="24"/>
-                <w:szCs w:val="24"/>
                 <w:lang w:eastAsia="ru-RU"/>
               </w:rPr>
             </w:pPr>
@@ -7654,8 +7625,6 @@
               <w:rPr>
                 <w:rFonts w:eastAsia="Times New Roman" w:cs="Times New Roman"/>
                 <w:bCs/>
-                <w:sz w:val="24"/>
-                <w:szCs w:val="24"/>
                 <w:lang w:eastAsia="ru-RU" w:bidi="ru-RU"/>
               </w:rPr>
               <w:t>Масштабы развития аварии, максимальные зоны действия поражающих факторов</w:t>
@@ -7681,8 +7650,6 @@
               <w:rPr>
                 <w:rFonts w:eastAsia="Times New Roman" w:cs="Times New Roman"/>
                 <w:b/>
-                <w:sz w:val="24"/>
-                <w:szCs w:val="24"/>
                 <w:lang w:eastAsia="ru-RU"/>
               </w:rPr>
             </w:pPr>
@@ -7690,8 +7657,6 @@
               <w:rPr>
                 <w:rFonts w:eastAsia="Times New Roman" w:cs="Times New Roman"/>
                 <w:bCs/>
-                <w:sz w:val="24"/>
-                <w:szCs w:val="24"/>
                 <w:lang w:eastAsia="ru-RU" w:bidi="ru-RU"/>
               </w:rPr>
               <w:t>Число</w:t>
@@ -7705,8 +7670,6 @@
               <w:rPr>
                 <w:rFonts w:eastAsia="Times New Roman" w:cs="Times New Roman"/>
                 <w:b/>
-                <w:sz w:val="24"/>
-                <w:szCs w:val="24"/>
                 <w:lang w:eastAsia="ru-RU"/>
               </w:rPr>
             </w:pPr>
@@ -7714,8 +7677,6 @@
               <w:rPr>
                 <w:rFonts w:eastAsia="Times New Roman" w:cs="Times New Roman"/>
                 <w:bCs/>
-                <w:sz w:val="24"/>
-                <w:szCs w:val="24"/>
                 <w:lang w:eastAsia="ru-RU" w:bidi="ru-RU"/>
               </w:rPr>
               <w:t>пострадавших</w:t>
@@ -7744,16 +7705,12 @@
               <w:jc w:val="left"/>
               <w:rPr>
                 <w:rFonts w:eastAsia="Times New Roman" w:cs="Times New Roman"/>
-                <w:sz w:val="24"/>
-                <w:szCs w:val="24"/>
                 <w:lang w:eastAsia="ru-RU"/>
               </w:rPr>
             </w:pPr>
             <w:r>
               <w:rPr>
                 <w:rFonts w:eastAsia="Times New Roman" w:cs="Times New Roman"/>
-                <w:sz w:val="24"/>
-                <w:szCs w:val="24"/>
                 <w:lang w:eastAsia="ru-RU"/>
               </w:rPr>
               <w:t>06.02.2023</w:t>
@@ -7761,8 +7718,6 @@
             <w:r>
               <w:rPr>
                 <w:rFonts w:eastAsia="Times New Roman" w:cs="Times New Roman"/>
-                <w:sz w:val="24"/>
-                <w:szCs w:val="24"/>
                 <w:lang w:eastAsia="ru-RU"/>
               </w:rPr>
               <w:br/>
@@ -7771,8 +7726,6 @@
             <w:r>
               <w:rPr>
                 <w:rFonts w:eastAsia="Times New Roman" w:cs="Times New Roman"/>
-                <w:sz w:val="24"/>
-                <w:szCs w:val="24"/>
                 <w:lang w:eastAsia="ru-RU"/>
               </w:rPr>
               <w:br/>
@@ -7781,8 +7734,6 @@
             <w:r>
               <w:rPr>
                 <w:rFonts w:eastAsia="Times New Roman" w:cs="Times New Roman"/>
-                <w:sz w:val="24"/>
-                <w:szCs w:val="24"/>
                 <w:lang w:eastAsia="ru-RU"/>
               </w:rPr>
               <w:t>Усть-Тегусское</w:t>
@@ -7791,8 +7742,6 @@
             <w:r>
               <w:rPr>
                 <w:rFonts w:eastAsia="Times New Roman" w:cs="Times New Roman"/>
-                <w:sz w:val="24"/>
-                <w:szCs w:val="24"/>
                 <w:lang w:eastAsia="ru-RU"/>
               </w:rPr>
               <w:t xml:space="preserve"> месторождение</w:t>
@@ -7816,16 +7765,12 @@
               <w:jc w:val="left"/>
               <w:rPr>
                 <w:rFonts w:eastAsia="Times New Roman" w:cs="Times New Roman"/>
-                <w:sz w:val="24"/>
-                <w:szCs w:val="24"/>
                 <w:lang w:eastAsia="ru-RU"/>
               </w:rPr>
             </w:pPr>
             <w:r>
               <w:rPr>
                 <w:rFonts w:eastAsia="Times New Roman" w:cs="Times New Roman"/>
-                <w:sz w:val="24"/>
-                <w:szCs w:val="24"/>
                 <w:lang w:eastAsia="ru-RU"/>
               </w:rPr>
               <w:t>ООО «РН-</w:t>
@@ -7834,8 +7779,6 @@
             <w:r>
               <w:rPr>
                 <w:rFonts w:eastAsia="Times New Roman" w:cs="Times New Roman"/>
-                <w:sz w:val="24"/>
-                <w:szCs w:val="24"/>
                 <w:lang w:eastAsia="ru-RU"/>
               </w:rPr>
               <w:t>Уватнефтегаз</w:t>
@@ -7844,8 +7787,6 @@
             <w:r>
               <w:rPr>
                 <w:rFonts w:eastAsia="Times New Roman" w:cs="Times New Roman"/>
-                <w:sz w:val="24"/>
-                <w:szCs w:val="24"/>
                 <w:lang w:eastAsia="ru-RU"/>
               </w:rPr>
               <w:t>»</w:t>
@@ -7869,16 +7810,12 @@
               <w:jc w:val="left"/>
               <w:rPr>
                 <w:rFonts w:eastAsia="Times New Roman" w:cs="Times New Roman"/>
-                <w:sz w:val="24"/>
-                <w:szCs w:val="24"/>
                 <w:lang w:eastAsia="ru-RU"/>
               </w:rPr>
             </w:pPr>
             <w:r>
               <w:rPr>
                 <w:rFonts w:eastAsia="Times New Roman" w:cs="Times New Roman"/>
-                <w:sz w:val="24"/>
-                <w:szCs w:val="24"/>
                 <w:lang w:eastAsia="ru-RU"/>
               </w:rPr>
               <w:t xml:space="preserve">Выброс </w:t>
@@ -7887,8 +7824,6 @@
             <w:r>
               <w:rPr>
                 <w:rFonts w:eastAsia="Times New Roman" w:cs="Times New Roman"/>
-                <w:sz w:val="24"/>
-                <w:szCs w:val="24"/>
                 <w:lang w:eastAsia="ru-RU"/>
               </w:rPr>
               <w:t>газоводонефтяной</w:t>
@@ -7897,8 +7832,6 @@
             <w:r>
               <w:rPr>
                 <w:rFonts w:eastAsia="Times New Roman" w:cs="Times New Roman"/>
-                <w:sz w:val="24"/>
-                <w:szCs w:val="24"/>
                 <w:lang w:eastAsia="ru-RU"/>
               </w:rPr>
               <w:t xml:space="preserve"> эмульсии</w:t>
@@ -7922,16 +7855,12 @@
               <w:jc w:val="left"/>
               <w:rPr>
                 <w:rFonts w:eastAsia="Times New Roman" w:cs="Times New Roman"/>
-                <w:sz w:val="24"/>
-                <w:szCs w:val="24"/>
                 <w:lang w:eastAsia="ru-RU"/>
               </w:rPr>
             </w:pPr>
             <w:r>
               <w:rPr>
                 <w:rFonts w:eastAsia="Times New Roman" w:cs="Times New Roman"/>
-                <w:sz w:val="24"/>
-                <w:szCs w:val="24"/>
                 <w:lang w:eastAsia="ru-RU"/>
               </w:rPr>
               <w:t xml:space="preserve">Разгерметизация трубопровода по нижней образующей с полным раскрытием трубопровода, выброс </w:t>
@@ -7940,8 +7869,6 @@
             <w:r>
               <w:rPr>
                 <w:rFonts w:eastAsia="Times New Roman" w:cs="Times New Roman"/>
-                <w:sz w:val="24"/>
-                <w:szCs w:val="24"/>
                 <w:lang w:eastAsia="ru-RU"/>
               </w:rPr>
               <w:t>газоводонефтяной</w:t>
@@ -7950,8 +7877,6 @@
             <w:r>
               <w:rPr>
                 <w:rFonts w:eastAsia="Times New Roman" w:cs="Times New Roman"/>
-                <w:sz w:val="24"/>
-                <w:szCs w:val="24"/>
                 <w:lang w:eastAsia="ru-RU"/>
               </w:rPr>
               <w:t xml:space="preserve"> эмульсии на площади 7600 м²</w:t>
@@ -7959,8 +7884,6 @@
             <w:r>
               <w:rPr>
                 <w:rFonts w:eastAsia="Times New Roman" w:cs="Times New Roman"/>
-                <w:sz w:val="24"/>
-                <w:szCs w:val="24"/>
                 <w:lang w:eastAsia="ru-RU"/>
               </w:rPr>
               <w:br/>
@@ -7968,8 +7891,6 @@
             <w:r>
               <w:rPr>
                 <w:rFonts w:eastAsia="Times New Roman" w:cs="Times New Roman"/>
-                <w:sz w:val="24"/>
-                <w:szCs w:val="24"/>
                 <w:lang w:eastAsia="ru-RU"/>
               </w:rPr>
               <w:br/>
@@ -7995,16 +7916,12 @@
               <w:jc w:val="left"/>
               <w:rPr>
                 <w:rFonts w:eastAsia="Times New Roman" w:cs="Times New Roman"/>
-                <w:sz w:val="24"/>
-                <w:szCs w:val="24"/>
                 <w:lang w:eastAsia="ru-RU"/>
               </w:rPr>
             </w:pPr>
             <w:r>
               <w:rPr>
                 <w:rFonts w:eastAsia="Times New Roman" w:cs="Times New Roman"/>
-                <w:sz w:val="24"/>
-                <w:szCs w:val="24"/>
                 <w:lang w:eastAsia="ru-RU"/>
               </w:rPr>
               <w:t>Площадь загрязнения 7600 м², 93,4 т нефти, остановка 159 скважин на 4 суток. Экологический ущерб 17,9 млн руб.</w:t>
@@ -8033,16 +7950,12 @@
               <w:jc w:val="left"/>
               <w:rPr>
                 <w:rFonts w:eastAsia="Times New Roman" w:cs="Times New Roman"/>
-                <w:sz w:val="24"/>
-                <w:szCs w:val="24"/>
                 <w:lang w:eastAsia="ru-RU"/>
               </w:rPr>
             </w:pPr>
             <w:r>
               <w:rPr>
                 <w:rFonts w:eastAsia="Times New Roman" w:cs="Times New Roman"/>
-                <w:sz w:val="24"/>
-                <w:szCs w:val="24"/>
                 <w:lang w:eastAsia="ru-RU"/>
               </w:rPr>
               <w:t>06.02.2023</w:t>
@@ -8050,8 +7963,6 @@
             <w:r>
               <w:rPr>
                 <w:rFonts w:eastAsia="Times New Roman" w:cs="Times New Roman"/>
-                <w:sz w:val="24"/>
-                <w:szCs w:val="24"/>
                 <w:lang w:eastAsia="ru-RU"/>
               </w:rPr>
               <w:br/>
@@ -8061,8 +7972,6 @@
             <w:r>
               <w:rPr>
                 <w:rFonts w:eastAsia="Times New Roman" w:cs="Times New Roman"/>
-                <w:sz w:val="24"/>
-                <w:szCs w:val="24"/>
                 <w:lang w:eastAsia="ru-RU"/>
               </w:rPr>
               <w:t>Чутырское</w:t>
@@ -8071,8 +7980,6 @@
             <w:r>
               <w:rPr>
                 <w:rFonts w:eastAsia="Times New Roman" w:cs="Times New Roman"/>
-                <w:sz w:val="24"/>
-                <w:szCs w:val="24"/>
                 <w:lang w:eastAsia="ru-RU"/>
               </w:rPr>
               <w:t xml:space="preserve"> нефтяное месторождение</w:t>
@@ -8096,16 +8003,12 @@
               <w:jc w:val="left"/>
               <w:rPr>
                 <w:rFonts w:eastAsia="Times New Roman" w:cs="Times New Roman"/>
-                <w:sz w:val="24"/>
-                <w:szCs w:val="24"/>
                 <w:lang w:eastAsia="ru-RU"/>
               </w:rPr>
             </w:pPr>
             <w:r>
               <w:rPr>
                 <w:rFonts w:eastAsia="Times New Roman" w:cs="Times New Roman"/>
-                <w:sz w:val="24"/>
-                <w:szCs w:val="24"/>
                 <w:lang w:eastAsia="ru-RU"/>
               </w:rPr>
               <w:t>ПАО «Удмуртнефть» им. В.И. Кудинова</w:t>
@@ -8129,16 +8032,12 @@
               <w:jc w:val="left"/>
               <w:rPr>
                 <w:rFonts w:eastAsia="Times New Roman" w:cs="Times New Roman"/>
-                <w:sz w:val="24"/>
-                <w:szCs w:val="24"/>
                 <w:lang w:eastAsia="ru-RU"/>
               </w:rPr>
             </w:pPr>
             <w:r>
               <w:rPr>
                 <w:rFonts w:eastAsia="Times New Roman" w:cs="Times New Roman"/>
-                <w:sz w:val="24"/>
-                <w:szCs w:val="24"/>
                 <w:lang w:eastAsia="ru-RU"/>
               </w:rPr>
               <w:t>Неконтролируемый выброс опасных веществ (открытый фонтан)</w:t>
@@ -8162,16 +8061,12 @@
               <w:jc w:val="left"/>
               <w:rPr>
                 <w:rFonts w:eastAsia="Times New Roman" w:cs="Times New Roman"/>
-                <w:sz w:val="24"/>
-                <w:szCs w:val="24"/>
                 <w:lang w:eastAsia="ru-RU"/>
               </w:rPr>
             </w:pPr>
             <w:r>
               <w:rPr>
                 <w:rFonts w:eastAsia="Times New Roman" w:cs="Times New Roman"/>
-                <w:sz w:val="24"/>
-                <w:szCs w:val="24"/>
                 <w:lang w:eastAsia="ru-RU"/>
               </w:rPr>
               <w:t>При капитальном ремонте скважины ГНВП перешло в открытый фонтан без возгорания из-за поглощения и снижения гидростатического давления</w:t>
@@ -8179,8 +8074,6 @@
             <w:r>
               <w:rPr>
                 <w:rFonts w:eastAsia="Times New Roman" w:cs="Times New Roman"/>
-                <w:sz w:val="24"/>
-                <w:szCs w:val="24"/>
                 <w:lang w:eastAsia="ru-RU"/>
               </w:rPr>
               <w:br/>
@@ -8188,8 +8081,6 @@
             <w:r>
               <w:rPr>
                 <w:rFonts w:eastAsia="Times New Roman" w:cs="Times New Roman"/>
-                <w:sz w:val="24"/>
-                <w:szCs w:val="24"/>
                 <w:lang w:eastAsia="ru-RU"/>
               </w:rPr>
               <w:br/>
@@ -8199,8 +8090,6 @@
             <w:r>
               <w:rPr>
                 <w:rFonts w:eastAsia="Times New Roman" w:cs="Times New Roman"/>
-                <w:sz w:val="24"/>
-                <w:szCs w:val="24"/>
                 <w:lang w:eastAsia="ru-RU"/>
               </w:rPr>
               <w:t>превентора</w:t>
@@ -8209,8 +8098,6 @@
             <w:r>
               <w:rPr>
                 <w:rFonts w:eastAsia="Times New Roman" w:cs="Times New Roman"/>
-                <w:sz w:val="24"/>
-                <w:szCs w:val="24"/>
                 <w:lang w:eastAsia="ru-RU"/>
               </w:rPr>
               <w:t>; не герметизировано устье при перерыве; несвоевременная герметизация при ГНВП; недостаточная обученность персонала</w:t>
@@ -8235,16 +8122,12 @@
               <w:jc w:val="left"/>
               <w:rPr>
                 <w:rFonts w:eastAsia="Times New Roman" w:cs="Times New Roman"/>
-                <w:sz w:val="24"/>
-                <w:szCs w:val="24"/>
                 <w:lang w:eastAsia="ru-RU"/>
               </w:rPr>
             </w:pPr>
             <w:r>
               <w:rPr>
                 <w:rFonts w:eastAsia="Times New Roman" w:cs="Times New Roman"/>
-                <w:sz w:val="24"/>
-                <w:szCs w:val="24"/>
                 <w:lang w:eastAsia="ru-RU"/>
               </w:rPr>
               <w:t>Оборудование не повреждено. Экономический ущерб 2,6 млн руб.</w:t>
@@ -8273,16 +8156,12 @@
               <w:jc w:val="left"/>
               <w:rPr>
                 <w:rFonts w:eastAsia="Times New Roman" w:cs="Times New Roman"/>
-                <w:sz w:val="24"/>
-                <w:szCs w:val="24"/>
                 <w:lang w:eastAsia="ru-RU"/>
               </w:rPr>
             </w:pPr>
             <w:r>
               <w:rPr>
                 <w:rFonts w:eastAsia="Times New Roman" w:cs="Times New Roman"/>
-                <w:sz w:val="24"/>
-                <w:szCs w:val="24"/>
                 <w:lang w:eastAsia="ru-RU"/>
               </w:rPr>
               <w:t>01.11.2023</w:t>
@@ -8290,8 +8169,6 @@
             <w:r>
               <w:rPr>
                 <w:rFonts w:eastAsia="Times New Roman" w:cs="Times New Roman"/>
-                <w:sz w:val="24"/>
-                <w:szCs w:val="24"/>
                 <w:lang w:eastAsia="ru-RU"/>
               </w:rPr>
               <w:br/>
@@ -8316,16 +8193,12 @@
               <w:jc w:val="left"/>
               <w:rPr>
                 <w:rFonts w:eastAsia="Times New Roman" w:cs="Times New Roman"/>
-                <w:sz w:val="24"/>
-                <w:szCs w:val="24"/>
                 <w:lang w:eastAsia="ru-RU"/>
               </w:rPr>
             </w:pPr>
             <w:r>
               <w:rPr>
                 <w:rFonts w:eastAsia="Times New Roman" w:cs="Times New Roman"/>
-                <w:sz w:val="24"/>
-                <w:szCs w:val="24"/>
                 <w:lang w:eastAsia="ru-RU"/>
               </w:rPr>
               <w:t>АО «</w:t>
@@ -8334,8 +8207,6 @@
             <w:r>
               <w:rPr>
                 <w:rFonts w:eastAsia="Times New Roman" w:cs="Times New Roman"/>
-                <w:sz w:val="24"/>
-                <w:szCs w:val="24"/>
                 <w:lang w:eastAsia="ru-RU"/>
               </w:rPr>
               <w:t>Ачимгаз</w:t>
@@ -8344,8 +8215,6 @@
             <w:r>
               <w:rPr>
                 <w:rFonts w:eastAsia="Times New Roman" w:cs="Times New Roman"/>
-                <w:sz w:val="24"/>
-                <w:szCs w:val="24"/>
                 <w:lang w:eastAsia="ru-RU"/>
               </w:rPr>
               <w:t>»</w:t>
@@ -8369,16 +8238,12 @@
               <w:jc w:val="left"/>
               <w:rPr>
                 <w:rFonts w:eastAsia="Times New Roman" w:cs="Times New Roman"/>
-                <w:sz w:val="24"/>
-                <w:szCs w:val="24"/>
                 <w:lang w:eastAsia="ru-RU"/>
               </w:rPr>
             </w:pPr>
             <w:r>
               <w:rPr>
                 <w:rFonts w:eastAsia="Times New Roman" w:cs="Times New Roman"/>
-                <w:sz w:val="24"/>
-                <w:szCs w:val="24"/>
                 <w:lang w:eastAsia="ru-RU"/>
               </w:rPr>
               <w:t>Выход газа из скважины (открытый фонтан)</w:t>
@@ -8402,16 +8267,12 @@
               <w:jc w:val="left"/>
               <w:rPr>
                 <w:rFonts w:eastAsia="Times New Roman" w:cs="Times New Roman"/>
-                <w:sz w:val="24"/>
-                <w:szCs w:val="24"/>
                 <w:lang w:eastAsia="ru-RU"/>
               </w:rPr>
             </w:pPr>
             <w:r>
               <w:rPr>
                 <w:rFonts w:eastAsia="Times New Roman" w:cs="Times New Roman"/>
-                <w:sz w:val="24"/>
-                <w:szCs w:val="24"/>
                 <w:lang w:eastAsia="ru-RU"/>
               </w:rPr>
               <w:t xml:space="preserve">При КРС в момент фрезерования пакера снизилось гидростатическое давление, неисправный </w:t>
@@ -8420,8 +8281,6 @@
             <w:r>
               <w:rPr>
                 <w:rFonts w:eastAsia="Times New Roman" w:cs="Times New Roman"/>
-                <w:sz w:val="24"/>
-                <w:szCs w:val="24"/>
                 <w:lang w:eastAsia="ru-RU"/>
               </w:rPr>
               <w:t>превентор</w:t>
@@ -8430,27 +8289,13 @@
             <w:r>
               <w:rPr>
                 <w:rFonts w:eastAsia="Times New Roman" w:cs="Times New Roman"/>
-                <w:sz w:val="24"/>
-                <w:szCs w:val="24"/>
-                <w:lang w:eastAsia="ru-RU"/>
-              </w:rPr>
-              <w:t xml:space="preserve"> не герметизировал устье — ГНВП переросло в открытый фонтан без </w:t>
+                <w:lang w:eastAsia="ru-RU"/>
+              </w:rPr>
+              <w:t xml:space="preserve"> не герметизировал устье — ГНВП переросло в открытый фонтан без возгорания</w:t>
             </w:r>
             <w:r>
               <w:rPr>
                 <w:rFonts w:eastAsia="Times New Roman" w:cs="Times New Roman"/>
-                <w:sz w:val="24"/>
-                <w:szCs w:val="24"/>
-                <w:lang w:eastAsia="ru-RU"/>
-              </w:rPr>
-              <w:lastRenderedPageBreak/>
-              <w:t>возгорания</w:t>
-            </w:r>
-            <w:r>
-              <w:rPr>
-                <w:rFonts w:eastAsia="Times New Roman" w:cs="Times New Roman"/>
-                <w:sz w:val="24"/>
-                <w:szCs w:val="24"/>
                 <w:lang w:eastAsia="ru-RU"/>
               </w:rPr>
               <w:br/>
@@ -8458,8 +8303,6 @@
             <w:r>
               <w:rPr>
                 <w:rFonts w:eastAsia="Times New Roman" w:cs="Times New Roman"/>
-                <w:sz w:val="24"/>
-                <w:szCs w:val="24"/>
                 <w:lang w:eastAsia="ru-RU"/>
               </w:rPr>
               <w:br/>
@@ -8469,8 +8312,6 @@
             <w:r>
               <w:rPr>
                 <w:rFonts w:eastAsia="Times New Roman" w:cs="Times New Roman"/>
-                <w:sz w:val="24"/>
-                <w:szCs w:val="24"/>
                 <w:lang w:eastAsia="ru-RU"/>
               </w:rPr>
               <w:t>ра</w:t>
@@ -8479,8 +8320,6 @@
             <w:r>
               <w:rPr>
                 <w:rFonts w:eastAsia="Times New Roman" w:cs="Times New Roman"/>
-                <w:sz w:val="24"/>
-                <w:szCs w:val="24"/>
                 <w:lang w:eastAsia="ru-RU"/>
               </w:rPr>
               <w:t xml:space="preserve"> ниже проектной; неисправность </w:t>
@@ -8489,8 +8328,6 @@
             <w:r>
               <w:rPr>
                 <w:rFonts w:eastAsia="Times New Roman" w:cs="Times New Roman"/>
-                <w:sz w:val="24"/>
-                <w:szCs w:val="24"/>
                 <w:lang w:eastAsia="ru-RU"/>
               </w:rPr>
               <w:t>превентора</w:t>
@@ -8499,8 +8336,6 @@
             <w:r>
               <w:rPr>
                 <w:rFonts w:eastAsia="Times New Roman" w:cs="Times New Roman"/>
-                <w:sz w:val="24"/>
-                <w:szCs w:val="24"/>
                 <w:lang w:eastAsia="ru-RU"/>
               </w:rPr>
               <w:t xml:space="preserve"> (замерзание </w:t>
@@ -8509,8 +8344,6 @@
             <w:r>
               <w:rPr>
                 <w:rFonts w:eastAsia="Times New Roman" w:cs="Times New Roman"/>
-                <w:sz w:val="24"/>
-                <w:szCs w:val="24"/>
                 <w:lang w:eastAsia="ru-RU"/>
               </w:rPr>
               <w:t>гидромасла</w:t>
@@ -8519,11 +8352,17 @@
             <w:r>
               <w:rPr>
                 <w:rFonts w:eastAsia="Times New Roman" w:cs="Times New Roman"/>
-                <w:sz w:val="24"/>
-                <w:szCs w:val="24"/>
-                <w:lang w:eastAsia="ru-RU"/>
-              </w:rPr>
-              <w:t>); отсутствие контроля ТО; низкая производственная дисциплина</w:t>
+                <w:lang w:eastAsia="ru-RU"/>
+              </w:rPr>
+              <w:t xml:space="preserve">); отсутствие </w:t>
+            </w:r>
+            <w:r>
+              <w:rPr>
+                <w:rFonts w:eastAsia="Times New Roman" w:cs="Times New Roman"/>
+                <w:lang w:eastAsia="ru-RU"/>
+              </w:rPr>
+              <w:lastRenderedPageBreak/>
+              <w:t>контроля ТО; низкая производственная дисциплина</w:t>
             </w:r>
           </w:p>
         </w:tc>
@@ -8545,30 +8384,16 @@
               <w:jc w:val="left"/>
               <w:rPr>
                 <w:rFonts w:eastAsia="Times New Roman" w:cs="Times New Roman"/>
-                <w:sz w:val="24"/>
-                <w:szCs w:val="24"/>
                 <w:lang w:eastAsia="ru-RU"/>
               </w:rPr>
             </w:pPr>
             <w:r>
               <w:rPr>
                 <w:rFonts w:eastAsia="Times New Roman" w:cs="Times New Roman"/>
-                <w:sz w:val="24"/>
-                <w:szCs w:val="24"/>
                 <w:lang w:eastAsia="ru-RU"/>
               </w:rPr>
               <w:lastRenderedPageBreak/>
-              <w:t xml:space="preserve">Потери газа 420 тыс. м³. Ущерб окружающей среде 4,4 млн руб. Расходы на </w:t>
-            </w:r>
-            <w:r>
-              <w:rPr>
-                <w:rFonts w:eastAsia="Times New Roman" w:cs="Times New Roman"/>
-                <w:sz w:val="24"/>
-                <w:szCs w:val="24"/>
-                <w:lang w:eastAsia="ru-RU"/>
-              </w:rPr>
-              <w:lastRenderedPageBreak/>
-              <w:t>ликвидацию 305,5 млн руб.</w:t>
+              <w:t>Потери газа 420 тыс. м³. Ущерб окружающей среде 4,4 млн руб. Расходы на ликвидацию 305,5 млн руб.</w:t>
             </w:r>
           </w:p>
         </w:tc>
@@ -8594,16 +8419,12 @@
               <w:jc w:val="left"/>
               <w:rPr>
                 <w:rFonts w:eastAsia="Times New Roman" w:cs="Times New Roman"/>
-                <w:sz w:val="24"/>
-                <w:szCs w:val="24"/>
                 <w:lang w:eastAsia="ru-RU"/>
               </w:rPr>
             </w:pPr>
             <w:r>
               <w:rPr>
                 <w:rFonts w:eastAsia="Times New Roman" w:cs="Times New Roman"/>
-                <w:sz w:val="24"/>
-                <w:szCs w:val="24"/>
                 <w:lang w:eastAsia="ru-RU"/>
               </w:rPr>
               <w:lastRenderedPageBreak/>
@@ -8628,16 +8449,12 @@
               <w:jc w:val="left"/>
               <w:rPr>
                 <w:rFonts w:eastAsia="Times New Roman" w:cs="Times New Roman"/>
-                <w:sz w:val="24"/>
-                <w:szCs w:val="24"/>
                 <w:lang w:eastAsia="ru-RU"/>
               </w:rPr>
             </w:pPr>
             <w:r>
               <w:rPr>
                 <w:rFonts w:eastAsia="Times New Roman" w:cs="Times New Roman"/>
-                <w:sz w:val="24"/>
-                <w:szCs w:val="24"/>
                 <w:lang w:eastAsia="ru-RU"/>
               </w:rPr>
               <w:t>Разлив нефти, прорыв трубопровода</w:t>
@@ -8661,16 +8478,12 @@
               <w:jc w:val="left"/>
               <w:rPr>
                 <w:rFonts w:eastAsia="Times New Roman" w:cs="Times New Roman"/>
-                <w:sz w:val="24"/>
-                <w:szCs w:val="24"/>
                 <w:lang w:eastAsia="ru-RU"/>
               </w:rPr>
             </w:pPr>
             <w:r>
               <w:rPr>
                 <w:rFonts w:eastAsia="Times New Roman" w:cs="Times New Roman"/>
-                <w:sz w:val="24"/>
-                <w:szCs w:val="24"/>
                 <w:lang w:eastAsia="ru-RU"/>
               </w:rPr>
               <w:t xml:space="preserve">Разгерметизация трубопровода ООО «Нобель-Ойл». Нефтепродукты попали в реку </w:t>
@@ -8679,8 +8492,6 @@
             <w:r>
               <w:rPr>
                 <w:rFonts w:eastAsia="Times New Roman" w:cs="Times New Roman"/>
-                <w:sz w:val="24"/>
-                <w:szCs w:val="24"/>
                 <w:lang w:eastAsia="ru-RU"/>
               </w:rPr>
               <w:t>Колва</w:t>
@@ -8705,16 +8516,12 @@
               <w:jc w:val="left"/>
               <w:rPr>
                 <w:rFonts w:eastAsia="Times New Roman" w:cs="Times New Roman"/>
-                <w:sz w:val="24"/>
-                <w:szCs w:val="24"/>
                 <w:lang w:eastAsia="ru-RU"/>
               </w:rPr>
             </w:pPr>
             <w:r>
               <w:rPr>
                 <w:rFonts w:eastAsia="Times New Roman" w:cs="Times New Roman"/>
-                <w:sz w:val="24"/>
-                <w:szCs w:val="24"/>
                 <w:lang w:eastAsia="ru-RU"/>
               </w:rPr>
               <w:t xml:space="preserve">Загрязнение реки </w:t>
@@ -8723,8 +8530,6 @@
             <w:r>
               <w:rPr>
                 <w:rFonts w:eastAsia="Times New Roman" w:cs="Times New Roman"/>
-                <w:sz w:val="24"/>
-                <w:szCs w:val="24"/>
                 <w:lang w:eastAsia="ru-RU"/>
               </w:rPr>
               <w:t>Колва</w:t>
@@ -8733,8 +8538,6 @@
             <w:r>
               <w:rPr>
                 <w:rFonts w:eastAsia="Times New Roman" w:cs="Times New Roman"/>
-                <w:sz w:val="24"/>
-                <w:szCs w:val="24"/>
                 <w:lang w:eastAsia="ru-RU"/>
               </w:rPr>
               <w:t>, введены ограничения на водопользование для населения</w:t>
@@ -8759,16 +8562,12 @@
               <w:jc w:val="left"/>
               <w:rPr>
                 <w:rFonts w:eastAsia="Times New Roman" w:cs="Times New Roman"/>
-                <w:sz w:val="24"/>
-                <w:szCs w:val="24"/>
                 <w:lang w:eastAsia="ru-RU"/>
               </w:rPr>
             </w:pPr>
             <w:r>
               <w:rPr>
                 <w:rFonts w:eastAsia="Times New Roman" w:cs="Times New Roman"/>
-                <w:sz w:val="24"/>
-                <w:szCs w:val="24"/>
                 <w:lang w:eastAsia="ru-RU"/>
               </w:rPr>
               <w:t>Пострадавших нет</w:t>
@@ -8797,16 +8596,12 @@
               <w:jc w:val="left"/>
               <w:rPr>
                 <w:rFonts w:eastAsia="Times New Roman" w:cs="Times New Roman"/>
-                <w:sz w:val="24"/>
-                <w:szCs w:val="24"/>
                 <w:lang w:eastAsia="ru-RU"/>
               </w:rPr>
             </w:pPr>
             <w:r>
               <w:rPr>
                 <w:rFonts w:eastAsia="Times New Roman" w:cs="Times New Roman"/>
-                <w:sz w:val="24"/>
-                <w:szCs w:val="24"/>
                 <w:lang w:eastAsia="ru-RU"/>
               </w:rPr>
               <w:t>13.08.2023</w:t>
@@ -8814,8 +8609,6 @@
             <w:r>
               <w:rPr>
                 <w:rFonts w:eastAsia="Times New Roman" w:cs="Times New Roman"/>
-                <w:sz w:val="24"/>
-                <w:szCs w:val="24"/>
                 <w:lang w:eastAsia="ru-RU"/>
               </w:rPr>
               <w:br/>
@@ -8840,16 +8633,12 @@
               <w:jc w:val="left"/>
               <w:rPr>
                 <w:rFonts w:eastAsia="Times New Roman" w:cs="Times New Roman"/>
-                <w:sz w:val="24"/>
-                <w:szCs w:val="24"/>
                 <w:lang w:eastAsia="ru-RU"/>
               </w:rPr>
             </w:pPr>
             <w:r>
               <w:rPr>
                 <w:rFonts w:eastAsia="Times New Roman" w:cs="Times New Roman"/>
-                <w:sz w:val="24"/>
-                <w:szCs w:val="24"/>
                 <w:lang w:eastAsia="ru-RU"/>
               </w:rPr>
               <w:t>ООО «Буровая компания «Евразия»</w:t>
@@ -8873,16 +8662,12 @@
               <w:jc w:val="left"/>
               <w:rPr>
                 <w:rFonts w:eastAsia="Times New Roman" w:cs="Times New Roman"/>
-                <w:sz w:val="24"/>
-                <w:szCs w:val="24"/>
                 <w:lang w:eastAsia="ru-RU"/>
               </w:rPr>
             </w:pPr>
             <w:r>
               <w:rPr>
                 <w:rFonts w:eastAsia="Times New Roman" w:cs="Times New Roman"/>
-                <w:sz w:val="24"/>
-                <w:szCs w:val="24"/>
                 <w:lang w:eastAsia="ru-RU"/>
               </w:rPr>
               <w:t>Выброс опасных веществ</w:t>
@@ -8906,16 +8691,12 @@
               <w:jc w:val="left"/>
               <w:rPr>
                 <w:rFonts w:eastAsia="Times New Roman" w:cs="Times New Roman"/>
-                <w:sz w:val="24"/>
-                <w:szCs w:val="24"/>
                 <w:lang w:eastAsia="ru-RU"/>
               </w:rPr>
             </w:pPr>
             <w:r>
               <w:rPr>
                 <w:rFonts w:eastAsia="Times New Roman" w:cs="Times New Roman"/>
-                <w:sz w:val="24"/>
-                <w:szCs w:val="24"/>
                 <w:lang w:eastAsia="ru-RU"/>
               </w:rPr>
               <w:t>При подъёме колонны бурильных труб произошёл выброс газонефтяной эмульсии (ГНВП перешло в неуправляемое истечение)</w:t>
@@ -8923,8 +8704,6 @@
             <w:r>
               <w:rPr>
                 <w:rFonts w:eastAsia="Times New Roman" w:cs="Times New Roman"/>
-                <w:sz w:val="24"/>
-                <w:szCs w:val="24"/>
                 <w:lang w:eastAsia="ru-RU"/>
               </w:rPr>
               <w:br/>
@@ -8932,8 +8711,6 @@
             <w:r>
               <w:rPr>
                 <w:rFonts w:eastAsia="Times New Roman" w:cs="Times New Roman"/>
-                <w:sz w:val="24"/>
-                <w:szCs w:val="24"/>
                 <w:lang w:eastAsia="ru-RU"/>
               </w:rPr>
               <w:br/>
@@ -8959,16 +8736,12 @@
               <w:jc w:val="left"/>
               <w:rPr>
                 <w:rFonts w:eastAsia="Times New Roman" w:cs="Times New Roman"/>
-                <w:sz w:val="24"/>
-                <w:szCs w:val="24"/>
                 <w:lang w:eastAsia="ru-RU"/>
               </w:rPr>
             </w:pPr>
             <w:r>
               <w:rPr>
                 <w:rFonts w:eastAsia="Times New Roman" w:cs="Times New Roman"/>
-                <w:sz w:val="24"/>
-                <w:szCs w:val="24"/>
                 <w:lang w:eastAsia="ru-RU"/>
               </w:rPr>
               <w:t>Разрушение оборудования буровой установки БУК-2007</w:t>
@@ -8997,16 +8770,12 @@
               <w:jc w:val="left"/>
               <w:rPr>
                 <w:rFonts w:eastAsia="Times New Roman" w:cs="Times New Roman"/>
-                <w:sz w:val="24"/>
-                <w:szCs w:val="24"/>
                 <w:lang w:eastAsia="ru-RU"/>
               </w:rPr>
             </w:pPr>
             <w:r>
               <w:rPr>
                 <w:rFonts w:eastAsia="Times New Roman" w:cs="Times New Roman"/>
-                <w:sz w:val="24"/>
-                <w:szCs w:val="24"/>
                 <w:lang w:eastAsia="ru-RU"/>
               </w:rPr>
               <w:t>06.02.2024</w:t>
@@ -9014,8 +8783,6 @@
             <w:r>
               <w:rPr>
                 <w:rFonts w:eastAsia="Times New Roman" w:cs="Times New Roman"/>
-                <w:sz w:val="24"/>
-                <w:szCs w:val="24"/>
                 <w:lang w:eastAsia="ru-RU"/>
               </w:rPr>
               <w:br/>
@@ -9025,8 +8792,6 @@
             <w:r>
               <w:rPr>
                 <w:rFonts w:eastAsia="Times New Roman" w:cs="Times New Roman"/>
-                <w:sz w:val="24"/>
-                <w:szCs w:val="24"/>
                 <w:lang w:eastAsia="ru-RU"/>
               </w:rPr>
               <w:t>Чутырское</w:t>
@@ -9035,21 +8800,9 @@
             <w:r>
               <w:rPr>
                 <w:rFonts w:eastAsia="Times New Roman" w:cs="Times New Roman"/>
-                <w:sz w:val="24"/>
-                <w:szCs w:val="24"/>
-                <w:lang w:eastAsia="ru-RU"/>
-              </w:rPr>
-              <w:t xml:space="preserve"> нефтяное </w:t>
-            </w:r>
-            <w:r>
-              <w:rPr>
-                <w:rFonts w:eastAsia="Times New Roman" w:cs="Times New Roman"/>
-                <w:sz w:val="24"/>
-                <w:szCs w:val="24"/>
-                <w:lang w:eastAsia="ru-RU"/>
-              </w:rPr>
-              <w:lastRenderedPageBreak/>
-              <w:t>месторождение</w:t>
+                <w:lang w:eastAsia="ru-RU"/>
+              </w:rPr>
+              <w:t xml:space="preserve"> нефтяное месторождение</w:t>
             </w:r>
           </w:p>
         </w:tc>
@@ -9070,19 +8823,14 @@
               <w:jc w:val="left"/>
               <w:rPr>
                 <w:rFonts w:eastAsia="Times New Roman" w:cs="Times New Roman"/>
-                <w:sz w:val="24"/>
-                <w:szCs w:val="24"/>
                 <w:lang w:eastAsia="ru-RU"/>
               </w:rPr>
             </w:pPr>
             <w:r>
               <w:rPr>
                 <w:rFonts w:eastAsia="Times New Roman" w:cs="Times New Roman"/>
-                <w:sz w:val="24"/>
-                <w:szCs w:val="24"/>
-                <w:lang w:eastAsia="ru-RU"/>
-              </w:rPr>
-              <w:lastRenderedPageBreak/>
+                <w:lang w:eastAsia="ru-RU"/>
+              </w:rPr>
               <w:t>ПАО «Удмуртнефть» им. В.И. Кудинова</w:t>
             </w:r>
           </w:p>
@@ -9104,16 +8852,12 @@
               <w:jc w:val="left"/>
               <w:rPr>
                 <w:rFonts w:eastAsia="Times New Roman" w:cs="Times New Roman"/>
-                <w:sz w:val="24"/>
-                <w:szCs w:val="24"/>
                 <w:lang w:eastAsia="ru-RU"/>
               </w:rPr>
             </w:pPr>
             <w:r>
               <w:rPr>
                 <w:rFonts w:eastAsia="Times New Roman" w:cs="Times New Roman"/>
-                <w:sz w:val="24"/>
-                <w:szCs w:val="24"/>
                 <w:lang w:eastAsia="ru-RU"/>
               </w:rPr>
               <w:t>Неконтролируемый выброс опасных веществ (открытый фонтан)</w:t>
@@ -9137,16 +8881,12 @@
               <w:jc w:val="left"/>
               <w:rPr>
                 <w:rFonts w:eastAsia="Times New Roman" w:cs="Times New Roman"/>
-                <w:sz w:val="24"/>
-                <w:szCs w:val="24"/>
                 <w:lang w:eastAsia="ru-RU"/>
               </w:rPr>
             </w:pPr>
             <w:r>
               <w:rPr>
                 <w:rFonts w:eastAsia="Times New Roman" w:cs="Times New Roman"/>
-                <w:sz w:val="24"/>
-                <w:szCs w:val="24"/>
                 <w:lang w:eastAsia="ru-RU"/>
               </w:rPr>
               <w:t>При капитальном ремонте скважины ГНВП перешло в открытый фонтан без возгорания из-за поглощения и снижения гидростатического давления</w:t>
@@ -9154,8 +8894,6 @@
             <w:r>
               <w:rPr>
                 <w:rFonts w:eastAsia="Times New Roman" w:cs="Times New Roman"/>
-                <w:sz w:val="24"/>
-                <w:szCs w:val="24"/>
                 <w:lang w:eastAsia="ru-RU"/>
               </w:rPr>
               <w:br/>
@@ -9163,28 +8901,15 @@
             <w:r>
               <w:rPr>
                 <w:rFonts w:eastAsia="Times New Roman" w:cs="Times New Roman"/>
-                <w:sz w:val="24"/>
-                <w:szCs w:val="24"/>
                 <w:lang w:eastAsia="ru-RU"/>
               </w:rPr>
               <w:br/>
-            </w:r>
-            <w:r>
-              <w:rPr>
-                <w:rFonts w:eastAsia="Times New Roman" w:cs="Times New Roman"/>
-                <w:sz w:val="24"/>
-                <w:szCs w:val="24"/>
-                <w:lang w:eastAsia="ru-RU"/>
-              </w:rPr>
-              <w:lastRenderedPageBreak/>
               <w:t xml:space="preserve">Причины: Заклинивание ЭЦН в плашках </w:t>
             </w:r>
             <w:proofErr w:type="spellStart"/>
             <w:r>
               <w:rPr>
                 <w:rFonts w:eastAsia="Times New Roman" w:cs="Times New Roman"/>
-                <w:sz w:val="24"/>
-                <w:szCs w:val="24"/>
                 <w:lang w:eastAsia="ru-RU"/>
               </w:rPr>
               <w:t>превентора</w:t>
@@ -9193,8 +8918,6 @@
             <w:r>
               <w:rPr>
                 <w:rFonts w:eastAsia="Times New Roman" w:cs="Times New Roman"/>
-                <w:sz w:val="24"/>
-                <w:szCs w:val="24"/>
                 <w:lang w:eastAsia="ru-RU"/>
               </w:rPr>
               <w:t>; не герметизировано устье при перерыве; несвоевременная герметизация при ГНВП; недостаточная обученность персонала</w:t>
@@ -9219,19 +8942,14 @@
               <w:jc w:val="left"/>
               <w:rPr>
                 <w:rFonts w:eastAsia="Times New Roman" w:cs="Times New Roman"/>
-                <w:sz w:val="24"/>
-                <w:szCs w:val="24"/>
                 <w:lang w:eastAsia="ru-RU"/>
               </w:rPr>
             </w:pPr>
             <w:r>
               <w:rPr>
                 <w:rFonts w:eastAsia="Times New Roman" w:cs="Times New Roman"/>
-                <w:sz w:val="24"/>
-                <w:szCs w:val="24"/>
-                <w:lang w:eastAsia="ru-RU"/>
-              </w:rPr>
-              <w:lastRenderedPageBreak/>
+                <w:lang w:eastAsia="ru-RU"/>
+              </w:rPr>
               <w:t>Оборудование не повреждено. Экономический ущерб 2,6 млн руб.</w:t>
             </w:r>
           </w:p>
@@ -9258,16 +8976,12 @@
               <w:jc w:val="left"/>
               <w:rPr>
                 <w:rFonts w:eastAsia="Times New Roman" w:cs="Times New Roman"/>
-                <w:sz w:val="24"/>
-                <w:szCs w:val="24"/>
                 <w:lang w:eastAsia="ru-RU"/>
               </w:rPr>
             </w:pPr>
             <w:r>
               <w:rPr>
                 <w:rFonts w:eastAsia="Times New Roman" w:cs="Times New Roman"/>
-                <w:sz w:val="24"/>
-                <w:szCs w:val="24"/>
                 <w:lang w:eastAsia="ru-RU"/>
               </w:rPr>
               <w:t>01.11.2024</w:t>
@@ -9275,8 +8989,6 @@
             <w:r>
               <w:rPr>
                 <w:rFonts w:eastAsia="Times New Roman" w:cs="Times New Roman"/>
-                <w:sz w:val="24"/>
-                <w:szCs w:val="24"/>
                 <w:lang w:eastAsia="ru-RU"/>
               </w:rPr>
               <w:br/>
@@ -9301,16 +9013,12 @@
               <w:jc w:val="left"/>
               <w:rPr>
                 <w:rFonts w:eastAsia="Times New Roman" w:cs="Times New Roman"/>
-                <w:sz w:val="24"/>
-                <w:szCs w:val="24"/>
                 <w:lang w:eastAsia="ru-RU"/>
               </w:rPr>
             </w:pPr>
             <w:r>
               <w:rPr>
                 <w:rFonts w:eastAsia="Times New Roman" w:cs="Times New Roman"/>
-                <w:sz w:val="24"/>
-                <w:szCs w:val="24"/>
                 <w:lang w:eastAsia="ru-RU"/>
               </w:rPr>
               <w:t>АО «</w:t>
@@ -9319,8 +9027,6 @@
             <w:r>
               <w:rPr>
                 <w:rFonts w:eastAsia="Times New Roman" w:cs="Times New Roman"/>
-                <w:sz w:val="24"/>
-                <w:szCs w:val="24"/>
                 <w:lang w:eastAsia="ru-RU"/>
               </w:rPr>
               <w:t>Ачимгаз</w:t>
@@ -9329,8 +9035,6 @@
             <w:r>
               <w:rPr>
                 <w:rFonts w:eastAsia="Times New Roman" w:cs="Times New Roman"/>
-                <w:sz w:val="24"/>
-                <w:szCs w:val="24"/>
                 <w:lang w:eastAsia="ru-RU"/>
               </w:rPr>
               <w:t>»</w:t>
@@ -9354,16 +9058,12 @@
               <w:jc w:val="left"/>
               <w:rPr>
                 <w:rFonts w:eastAsia="Times New Roman" w:cs="Times New Roman"/>
-                <w:sz w:val="24"/>
-                <w:szCs w:val="24"/>
                 <w:lang w:eastAsia="ru-RU"/>
               </w:rPr>
             </w:pPr>
             <w:r>
               <w:rPr>
                 <w:rFonts w:eastAsia="Times New Roman" w:cs="Times New Roman"/>
-                <w:sz w:val="24"/>
-                <w:szCs w:val="24"/>
                 <w:lang w:eastAsia="ru-RU"/>
               </w:rPr>
               <w:t>Выход газа из скважины (открытый фонтан)</w:t>
@@ -9387,16 +9087,12 @@
               <w:jc w:val="left"/>
               <w:rPr>
                 <w:rFonts w:eastAsia="Times New Roman" w:cs="Times New Roman"/>
-                <w:sz w:val="24"/>
-                <w:szCs w:val="24"/>
                 <w:lang w:eastAsia="ru-RU"/>
               </w:rPr>
             </w:pPr>
             <w:r>
               <w:rPr>
                 <w:rFonts w:eastAsia="Times New Roman" w:cs="Times New Roman"/>
-                <w:sz w:val="24"/>
-                <w:szCs w:val="24"/>
                 <w:lang w:eastAsia="ru-RU"/>
               </w:rPr>
               <w:t xml:space="preserve">При КРС в момент фрезерования пакера снизилось гидростатическое давление, неисправный </w:t>
@@ -9405,8 +9101,6 @@
             <w:r>
               <w:rPr>
                 <w:rFonts w:eastAsia="Times New Roman" w:cs="Times New Roman"/>
-                <w:sz w:val="24"/>
-                <w:szCs w:val="24"/>
                 <w:lang w:eastAsia="ru-RU"/>
               </w:rPr>
               <w:t>превентор</w:t>
@@ -9415,8 +9109,6 @@
             <w:r>
               <w:rPr>
                 <w:rFonts w:eastAsia="Times New Roman" w:cs="Times New Roman"/>
-                <w:sz w:val="24"/>
-                <w:szCs w:val="24"/>
                 <w:lang w:eastAsia="ru-RU"/>
               </w:rPr>
               <w:t xml:space="preserve"> не герметизировал устье — ГНВП переросло в открытый фонтан без возгорания</w:t>
@@ -9424,8 +9116,6 @@
             <w:r>
               <w:rPr>
                 <w:rFonts w:eastAsia="Times New Roman" w:cs="Times New Roman"/>
-                <w:sz w:val="24"/>
-                <w:szCs w:val="24"/>
                 <w:lang w:eastAsia="ru-RU"/>
               </w:rPr>
               <w:br/>
@@ -9433,10 +9123,9 @@
             <w:r>
               <w:rPr>
                 <w:rFonts w:eastAsia="Times New Roman" w:cs="Times New Roman"/>
-                <w:sz w:val="24"/>
-                <w:szCs w:val="24"/>
-                <w:lang w:eastAsia="ru-RU"/>
-              </w:rPr>
+                <w:lang w:eastAsia="ru-RU"/>
+              </w:rPr>
+              <w:lastRenderedPageBreak/>
               <w:br/>
               <w:t>Причины: Снижение давления из-за поглощения; плотность бурового р-</w:t>
             </w:r>
@@ -9444,8 +9133,6 @@
             <w:r>
               <w:rPr>
                 <w:rFonts w:eastAsia="Times New Roman" w:cs="Times New Roman"/>
-                <w:sz w:val="24"/>
-                <w:szCs w:val="24"/>
                 <w:lang w:eastAsia="ru-RU"/>
               </w:rPr>
               <w:t>ра</w:t>
@@ -9454,8 +9141,6 @@
             <w:r>
               <w:rPr>
                 <w:rFonts w:eastAsia="Times New Roman" w:cs="Times New Roman"/>
-                <w:sz w:val="24"/>
-                <w:szCs w:val="24"/>
                 <w:lang w:eastAsia="ru-RU"/>
               </w:rPr>
               <w:t xml:space="preserve"> ниже проектной; неисправность </w:t>
@@ -9464,8 +9149,6 @@
             <w:r>
               <w:rPr>
                 <w:rFonts w:eastAsia="Times New Roman" w:cs="Times New Roman"/>
-                <w:sz w:val="24"/>
-                <w:szCs w:val="24"/>
                 <w:lang w:eastAsia="ru-RU"/>
               </w:rPr>
               <w:t>превентора</w:t>
@@ -9474,8 +9157,6 @@
             <w:r>
               <w:rPr>
                 <w:rFonts w:eastAsia="Times New Roman" w:cs="Times New Roman"/>
-                <w:sz w:val="24"/>
-                <w:szCs w:val="24"/>
                 <w:lang w:eastAsia="ru-RU"/>
               </w:rPr>
               <w:t xml:space="preserve"> (замерзание </w:t>
@@ -9484,8 +9165,6 @@
             <w:r>
               <w:rPr>
                 <w:rFonts w:eastAsia="Times New Roman" w:cs="Times New Roman"/>
-                <w:sz w:val="24"/>
-                <w:szCs w:val="24"/>
                 <w:lang w:eastAsia="ru-RU"/>
               </w:rPr>
               <w:t>гидромасла</w:t>
@@ -9494,8 +9173,6 @@
             <w:r>
               <w:rPr>
                 <w:rFonts w:eastAsia="Times New Roman" w:cs="Times New Roman"/>
-                <w:sz w:val="24"/>
-                <w:szCs w:val="24"/>
                 <w:lang w:eastAsia="ru-RU"/>
               </w:rPr>
               <w:t>); отсутствие контроля ТО; низкая производственная дисциплина</w:t>
@@ -9520,19 +9197,24 @@
               <w:jc w:val="left"/>
               <w:rPr>
                 <w:rFonts w:eastAsia="Times New Roman" w:cs="Times New Roman"/>
-                <w:sz w:val="24"/>
-                <w:szCs w:val="24"/>
                 <w:lang w:eastAsia="ru-RU"/>
               </w:rPr>
             </w:pPr>
             <w:r>
               <w:rPr>
                 <w:rFonts w:eastAsia="Times New Roman" w:cs="Times New Roman"/>
-                <w:sz w:val="24"/>
-                <w:szCs w:val="24"/>
-                <w:lang w:eastAsia="ru-RU"/>
-              </w:rPr>
-              <w:t>Потери газа 420 тыс. м³. Ущерб окружающей среде 4,4 млн руб. Расходы на ликвидацию 305,5 млн руб.</w:t>
+                <w:lang w:eastAsia="ru-RU"/>
+              </w:rPr>
+              <w:lastRenderedPageBreak/>
+              <w:t xml:space="preserve">Потери газа 420 тыс. м³. Ущерб окружающей среде 4,4 млн руб. Расходы на </w:t>
+            </w:r>
+            <w:r>
+              <w:rPr>
+                <w:rFonts w:eastAsia="Times New Roman" w:cs="Times New Roman"/>
+                <w:lang w:eastAsia="ru-RU"/>
+              </w:rPr>
+              <w:lastRenderedPageBreak/>
+              <w:t>ликвидацию 305,5 млн руб.</w:t>
             </w:r>
           </w:p>
         </w:tc>
@@ -9558,25 +9240,20 @@
               <w:jc w:val="left"/>
               <w:rPr>
                 <w:rFonts w:eastAsia="Times New Roman" w:cs="Times New Roman"/>
-                <w:sz w:val="24"/>
-                <w:szCs w:val="24"/>
                 <w:lang w:eastAsia="ru-RU"/>
               </w:rPr>
             </w:pPr>
             <w:r>
               <w:rPr>
                 <w:rFonts w:eastAsia="Times New Roman" w:cs="Times New Roman"/>
-                <w:sz w:val="24"/>
-                <w:szCs w:val="24"/>
-                <w:lang w:eastAsia="ru-RU"/>
-              </w:rPr>
+                <w:lang w:eastAsia="ru-RU"/>
+              </w:rPr>
+              <w:lastRenderedPageBreak/>
               <w:t>06.02.2025</w:t>
             </w:r>
             <w:r>
               <w:rPr>
                 <w:rFonts w:eastAsia="Times New Roman" w:cs="Times New Roman"/>
-                <w:sz w:val="24"/>
-                <w:szCs w:val="24"/>
                 <w:lang w:eastAsia="ru-RU"/>
               </w:rPr>
               <w:br/>
@@ -9586,8 +9263,6 @@
             <w:r>
               <w:rPr>
                 <w:rFonts w:eastAsia="Times New Roman" w:cs="Times New Roman"/>
-                <w:sz w:val="24"/>
-                <w:szCs w:val="24"/>
                 <w:lang w:eastAsia="ru-RU"/>
               </w:rPr>
               <w:t>Усть-Тегусское</w:t>
@@ -9596,8 +9271,6 @@
             <w:r>
               <w:rPr>
                 <w:rFonts w:eastAsia="Times New Roman" w:cs="Times New Roman"/>
-                <w:sz w:val="24"/>
-                <w:szCs w:val="24"/>
                 <w:lang w:eastAsia="ru-RU"/>
               </w:rPr>
               <w:t xml:space="preserve"> месторождение</w:t>
@@ -9621,16 +9294,12 @@
               <w:jc w:val="left"/>
               <w:rPr>
                 <w:rFonts w:eastAsia="Times New Roman" w:cs="Times New Roman"/>
-                <w:sz w:val="24"/>
-                <w:szCs w:val="24"/>
                 <w:lang w:eastAsia="ru-RU"/>
               </w:rPr>
             </w:pPr>
             <w:r>
               <w:rPr>
                 <w:rFonts w:eastAsia="Times New Roman" w:cs="Times New Roman"/>
-                <w:sz w:val="24"/>
-                <w:szCs w:val="24"/>
                 <w:lang w:eastAsia="ru-RU"/>
               </w:rPr>
               <w:t>ООО «РН-</w:t>
@@ -9639,8 +9308,6 @@
             <w:r>
               <w:rPr>
                 <w:rFonts w:eastAsia="Times New Roman" w:cs="Times New Roman"/>
-                <w:sz w:val="24"/>
-                <w:szCs w:val="24"/>
                 <w:lang w:eastAsia="ru-RU"/>
               </w:rPr>
               <w:t>Уватнефтегаз</w:t>
@@ -9649,8 +9316,6 @@
             <w:r>
               <w:rPr>
                 <w:rFonts w:eastAsia="Times New Roman" w:cs="Times New Roman"/>
-                <w:sz w:val="24"/>
-                <w:szCs w:val="24"/>
                 <w:lang w:eastAsia="ru-RU"/>
               </w:rPr>
               <w:t>»</w:t>
@@ -9674,16 +9339,12 @@
               <w:jc w:val="left"/>
               <w:rPr>
                 <w:rFonts w:eastAsia="Times New Roman" w:cs="Times New Roman"/>
-                <w:sz w:val="24"/>
-                <w:szCs w:val="24"/>
                 <w:lang w:eastAsia="ru-RU"/>
               </w:rPr>
             </w:pPr>
             <w:r>
               <w:rPr>
                 <w:rFonts w:eastAsia="Times New Roman" w:cs="Times New Roman"/>
-                <w:sz w:val="24"/>
-                <w:szCs w:val="24"/>
                 <w:lang w:eastAsia="ru-RU"/>
               </w:rPr>
               <w:t xml:space="preserve">Выброс </w:t>
@@ -9692,8 +9353,6 @@
             <w:r>
               <w:rPr>
                 <w:rFonts w:eastAsia="Times New Roman" w:cs="Times New Roman"/>
-                <w:sz w:val="24"/>
-                <w:szCs w:val="24"/>
                 <w:lang w:eastAsia="ru-RU"/>
               </w:rPr>
               <w:t>газоводонефтяной</w:t>
@@ -9702,8 +9361,6 @@
             <w:r>
               <w:rPr>
                 <w:rFonts w:eastAsia="Times New Roman" w:cs="Times New Roman"/>
-                <w:sz w:val="24"/>
-                <w:szCs w:val="24"/>
                 <w:lang w:eastAsia="ru-RU"/>
               </w:rPr>
               <w:t xml:space="preserve"> эмульсии</w:t>
@@ -9727,16 +9384,12 @@
               <w:jc w:val="left"/>
               <w:rPr>
                 <w:rFonts w:eastAsia="Times New Roman" w:cs="Times New Roman"/>
-                <w:sz w:val="24"/>
-                <w:szCs w:val="24"/>
                 <w:lang w:eastAsia="ru-RU"/>
               </w:rPr>
             </w:pPr>
             <w:r>
               <w:rPr>
                 <w:rFonts w:eastAsia="Times New Roman" w:cs="Times New Roman"/>
-                <w:sz w:val="24"/>
-                <w:szCs w:val="24"/>
                 <w:lang w:eastAsia="ru-RU"/>
               </w:rPr>
               <w:t xml:space="preserve">Разгерметизация трубопровода по нижней образующей с полным раскрытием трубопровода, выброс </w:t>
@@ -9745,8 +9398,6 @@
             <w:r>
               <w:rPr>
                 <w:rFonts w:eastAsia="Times New Roman" w:cs="Times New Roman"/>
-                <w:sz w:val="24"/>
-                <w:szCs w:val="24"/>
                 <w:lang w:eastAsia="ru-RU"/>
               </w:rPr>
               <w:t>газоводонефтяной</w:t>
@@ -9755,8 +9406,6 @@
             <w:r>
               <w:rPr>
                 <w:rFonts w:eastAsia="Times New Roman" w:cs="Times New Roman"/>
-                <w:sz w:val="24"/>
-                <w:szCs w:val="24"/>
                 <w:lang w:eastAsia="ru-RU"/>
               </w:rPr>
               <w:t xml:space="preserve"> эмульсии на площади 7600 м²</w:t>
@@ -9764,8 +9413,6 @@
             <w:r>
               <w:rPr>
                 <w:rFonts w:eastAsia="Times New Roman" w:cs="Times New Roman"/>
-                <w:sz w:val="24"/>
-                <w:szCs w:val="24"/>
                 <w:lang w:eastAsia="ru-RU"/>
               </w:rPr>
               <w:br/>
@@ -9773,8 +9420,6 @@
             <w:r>
               <w:rPr>
                 <w:rFonts w:eastAsia="Times New Roman" w:cs="Times New Roman"/>
-                <w:sz w:val="24"/>
-                <w:szCs w:val="24"/>
                 <w:lang w:eastAsia="ru-RU"/>
               </w:rPr>
               <w:br/>
@@ -9800,16 +9445,12 @@
               <w:jc w:val="left"/>
               <w:rPr>
                 <w:rFonts w:eastAsia="Times New Roman" w:cs="Times New Roman"/>
-                <w:sz w:val="24"/>
-                <w:szCs w:val="24"/>
                 <w:lang w:eastAsia="ru-RU"/>
               </w:rPr>
             </w:pPr>
             <w:r>
               <w:rPr>
                 <w:rFonts w:eastAsia="Times New Roman" w:cs="Times New Roman"/>
-                <w:sz w:val="24"/>
-                <w:szCs w:val="24"/>
                 <w:lang w:eastAsia="ru-RU"/>
               </w:rPr>
               <w:t>Площадь загрязнения 7600 м², 93,4 т нефти, остановка 159 скважин на 4 суток. Экологический ущерб 17,9 млн руб.</w:t>
@@ -9838,16 +9479,12 @@
               <w:jc w:val="left"/>
               <w:rPr>
                 <w:rFonts w:eastAsia="Times New Roman" w:cs="Times New Roman"/>
-                <w:sz w:val="24"/>
-                <w:szCs w:val="24"/>
                 <w:lang w:eastAsia="ru-RU"/>
               </w:rPr>
             </w:pPr>
             <w:r>
               <w:rPr>
                 <w:rFonts w:eastAsia="Times New Roman" w:cs="Times New Roman"/>
-                <w:sz w:val="24"/>
-                <w:szCs w:val="24"/>
                 <w:lang w:eastAsia="ru-RU"/>
               </w:rPr>
               <w:t>15.02.2026, Нефтегорский район, Самарская область</w:t>
@@ -9871,16 +9508,12 @@
               <w:jc w:val="left"/>
               <w:rPr>
                 <w:rFonts w:eastAsia="Times New Roman" w:cs="Times New Roman"/>
-                <w:sz w:val="24"/>
-                <w:szCs w:val="24"/>
                 <w:lang w:eastAsia="ru-RU"/>
               </w:rPr>
             </w:pPr>
             <w:r>
               <w:rPr>
                 <w:rFonts w:eastAsia="Times New Roman" w:cs="Times New Roman"/>
-                <w:sz w:val="24"/>
-                <w:szCs w:val="24"/>
                 <w:lang w:eastAsia="ru-RU"/>
               </w:rPr>
               <w:t>Пожар на нефтяной скважине</w:t>
@@ -9904,29 +9537,15 @@
               <w:jc w:val="left"/>
               <w:rPr>
                 <w:rFonts w:eastAsia="Times New Roman" w:cs="Times New Roman"/>
-                <w:sz w:val="24"/>
-                <w:szCs w:val="24"/>
                 <w:lang w:eastAsia="ru-RU"/>
               </w:rPr>
             </w:pPr>
             <w:r>
               <w:rPr>
                 <w:rFonts w:eastAsia="Times New Roman" w:cs="Times New Roman"/>
-                <w:sz w:val="24"/>
-                <w:szCs w:val="24"/>
-                <w:lang w:eastAsia="ru-RU"/>
-              </w:rPr>
-              <w:t xml:space="preserve">При обслуживании скважины, </w:t>
-            </w:r>
-            <w:r>
-              <w:rPr>
-                <w:rFonts w:eastAsia="Times New Roman" w:cs="Times New Roman"/>
-                <w:sz w:val="24"/>
-                <w:szCs w:val="24"/>
-                <w:lang w:eastAsia="ru-RU"/>
-              </w:rPr>
-              <w:lastRenderedPageBreak/>
-              <w:t>находившейся на ремонте, загорелся подъёмный агрегат. Причина — разгерметизация оборудования</w:t>
+                <w:lang w:eastAsia="ru-RU"/>
+              </w:rPr>
+              <w:t>При обслуживании скважины, находившейся на ремонте, загорелся подъёмный агрегат. Причина — разгерметизация оборудования</w:t>
             </w:r>
           </w:p>
         </w:tc>
@@ -9947,19 +9566,14 @@
               <w:jc w:val="left"/>
               <w:rPr>
                 <w:rFonts w:eastAsia="Microsoft Sans Serif" w:cs="Times New Roman"/>
-                <w:sz w:val="24"/>
-                <w:szCs w:val="24"/>
                 <w:lang w:eastAsia="ru-RU" w:bidi="ru-RU"/>
               </w:rPr>
             </w:pPr>
             <w:r>
               <w:rPr>
                 <w:rFonts w:eastAsia="Times New Roman" w:cs="Times New Roman"/>
-                <w:sz w:val="24"/>
-                <w:szCs w:val="24"/>
-                <w:lang w:eastAsia="ru-RU"/>
-              </w:rPr>
-              <w:lastRenderedPageBreak/>
+                <w:lang w:eastAsia="ru-RU"/>
+              </w:rPr>
               <w:t>Площадь пожара — 20 кв. м. Ликвидирован за 50 минут</w:t>
             </w:r>
           </w:p>
@@ -9982,29 +9596,15 @@
               <w:jc w:val="left"/>
               <w:rPr>
                 <w:rFonts w:eastAsia="Microsoft Sans Serif" w:cs="Times New Roman"/>
-                <w:sz w:val="24"/>
-                <w:szCs w:val="24"/>
                 <w:lang w:eastAsia="ru-RU" w:bidi="ru-RU"/>
               </w:rPr>
             </w:pPr>
             <w:r>
               <w:rPr>
                 <w:rFonts w:eastAsia="Times New Roman" w:cs="Times New Roman"/>
-                <w:sz w:val="24"/>
-                <w:szCs w:val="24"/>
-                <w:lang w:eastAsia="ru-RU"/>
-              </w:rPr>
-              <w:t xml:space="preserve">4 человека госпитализированы, </w:t>
-            </w:r>
-            <w:r>
-              <w:rPr>
-                <w:rFonts w:eastAsia="Times New Roman" w:cs="Times New Roman"/>
-                <w:sz w:val="24"/>
-                <w:szCs w:val="24"/>
-                <w:lang w:eastAsia="ru-RU"/>
-              </w:rPr>
-              <w:lastRenderedPageBreak/>
-              <w:t>3 — в тяжёлом состоянии</w:t>
+                <w:lang w:eastAsia="ru-RU"/>
+              </w:rPr>
+              <w:t>4 человека госпитализированы, 3 — в тяжёлом состоянии</w:t>
             </w:r>
           </w:p>
         </w:tc>
@@ -10211,7 +9811,7 @@
           <w:noProof/>
           <w:lang w:val="x-none" w:eastAsia="ru-RU"/>
         </w:rPr>
-        <w:t>6</w:t>
+        <w:t>3</w:t>
       </w:r>
       <w:r>
         <w:rPr>
@@ -11291,7 +10891,6 @@
                 <w:rFonts w:eastAsia="Times New Roman" w:cs="Times New Roman"/>
                 <w:lang w:eastAsia="ru-RU"/>
               </w:rPr>
-              <w:lastRenderedPageBreak/>
               <w:t>2</w:t>
             </w:r>
           </w:p>
@@ -12828,9 +12427,521 @@
     </w:p>
     <w:p>
       <w:pPr>
-        <w:rPr>
-          <w:rFonts w:cs="Times New Roman"/>
-          <w:color w:val="auto"/>
+        <w:spacing w:after="0" w:line="360" w:lineRule="auto"/>
+        <w:ind w:firstLine="680"/>
+        <w:rPr>
+          <w:rFonts w:eastAsia="Times New Roman" w:cs="Times New Roman"/>
+          <w:sz w:val="24"/>
+          <w:szCs w:val="24"/>
+        </w:rPr>
+      </w:pPr>
+      <w:r>
+        <w:rPr>
+          <w:rFonts w:eastAsia="Times New Roman" w:cs="Times New Roman"/>
+        </w:rPr>
+        <w:t>Сведения об опасных веществах, которые обращаются на объекте, представлены в таблице ниже (Таблица 1).</w:t>
+      </w:r>
+    </w:p>
+    <w:p>
+      <w:pPr>
+        <w:keepNext/>
+        <w:spacing w:before="120" w:after="0" w:line="360" w:lineRule="auto"/>
+        <w:ind w:firstLine="680"/>
+        <w:jc w:val="left"/>
+        <w:rPr>
+          <w:rFonts w:eastAsia="Times New Roman" w:cs="Times New Roman"/>
+          <w:bCs/>
+          <w:sz w:val="24"/>
+          <w:szCs w:val="24"/>
+        </w:rPr>
+      </w:pPr>
+      <w:r>
+        <w:rPr>
+          <w:rFonts w:eastAsia="Times New Roman" w:cs="Times New Roman"/>
+          <w:bCs/>
+          <w:szCs w:val="18"/>
+        </w:rPr>
+        <w:lastRenderedPageBreak/>
+        <w:t xml:space="preserve">Таблица </w:t>
+      </w:r>
+      <w:bookmarkStart w:id="16" w:name="_Ref220679490"/>
+      <w:r>
+        <w:rPr>
+          <w:rFonts w:eastAsia="Times New Roman" w:cs="Times New Roman"/>
+          <w:bCs/>
+          <w:szCs w:val="18"/>
+          <w:lang w:val="en-US"/>
+        </w:rPr>
+        <w:fldChar w:fldCharType="begin"/>
+      </w:r>
+      <w:r>
+        <w:rPr>
+          <w:rFonts w:eastAsia="Times New Roman" w:cs="Times New Roman"/>
+          <w:bCs/>
+          <w:szCs w:val="18"/>
+        </w:rPr>
+        <w:instrText xml:space="preserve"> </w:instrText>
+      </w:r>
+      <w:r>
+        <w:rPr>
+          <w:rFonts w:eastAsia="Times New Roman" w:cs="Times New Roman"/>
+          <w:bCs/>
+          <w:szCs w:val="18"/>
+          <w:lang w:val="en-US"/>
+        </w:rPr>
+        <w:instrText>SEQ</w:instrText>
+      </w:r>
+      <w:r>
+        <w:rPr>
+          <w:rFonts w:eastAsia="Times New Roman" w:cs="Times New Roman"/>
+          <w:bCs/>
+          <w:szCs w:val="18"/>
+        </w:rPr>
+        <w:instrText xml:space="preserve"> Таблица \* </w:instrText>
+      </w:r>
+      <w:r>
+        <w:rPr>
+          <w:rFonts w:eastAsia="Times New Roman" w:cs="Times New Roman"/>
+          <w:bCs/>
+          <w:szCs w:val="18"/>
+          <w:lang w:val="en-US"/>
+        </w:rPr>
+        <w:instrText>ARABIC</w:instrText>
+      </w:r>
+      <w:r>
+        <w:rPr>
+          <w:rFonts w:eastAsia="Times New Roman" w:cs="Times New Roman"/>
+          <w:bCs/>
+          <w:szCs w:val="18"/>
+        </w:rPr>
+        <w:instrText xml:space="preserve"> </w:instrText>
+      </w:r>
+      <w:r>
+        <w:rPr>
+          <w:rFonts w:eastAsia="Times New Roman" w:cs="Times New Roman"/>
+          <w:bCs/>
+          <w:szCs w:val="18"/>
+          <w:lang w:val="en-US"/>
+        </w:rPr>
+        <w:fldChar w:fldCharType="separate"/>
+      </w:r>
+      <w:r>
+        <w:rPr>
+          <w:rFonts w:eastAsia="Times New Roman" w:cs="Times New Roman"/>
+          <w:bCs/>
+          <w:noProof/>
+          <w:szCs w:val="18"/>
+        </w:rPr>
+        <w:t>4</w:t>
+      </w:r>
+      <w:r>
+        <w:rPr>
+          <w:rFonts w:eastAsia="Times New Roman" w:cs="Times New Roman"/>
+          <w:bCs/>
+          <w:szCs w:val="18"/>
+          <w:lang w:val="en-US"/>
+        </w:rPr>
+        <w:fldChar w:fldCharType="end"/>
+      </w:r>
+      <w:bookmarkEnd w:id="16"/>
+      <w:r>
+        <w:rPr>
+          <w:rFonts w:eastAsia="Times New Roman" w:cs="Times New Roman"/>
+          <w:bCs/>
+          <w:szCs w:val="18"/>
+        </w:rPr>
+        <w:t xml:space="preserve"> – </w:t>
+      </w:r>
+      <w:r>
+        <w:rPr>
+          <w:rFonts w:eastAsia="Times New Roman" w:cs="Times New Roman"/>
+          <w:bCs/>
+          <w:szCs w:val="18"/>
+          <w:lang w:val="en-US"/>
+        </w:rPr>
+        <w:t>C</w:t>
+      </w:r>
+      <w:r>
+        <w:rPr>
+          <w:rFonts w:eastAsia="Times New Roman" w:cs="Times New Roman"/>
+          <w:bCs/>
+          <w:szCs w:val="18"/>
+        </w:rPr>
+        <w:t>ведения об опасных веществах</w:t>
+      </w:r>
+    </w:p>
+    <w:p>
+      <w:pPr>
+        <w:pStyle w:val="150"/>
+        <w:spacing w:after="0" w:line="360" w:lineRule="auto"/>
+        <w:ind w:firstLine="0"/>
+        <w:rPr>
+          <w:sz w:val="22"/>
+          <w:lang w:val="ru-RU"/>
+        </w:rPr>
+      </w:pPr>
+      <w:r>
+        <w:rPr>
+          <w:sz w:val="22"/>
+          <w:lang w:val="ru-RU"/>
+        </w:rPr>
+        <w:t>{{SUBSTANCES_SECTION}}</w:t>
+      </w:r>
+    </w:p>
+    <w:p>
+      <w:pPr>
+        <w:spacing w:after="0" w:line="360" w:lineRule="auto"/>
+        <w:ind w:firstLine="680"/>
+        <w:jc w:val="left"/>
+        <w:rPr>
+          <w:rFonts w:eastAsia="Times New Roman" w:cs="Times New Roman"/>
+          <w:sz w:val="24"/>
+          <w:szCs w:val="24"/>
+        </w:rPr>
+      </w:pPr>
+    </w:p>
+    <w:p>
+      <w:pPr>
+        <w:spacing w:after="0" w:line="360" w:lineRule="auto"/>
+        <w:ind w:firstLine="680"/>
+        <w:jc w:val="left"/>
+        <w:rPr>
+          <w:rFonts w:eastAsia="Times New Roman" w:cs="Times New Roman"/>
+          <w:sz w:val="24"/>
+          <w:szCs w:val="24"/>
+        </w:rPr>
+      </w:pPr>
+      <w:r>
+        <w:rPr>
+          <w:rFonts w:eastAsia="Times New Roman" w:cs="Times New Roman"/>
+          <w:szCs w:val="24"/>
+        </w:rPr>
+        <w:t>Источник информации:</w:t>
+      </w:r>
+    </w:p>
+    <w:p>
+      <w:pPr>
+        <w:spacing w:after="0" w:line="360" w:lineRule="auto"/>
+        <w:ind w:firstLine="680"/>
+        <w:jc w:val="left"/>
+        <w:rPr>
+          <w:rFonts w:eastAsia="Times New Roman" w:cs="Times New Roman"/>
+          <w:sz w:val="24"/>
+          <w:szCs w:val="24"/>
+        </w:rPr>
+      </w:pPr>
+      <w:proofErr w:type="spellStart"/>
+      <w:r>
+        <w:rPr>
+          <w:rFonts w:eastAsia="Times New Roman" w:cs="Times New Roman"/>
+          <w:szCs w:val="24"/>
+        </w:rPr>
+        <w:t>Воробьева</w:t>
+      </w:r>
+      <w:proofErr w:type="spellEnd"/>
+      <w:r>
+        <w:rPr>
+          <w:rFonts w:eastAsia="Times New Roman" w:cs="Times New Roman"/>
+          <w:szCs w:val="24"/>
+        </w:rPr>
+        <w:t xml:space="preserve"> Г. Я.</w:t>
+      </w:r>
+      <w:r>
+        <w:rPr>
+          <w:rFonts w:eastAsia="Times New Roman" w:cs="Times New Roman"/>
+          <w:szCs w:val="24"/>
+        </w:rPr>
+        <w:br/>
+      </w:r>
+      <w:r>
+        <w:rPr>
+          <w:rFonts w:eastAsia="Times New Roman" w:cs="Times New Roman"/>
+          <w:i/>
+          <w:iCs/>
+          <w:szCs w:val="24"/>
+        </w:rPr>
+        <w:t>Коррозионная стойкость материалов в агрессивных средах химических производств</w:t>
+      </w:r>
+      <w:r>
+        <w:rPr>
+          <w:rFonts w:eastAsia="Times New Roman" w:cs="Times New Roman"/>
+          <w:szCs w:val="24"/>
+        </w:rPr>
+        <w:t>. — М.: Химия, 1975.</w:t>
+      </w:r>
+    </w:p>
+    <w:p>
+      <w:pPr>
+        <w:spacing w:after="0" w:line="360" w:lineRule="auto"/>
+        <w:ind w:firstLine="680"/>
+        <w:jc w:val="left"/>
+        <w:rPr>
+          <w:rFonts w:eastAsia="Times New Roman" w:cs="Times New Roman"/>
+          <w:sz w:val="24"/>
+          <w:szCs w:val="24"/>
+        </w:rPr>
+      </w:pPr>
+      <w:r>
+        <w:rPr>
+          <w:rFonts w:eastAsia="Times New Roman" w:cs="Times New Roman"/>
+          <w:szCs w:val="24"/>
+        </w:rPr>
+        <w:t xml:space="preserve">Баратов А. М., </w:t>
+      </w:r>
+      <w:proofErr w:type="spellStart"/>
+      <w:r>
+        <w:rPr>
+          <w:rFonts w:eastAsia="Times New Roman" w:cs="Times New Roman"/>
+          <w:szCs w:val="24"/>
+        </w:rPr>
+        <w:t>Корольченко</w:t>
+      </w:r>
+      <w:proofErr w:type="spellEnd"/>
+      <w:r>
+        <w:rPr>
+          <w:rFonts w:eastAsia="Times New Roman" w:cs="Times New Roman"/>
+          <w:szCs w:val="24"/>
+        </w:rPr>
+        <w:t xml:space="preserve"> А. Я.</w:t>
+      </w:r>
+      <w:r>
+        <w:rPr>
+          <w:rFonts w:eastAsia="Times New Roman" w:cs="Times New Roman"/>
+          <w:szCs w:val="24"/>
+        </w:rPr>
+        <w:br/>
+      </w:r>
+      <w:proofErr w:type="spellStart"/>
+      <w:r>
+        <w:rPr>
+          <w:rFonts w:eastAsia="Times New Roman" w:cs="Times New Roman"/>
+          <w:i/>
+          <w:iCs/>
+          <w:szCs w:val="24"/>
+        </w:rPr>
+        <w:t>Пожаровзрывоопасность</w:t>
+      </w:r>
+      <w:proofErr w:type="spellEnd"/>
+      <w:r>
+        <w:rPr>
+          <w:rFonts w:eastAsia="Times New Roman" w:cs="Times New Roman"/>
+          <w:i/>
+          <w:iCs/>
+          <w:szCs w:val="24"/>
+        </w:rPr>
+        <w:t xml:space="preserve"> веществ и материалов и средства их тушения</w:t>
+      </w:r>
+      <w:r>
+        <w:rPr>
+          <w:rFonts w:eastAsia="Times New Roman" w:cs="Times New Roman"/>
+          <w:szCs w:val="24"/>
+        </w:rPr>
+        <w:t>: справочник: в 2 кн. — М.: Химия, 1990.</w:t>
+      </w:r>
+    </w:p>
+    <w:p>
+      <w:pPr>
+        <w:spacing w:after="0" w:line="360" w:lineRule="auto"/>
+        <w:ind w:firstLine="680"/>
+        <w:jc w:val="left"/>
+        <w:rPr>
+          <w:rFonts w:eastAsia="Times New Roman" w:cs="Times New Roman"/>
+          <w:sz w:val="24"/>
+          <w:szCs w:val="24"/>
+        </w:rPr>
+      </w:pPr>
+      <w:r>
+        <w:rPr>
+          <w:rFonts w:eastAsia="Times New Roman" w:cs="Times New Roman"/>
+          <w:szCs w:val="24"/>
+        </w:rPr>
+        <w:t>Лазарев Н. В.</w:t>
+      </w:r>
+      <w:r>
+        <w:rPr>
+          <w:rFonts w:eastAsia="Times New Roman" w:cs="Times New Roman"/>
+          <w:szCs w:val="24"/>
+        </w:rPr>
+        <w:br/>
+      </w:r>
+      <w:r>
+        <w:rPr>
+          <w:rFonts w:eastAsia="Times New Roman" w:cs="Times New Roman"/>
+          <w:i/>
+          <w:iCs/>
+          <w:szCs w:val="24"/>
+        </w:rPr>
+        <w:t xml:space="preserve">Вредные вещества в промышленности. В трёх томах. Справочник. Т. 1: Органические вещества / </w:t>
+      </w:r>
+      <w:r>
+        <w:rPr>
+          <w:rFonts w:eastAsia="Times New Roman" w:cs="Times New Roman"/>
+          <w:szCs w:val="24"/>
+        </w:rPr>
+        <w:t xml:space="preserve">под ред. Н. В. Лазарева, Э. Н. </w:t>
+      </w:r>
+      <w:proofErr w:type="spellStart"/>
+      <w:r>
+        <w:rPr>
+          <w:rFonts w:eastAsia="Times New Roman" w:cs="Times New Roman"/>
+          <w:szCs w:val="24"/>
+        </w:rPr>
+        <w:t>Левиной</w:t>
+      </w:r>
+      <w:proofErr w:type="spellEnd"/>
+      <w:r>
+        <w:rPr>
+          <w:rFonts w:eastAsia="Times New Roman" w:cs="Times New Roman"/>
+          <w:szCs w:val="24"/>
+        </w:rPr>
+        <w:t>. — Л.: Химия, 1976.</w:t>
+      </w:r>
+    </w:p>
+    <w:p>
+      <w:pPr>
+        <w:spacing w:after="0" w:line="360" w:lineRule="auto"/>
+        <w:ind w:firstLine="680"/>
+        <w:jc w:val="left"/>
+        <w:rPr>
+          <w:rFonts w:eastAsia="Times New Roman" w:cs="Times New Roman"/>
+          <w:sz w:val="24"/>
+          <w:szCs w:val="24"/>
+        </w:rPr>
+      </w:pPr>
+      <w:r>
+        <w:rPr>
+          <w:rFonts w:eastAsia="Times New Roman" w:cs="Times New Roman"/>
+          <w:szCs w:val="24"/>
+        </w:rPr>
+        <w:t>Земский Г. Т.</w:t>
+      </w:r>
+      <w:r>
+        <w:rPr>
+          <w:rFonts w:eastAsia="Times New Roman" w:cs="Times New Roman"/>
+          <w:szCs w:val="24"/>
+        </w:rPr>
+        <w:br/>
+      </w:r>
+      <w:r>
+        <w:rPr>
+          <w:rFonts w:eastAsia="Times New Roman" w:cs="Times New Roman"/>
+          <w:i/>
+          <w:iCs/>
+          <w:szCs w:val="24"/>
+        </w:rPr>
+        <w:t>Физико-химические и огнеопасные свойства органических химических соединений: справочник: в 2 кн.</w:t>
+      </w:r>
+      <w:r>
+        <w:rPr>
+          <w:rFonts w:eastAsia="Times New Roman" w:cs="Times New Roman"/>
+          <w:szCs w:val="24"/>
+        </w:rPr>
+        <w:t xml:space="preserve"> — М.: ВНИИПО МЧС России, 2009.</w:t>
+      </w:r>
+    </w:p>
+    <w:p>
+      <w:pPr>
+        <w:spacing w:after="0" w:line="360" w:lineRule="auto"/>
+        <w:ind w:firstLine="680"/>
+        <w:jc w:val="left"/>
+        <w:rPr>
+          <w:rFonts w:eastAsia="Times New Roman" w:cs="Times New Roman"/>
+          <w:sz w:val="24"/>
+          <w:szCs w:val="24"/>
+          <w:lang w:val="en-US"/>
+        </w:rPr>
+      </w:pPr>
+      <w:proofErr w:type="spellStart"/>
+      <w:r>
+        <w:rPr>
+          <w:rFonts w:eastAsia="Times New Roman" w:cs="Times New Roman"/>
+          <w:szCs w:val="24"/>
+          <w:lang w:val="en-US"/>
+        </w:rPr>
+        <w:t>Currano</w:t>
+      </w:r>
+      <w:proofErr w:type="spellEnd"/>
+      <w:r>
+        <w:rPr>
+          <w:rFonts w:eastAsia="Times New Roman" w:cs="Times New Roman"/>
+          <w:szCs w:val="24"/>
+          <w:lang w:val="en-US"/>
+        </w:rPr>
+        <w:t xml:space="preserve"> J. N., Roth D. L. (</w:t>
+      </w:r>
+      <w:proofErr w:type="spellStart"/>
+      <w:r>
+        <w:rPr>
+          <w:rFonts w:eastAsia="Times New Roman" w:cs="Times New Roman"/>
+          <w:szCs w:val="24"/>
+          <w:lang w:val="en-US"/>
+        </w:rPr>
+        <w:t>ред</w:t>
+      </w:r>
+      <w:proofErr w:type="spellEnd"/>
+      <w:r>
+        <w:rPr>
+          <w:rFonts w:eastAsia="Times New Roman" w:cs="Times New Roman"/>
+          <w:szCs w:val="24"/>
+          <w:lang w:val="en-US"/>
+        </w:rPr>
+        <w:t>.)</w:t>
+      </w:r>
+      <w:r>
+        <w:rPr>
+          <w:rFonts w:eastAsia="Times New Roman" w:cs="Times New Roman"/>
+          <w:szCs w:val="24"/>
+          <w:lang w:val="en-US"/>
+        </w:rPr>
+        <w:br/>
+      </w:r>
+      <w:r>
+        <w:rPr>
+          <w:rFonts w:eastAsia="Times New Roman" w:cs="Times New Roman"/>
+          <w:i/>
+          <w:iCs/>
+          <w:szCs w:val="24"/>
+          <w:lang w:val="en-US"/>
+        </w:rPr>
+        <w:t xml:space="preserve">The Merck Index: An </w:t>
+      </w:r>
+      <w:proofErr w:type="spellStart"/>
+      <w:r>
+        <w:rPr>
+          <w:rFonts w:eastAsia="Times New Roman" w:cs="Times New Roman"/>
+          <w:i/>
+          <w:iCs/>
+          <w:szCs w:val="24"/>
+          <w:lang w:val="en-US"/>
+        </w:rPr>
+        <w:t>Encyclopaedia</w:t>
+      </w:r>
+      <w:proofErr w:type="spellEnd"/>
+      <w:r>
+        <w:rPr>
+          <w:rFonts w:eastAsia="Times New Roman" w:cs="Times New Roman"/>
+          <w:i/>
+          <w:iCs/>
+          <w:szCs w:val="24"/>
+          <w:lang w:val="en-US"/>
+        </w:rPr>
+        <w:t xml:space="preserve"> of Chemicals, Drugs, and Biologicals</w:t>
+      </w:r>
+      <w:r>
+        <w:rPr>
+          <w:rFonts w:eastAsia="Times New Roman" w:cs="Times New Roman"/>
+          <w:szCs w:val="24"/>
+          <w:lang w:val="en-US"/>
+        </w:rPr>
+        <w:t xml:space="preserve"> (15th ed.). — Royal Society of Chemistry, 2013.</w:t>
+      </w:r>
+    </w:p>
+    <w:p>
+      <w:pPr>
+        <w:rPr>
+          <w:rFonts w:cs="Times New Roman"/>
+          <w:color w:val="auto"/>
+          <w:lang w:val="en-US"/>
         </w:rPr>
       </w:pPr>
     </w:p>
@@ -12843,15 +12954,14 @@
           <w:rFonts w:ascii="Times New Roman" w:hAnsi="Times New Roman" w:cs="Times New Roman"/>
         </w:rPr>
       </w:pPr>
-      <w:bookmarkStart w:id="16" w:name="_Toc242349187"/>
+      <w:bookmarkStart w:id="17" w:name="_Toc242349187"/>
       <w:r>
         <w:rPr>
           <w:rFonts w:ascii="Times New Roman" w:hAnsi="Times New Roman" w:cs="Times New Roman"/>
         </w:rPr>
-        <w:lastRenderedPageBreak/>
         <w:t>2.6. Результаты оценки риска аварии и связанной с ней угрозы</w:t>
       </w:r>
-      <w:bookmarkEnd w:id="16"/>
+      <w:bookmarkEnd w:id="17"/>
     </w:p>
     <w:p>
       <w:pPr>
@@ -12878,14 +12988,7 @@
           <w:rFonts w:cs="Times New Roman"/>
           <w:color w:val="auto"/>
         </w:rPr>
-        <w:t xml:space="preserve"> </w:t>
-      </w:r>
-      <w:r>
-        <w:rPr>
-          <w:rFonts w:cs="Times New Roman"/>
-          <w:color w:val="auto"/>
-        </w:rPr>
-        <w:t>выполнена по методикам:</w:t>
+        <w:t xml:space="preserve"> выполнена по методикам:</w:t>
       </w:r>
     </w:p>
     <w:p>
@@ -13038,172 +13141,6 @@
           <w:color w:val="auto"/>
         </w:rPr>
         <w:t>4) Количество погибших и пострадавших</w:t>
-      </w:r>
-    </w:p>
-    <w:p>
-      <w:pPr>
-        <w:rPr>
-          <w:rFonts w:cs="Times New Roman"/>
-          <w:color w:val="auto"/>
-        </w:rPr>
-      </w:pPr>
-      <w:r>
-        <w:rPr>
-          <w:rFonts w:cs="Times New Roman"/>
-          <w:color w:val="auto"/>
-        </w:rPr>
-        <w:t xml:space="preserve">Методика определения </w:t>
-      </w:r>
-      <w:proofErr w:type="spellStart"/>
-      <w:r>
-        <w:rPr>
-          <w:rFonts w:cs="Times New Roman"/>
-          <w:color w:val="auto"/>
-        </w:rPr>
-        <w:t>расчетных</w:t>
-      </w:r>
-      <w:proofErr w:type="spellEnd"/>
-      <w:r>
-        <w:rPr>
-          <w:rFonts w:cs="Times New Roman"/>
-          <w:color w:val="auto"/>
-        </w:rPr>
-        <w:t xml:space="preserve"> величин пожарного риска на производственных объектах. Утверждена приказом МЧС РФ от 26.06.2024 № 533, зарегистрировано в Минюсте от 17.08.2009 г. № 14541 (Приложение 4)</w:t>
-      </w:r>
-    </w:p>
-    <w:p>
-      <w:pPr>
-        <w:rPr>
-          <w:rFonts w:cs="Times New Roman"/>
-          <w:color w:val="auto"/>
-        </w:rPr>
-      </w:pPr>
-      <w:r>
-        <w:rPr>
-          <w:rFonts w:cs="Times New Roman"/>
-          <w:color w:val="auto"/>
-        </w:rPr>
-        <w:t>Приказ Федеральной службы по экологическому, технологическому и атомному надзору от 3 ноября 2022 г. N 387 "Об утверждении руководства по безопасности "Методические основы по проведению анализа опасностей и оценки риска аварий на опасных производственных объектах" (Приложение 5)</w:t>
-      </w:r>
-    </w:p>
-    <w:p>
-      <w:pPr>
-        <w:rPr>
-          <w:rFonts w:cs="Times New Roman"/>
-          <w:color w:val="auto"/>
-        </w:rPr>
-      </w:pPr>
-      <w:r>
-        <w:rPr>
-          <w:rFonts w:cs="Times New Roman"/>
-          <w:color w:val="auto"/>
-        </w:rPr>
-        <w:t>Руководство по безопасности «Методика анализа риска аварий на опасных производственных объектах нефтегазодобычи», утверждённого приказом Ростехнадзора от 10.01.2023 г. № 4</w:t>
-      </w:r>
-    </w:p>
-    <w:p>
-      <w:pPr>
-        <w:rPr>
-          <w:rFonts w:cs="Times New Roman"/>
-          <w:color w:val="auto"/>
-        </w:rPr>
-      </w:pPr>
-      <w:r>
-        <w:rPr>
-          <w:rFonts w:cs="Times New Roman"/>
-          <w:color w:val="auto"/>
-        </w:rPr>
-        <w:t>5) Определение основных показателей риска</w:t>
-      </w:r>
-    </w:p>
-    <w:p>
-      <w:pPr>
-        <w:rPr>
-          <w:rFonts w:cs="Times New Roman"/>
-          <w:color w:val="auto"/>
-        </w:rPr>
-      </w:pPr>
-      <w:r>
-        <w:rPr>
-          <w:rFonts w:cs="Times New Roman"/>
-          <w:color w:val="auto"/>
-        </w:rPr>
-        <w:t xml:space="preserve">Приказ Федеральной службы по экологическому, технологическому и атомному надзору от 3 ноября 2022 г. N 387 "Об утверждении руководства по безопасности "Методические основы по проведению анализа опасностей и оценки риска аварий на опасных производственных объектах" </w:t>
-      </w:r>
-    </w:p>
-    <w:p>
-      <w:pPr>
-        <w:rPr>
-          <w:rFonts w:cs="Times New Roman"/>
-          <w:color w:val="auto"/>
-        </w:rPr>
-      </w:pPr>
-      <w:r>
-        <w:rPr>
-          <w:rFonts w:cs="Times New Roman"/>
-          <w:color w:val="auto"/>
-        </w:rPr>
-        <w:t>Руководство по безопасности «Методика анализа риска аварий на опасных производственных объектах нефтегазодобычи», утверждённого приказом Ростехнадзора от 10.01.2023 г. № 4</w:t>
-      </w:r>
-    </w:p>
-    <w:p>
-      <w:pPr>
-        <w:rPr>
-          <w:rFonts w:cs="Times New Roman"/>
-          <w:color w:val="auto"/>
-        </w:rPr>
-      </w:pPr>
-      <w:r>
-        <w:rPr>
-          <w:rFonts w:cs="Times New Roman"/>
-          <w:color w:val="auto"/>
-        </w:rPr>
-        <w:t xml:space="preserve">6) Оценка количества опасных веществ, участвующих в аварии </w:t>
-      </w:r>
-    </w:p>
-    <w:p>
-      <w:pPr>
-        <w:rPr>
-          <w:rFonts w:cs="Times New Roman"/>
-          <w:color w:val="auto"/>
-        </w:rPr>
-      </w:pPr>
-      <w:r>
-        <w:rPr>
-          <w:rFonts w:cs="Times New Roman"/>
-          <w:color w:val="auto"/>
-        </w:rPr>
-        <w:t>Приказ Федеральной службы по экологическому, технологическому и атомному надзору от 02.11.2022 N 385 "Об утверждении Руководства по безопасности "Методика моделирования распространения аварийных выбросов опасных веществ".</w:t>
-      </w:r>
-    </w:p>
-    <w:p>
-      <w:pPr>
-        <w:rPr>
-          <w:rFonts w:cs="Times New Roman"/>
-          <w:color w:val="auto"/>
-        </w:rPr>
-      </w:pPr>
-      <w:bookmarkStart w:id="17" w:name="_Hlk209942075"/>
-      <w:r>
-        <w:rPr>
-          <w:rFonts w:cs="Times New Roman"/>
-          <w:color w:val="auto"/>
-        </w:rPr>
-        <w:t xml:space="preserve">7) </w:t>
-      </w:r>
-      <w:r>
-        <w:rPr>
-          <w:rFonts w:cs="Times New Roman"/>
-          <w:color w:val="auto"/>
-        </w:rPr>
-        <w:t>Пожар-вспышка</w:t>
-      </w:r>
-      <w:r>
-        <w:rPr>
-          <w:rFonts w:cs="Times New Roman"/>
-          <w:color w:val="auto"/>
-        </w:rPr>
-        <w:t>.</w:t>
       </w:r>
     </w:p>
     <w:p>
@@ -13235,6 +13172,172 @@
           <w:rFonts w:cs="Times New Roman"/>
           <w:color w:val="auto"/>
         </w:rPr>
+        <w:t xml:space="preserve"> величин пожарного риска на производственных объектах. Утверждена приказом МЧС РФ от 26.06.2024 № 533, зарегистрировано в Минюсте от 17.08.2009 г. № 14541 (Приложение 4)</w:t>
+      </w:r>
+    </w:p>
+    <w:p>
+      <w:pPr>
+        <w:rPr>
+          <w:rFonts w:cs="Times New Roman"/>
+          <w:color w:val="auto"/>
+        </w:rPr>
+      </w:pPr>
+      <w:r>
+        <w:rPr>
+          <w:rFonts w:cs="Times New Roman"/>
+          <w:color w:val="auto"/>
+        </w:rPr>
+        <w:t>Приказ Федеральной службы по экологическому, технологическому и атомному надзору от 3 ноября 2022 г. N 387 "Об утверждении руководства по безопасности "Методические основы по проведению анализа опасностей и оценки риска аварий на опасных производственных объектах" (Приложение 5)</w:t>
+      </w:r>
+    </w:p>
+    <w:p>
+      <w:pPr>
+        <w:rPr>
+          <w:rFonts w:cs="Times New Roman"/>
+          <w:color w:val="auto"/>
+        </w:rPr>
+      </w:pPr>
+      <w:r>
+        <w:rPr>
+          <w:rFonts w:cs="Times New Roman"/>
+          <w:color w:val="auto"/>
+        </w:rPr>
+        <w:t>Руководство по безопасности «Методика анализа риска аварий на опасных производственных объектах нефтегазодобычи», утверждённого приказом Ростехнадзора от 10.01.2023 г. № 4</w:t>
+      </w:r>
+    </w:p>
+    <w:p>
+      <w:pPr>
+        <w:rPr>
+          <w:rFonts w:cs="Times New Roman"/>
+          <w:color w:val="auto"/>
+        </w:rPr>
+      </w:pPr>
+      <w:r>
+        <w:rPr>
+          <w:rFonts w:cs="Times New Roman"/>
+          <w:color w:val="auto"/>
+        </w:rPr>
+        <w:t>5) Определение основных показателей риска</w:t>
+      </w:r>
+    </w:p>
+    <w:p>
+      <w:pPr>
+        <w:rPr>
+          <w:rFonts w:cs="Times New Roman"/>
+          <w:color w:val="auto"/>
+        </w:rPr>
+      </w:pPr>
+      <w:r>
+        <w:rPr>
+          <w:rFonts w:cs="Times New Roman"/>
+          <w:color w:val="auto"/>
+        </w:rPr>
+        <w:t xml:space="preserve">Приказ Федеральной службы по экологическому, технологическому и атомному надзору от 3 ноября 2022 г. N 387 "Об утверждении руководства по безопасности "Методические основы по проведению анализа опасностей и оценки риска аварий на опасных производственных объектах" </w:t>
+      </w:r>
+    </w:p>
+    <w:p>
+      <w:pPr>
+        <w:rPr>
+          <w:rFonts w:cs="Times New Roman"/>
+          <w:color w:val="auto"/>
+        </w:rPr>
+      </w:pPr>
+      <w:r>
+        <w:rPr>
+          <w:rFonts w:cs="Times New Roman"/>
+          <w:color w:val="auto"/>
+        </w:rPr>
+        <w:t>Руководство по безопасности «Методика анализа риска аварий на опасных производственных объектах нефтегазодобычи», утверждённого приказом Ростехнадзора от 10.01.2023 г. № 4</w:t>
+      </w:r>
+    </w:p>
+    <w:p>
+      <w:pPr>
+        <w:rPr>
+          <w:rFonts w:cs="Times New Roman"/>
+          <w:color w:val="auto"/>
+        </w:rPr>
+      </w:pPr>
+      <w:r>
+        <w:rPr>
+          <w:rFonts w:cs="Times New Roman"/>
+          <w:color w:val="auto"/>
+        </w:rPr>
+        <w:t xml:space="preserve">6) Оценка количества опасных веществ, участвующих в аварии </w:t>
+      </w:r>
+    </w:p>
+    <w:p>
+      <w:pPr>
+        <w:rPr>
+          <w:rFonts w:cs="Times New Roman"/>
+          <w:color w:val="auto"/>
+        </w:rPr>
+      </w:pPr>
+      <w:r>
+        <w:rPr>
+          <w:rFonts w:cs="Times New Roman"/>
+          <w:color w:val="auto"/>
+        </w:rPr>
+        <w:t>Приказ Федеральной службы по экологическому, технологическому и атомному надзору от 02.11.2022 N 385 "Об утверждении Руководства по безопасности "Методика моделирования распространения аварийных выбросов опасных веществ".</w:t>
+      </w:r>
+    </w:p>
+    <w:p>
+      <w:pPr>
+        <w:rPr>
+          <w:rFonts w:cs="Times New Roman"/>
+          <w:color w:val="auto"/>
+        </w:rPr>
+      </w:pPr>
+      <w:bookmarkStart w:id="18" w:name="_Hlk209942075"/>
+      <w:r>
+        <w:rPr>
+          <w:rFonts w:cs="Times New Roman"/>
+          <w:color w:val="auto"/>
+        </w:rPr>
+        <w:t xml:space="preserve">7) </w:t>
+      </w:r>
+      <w:r>
+        <w:rPr>
+          <w:rFonts w:cs="Times New Roman"/>
+          <w:color w:val="auto"/>
+        </w:rPr>
+        <w:t>Пожар-вспышка</w:t>
+      </w:r>
+      <w:r>
+        <w:rPr>
+          <w:rFonts w:cs="Times New Roman"/>
+          <w:color w:val="auto"/>
+        </w:rPr>
+        <w:t>.</w:t>
+      </w:r>
+    </w:p>
+    <w:p>
+      <w:pPr>
+        <w:rPr>
+          <w:rFonts w:cs="Times New Roman"/>
+          <w:color w:val="auto"/>
+        </w:rPr>
+      </w:pPr>
+      <w:r>
+        <w:rPr>
+          <w:rFonts w:cs="Times New Roman"/>
+          <w:color w:val="auto"/>
+        </w:rPr>
+        <w:t xml:space="preserve">Методика определения </w:t>
+      </w:r>
+      <w:proofErr w:type="spellStart"/>
+      <w:r>
+        <w:rPr>
+          <w:rFonts w:cs="Times New Roman"/>
+          <w:color w:val="auto"/>
+        </w:rPr>
+        <w:t>расчетных</w:t>
+      </w:r>
+      <w:proofErr w:type="spellEnd"/>
+      <w:r>
+        <w:rPr>
+          <w:rFonts w:cs="Times New Roman"/>
+          <w:color w:val="auto"/>
+        </w:rPr>
         <w:t xml:space="preserve"> величин пожарного риска на производственных объектах. Утверждена приказом МЧС РФ от 26 июня 2024 г. № 533 (Приложение 3. Раздел IV)</w:t>
       </w:r>
     </w:p>
@@ -13254,15 +13357,15 @@
           <w:rFonts w:ascii="Times New Roman" w:hAnsi="Times New Roman" w:cs="Times New Roman"/>
         </w:rPr>
       </w:pPr>
-      <w:bookmarkStart w:id="18" w:name="_Toc242349188"/>
-      <w:bookmarkEnd w:id="17"/>
+      <w:bookmarkStart w:id="19" w:name="_Toc242349188"/>
+      <w:bookmarkEnd w:id="18"/>
       <w:r>
         <w:rPr>
           <w:rFonts w:ascii="Times New Roman" w:hAnsi="Times New Roman" w:cs="Times New Roman"/>
         </w:rPr>
         <w:t>2.6.1. Количества опасных веществ, участвующих в аварии</w:t>
       </w:r>
-      <w:bookmarkEnd w:id="18"/>
+      <w:bookmarkEnd w:id="19"/>
     </w:p>
     <w:p>
       <w:pPr>
@@ -13310,7 +13413,7 @@
           <w:rFonts w:cs="Times New Roman"/>
           <w:color w:val="auto"/>
         </w:rPr>
-        <w:t>6</w:t>
+        <w:t>5</w:t>
       </w:r>
       <w:r>
         <w:rPr>
@@ -13349,7 +13452,7 @@
         </w:rPr>
         <w:t xml:space="preserve">Таблица </w:t>
       </w:r>
-      <w:bookmarkStart w:id="19" w:name="_Ref220853537"/>
+      <w:bookmarkStart w:id="20" w:name="_Ref220853537"/>
       <w:r>
         <w:rPr>
           <w:rFonts w:cs="Times New Roman"/>
@@ -13374,9 +13477,10 @@
       <w:r>
         <w:rPr>
           <w:rFonts w:cs="Times New Roman"/>
-          <w:color w:val="auto"/>
-        </w:rPr>
-        <w:t>6</w:t>
+          <w:noProof/>
+          <w:color w:val="auto"/>
+        </w:rPr>
+        <w:t>5</w:t>
       </w:r>
       <w:r>
         <w:rPr>
@@ -13385,7 +13489,7 @@
         </w:rPr>
         <w:fldChar w:fldCharType="end"/>
       </w:r>
-      <w:bookmarkEnd w:id="19"/>
+      <w:bookmarkEnd w:id="20"/>
       <w:r>
         <w:rPr>
           <w:rFonts w:cs="Times New Roman"/>
@@ -13396,15 +13500,18 @@
     </w:p>
     <w:p>
       <w:pPr>
-        <w:rPr>
-          <w:rFonts w:cs="Times New Roman"/>
-          <w:color w:val="auto"/>
-        </w:rPr>
-      </w:pPr>
-      <w:r>
-        <w:rPr>
-          <w:rFonts w:cs="Times New Roman"/>
-          <w:color w:val="auto"/>
+        <w:pStyle w:val="150"/>
+        <w:spacing w:after="0" w:line="360" w:lineRule="auto"/>
+        <w:ind w:firstLine="0"/>
+        <w:rPr>
+          <w:sz w:val="22"/>
+          <w:lang w:val="ru-RU"/>
+        </w:rPr>
+      </w:pPr>
+      <w:r>
+        <w:rPr>
+          <w:sz w:val="22"/>
+          <w:lang w:val="ru-RU"/>
         </w:rPr>
         <w:t>{{OV_AMOUNT_SECTION}}</w:t>
       </w:r>
@@ -13425,14 +13532,14 @@
           <w:rFonts w:ascii="Times New Roman" w:hAnsi="Times New Roman" w:cs="Times New Roman"/>
         </w:rPr>
       </w:pPr>
-      <w:bookmarkStart w:id="20" w:name="_Toc242349189"/>
+      <w:bookmarkStart w:id="21" w:name="_Toc242349189"/>
       <w:r>
         <w:rPr>
           <w:rFonts w:ascii="Times New Roman" w:hAnsi="Times New Roman" w:cs="Times New Roman"/>
         </w:rPr>
         <w:t>2.6.2. Последствия аварий и зоны действия поражающих факторов</w:t>
       </w:r>
-      <w:bookmarkEnd w:id="20"/>
+      <w:bookmarkEnd w:id="21"/>
     </w:p>
     <w:p>
       <w:pPr>
@@ -13476,12 +13583,6 @@
           <w:rFonts w:cs="Times New Roman"/>
           <w:color w:val="auto"/>
         </w:rPr>
-      </w:r>
-      <w:r>
-        <w:rPr>
-          <w:rFonts w:cs="Times New Roman"/>
-          <w:color w:val="auto"/>
-        </w:rPr>
         <w:instrText xml:space="preserve"> \* MERGEFORMAT </w:instrText>
       </w:r>
       <w:r>
@@ -13489,6 +13590,12 @@
           <w:rFonts w:cs="Times New Roman"/>
           <w:color w:val="auto"/>
         </w:rPr>
+      </w:r>
+      <w:r>
+        <w:rPr>
+          <w:rFonts w:cs="Times New Roman"/>
+          <w:color w:val="auto"/>
+        </w:rPr>
         <w:fldChar w:fldCharType="separate"/>
       </w:r>
       <w:r>
@@ -13496,7 +13603,7 @@
           <w:rFonts w:cs="Times New Roman"/>
           <w:color w:val="auto"/>
         </w:rPr>
-        <w:t>7</w:t>
+        <w:t>6</w:t>
       </w:r>
       <w:r>
         <w:rPr>
@@ -13550,7 +13657,7 @@
         </w:rPr>
         <w:t xml:space="preserve">Таблица </w:t>
       </w:r>
-      <w:bookmarkStart w:id="21" w:name="_Ref220854008"/>
+      <w:bookmarkStart w:id="22" w:name="_Ref220854008"/>
       <w:r>
         <w:rPr>
           <w:rFonts w:cs="Times New Roman"/>
@@ -13575,9 +13682,10 @@
       <w:r>
         <w:rPr>
           <w:rFonts w:cs="Times New Roman"/>
-          <w:color w:val="auto"/>
-        </w:rPr>
-        <w:t>7</w:t>
+          <w:noProof/>
+          <w:color w:val="auto"/>
+        </w:rPr>
+        <w:t>6</w:t>
       </w:r>
       <w:r>
         <w:rPr>
@@ -13586,7 +13694,7 @@
         </w:rPr>
         <w:fldChar w:fldCharType="end"/>
       </w:r>
-      <w:bookmarkEnd w:id="21"/>
+      <w:bookmarkEnd w:id="22"/>
       <w:r>
         <w:rPr>
           <w:rFonts w:cs="Times New Roman"/>
@@ -13613,9 +13721,52 @@
     </w:p>
     <w:p>
       <w:pPr>
-        <w:rPr>
-          <w:rFonts w:cs="Times New Roman"/>
-          <w:color w:val="auto"/>
+        <w:pStyle w:val="150"/>
+        <w:spacing w:after="0" w:line="360" w:lineRule="auto"/>
+        <w:ind w:firstLine="0"/>
+        <w:rPr>
+          <w:sz w:val="22"/>
+          <w:lang w:val="ru-RU"/>
+        </w:rPr>
+      </w:pPr>
+      <w:r>
+        <w:rPr>
+          <w:sz w:val="22"/>
+          <w:lang w:val="ru-RU"/>
+        </w:rPr>
+        <w:t>{{IMPACT_ZONES_SECTION}}</w:t>
+      </w:r>
+    </w:p>
+    <w:p>
+      <w:pPr>
+        <w:pStyle w:val="150"/>
+        <w:spacing w:after="0" w:line="360" w:lineRule="auto"/>
+        <w:ind w:firstLine="0"/>
+        <w:rPr>
+          <w:sz w:val="22"/>
+          <w:lang w:val="ru-RU"/>
+        </w:rPr>
+      </w:pPr>
+    </w:p>
+    <w:p>
+      <w:pPr>
+        <w:pStyle w:val="150"/>
+        <w:spacing w:after="0" w:line="360" w:lineRule="auto"/>
+        <w:ind w:firstLine="0"/>
+        <w:rPr>
+          <w:sz w:val="22"/>
+          <w:lang w:val="ru-RU"/>
+        </w:rPr>
+      </w:pPr>
+    </w:p>
+    <w:p>
+      <w:pPr>
+        <w:pStyle w:val="150"/>
+        <w:spacing w:after="0" w:line="360" w:lineRule="auto"/>
+        <w:ind w:firstLine="0"/>
+        <w:rPr>
+          <w:sz w:val="22"/>
+          <w:lang w:val="ru-RU"/>
         </w:rPr>
         <w:sectPr>
           <w:pgSz w:w="23811" w:h="16838" w:orient="landscape" w:code="8"/>
@@ -13625,13 +13776,6 @@
           <w:docGrid w:linePitch="360"/>
         </w:sectPr>
       </w:pPr>
-      <w:r>
-        <w:rPr>
-          <w:rFonts w:cs="Times New Roman"/>
-          <w:color w:val="auto"/>
-        </w:rPr>
-        <w:t>{{IMPACT_ZONES_SECTION}}</w:t>
-      </w:r>
     </w:p>
     <w:p>
       <w:pPr>
@@ -13667,12 +13811,6 @@
           <w:rFonts w:cs="Times New Roman"/>
           <w:color w:val="auto"/>
         </w:rPr>
-      </w:r>
-      <w:r>
-        <w:rPr>
-          <w:rFonts w:cs="Times New Roman"/>
-          <w:color w:val="auto"/>
-        </w:rPr>
         <w:instrText xml:space="preserve"> \* MERGEFORMAT </w:instrText>
       </w:r>
       <w:r>
@@ -13680,6 +13818,12 @@
           <w:rFonts w:cs="Times New Roman"/>
           <w:color w:val="auto"/>
         </w:rPr>
+      </w:r>
+      <w:r>
+        <w:rPr>
+          <w:rFonts w:cs="Times New Roman"/>
+          <w:color w:val="auto"/>
+        </w:rPr>
         <w:fldChar w:fldCharType="separate"/>
       </w:r>
       <w:r>
@@ -13687,190 +13831,194 @@
           <w:rFonts w:cs="Times New Roman"/>
           <w:color w:val="auto"/>
         </w:rPr>
+        <w:t>7</w:t>
+      </w:r>
+      <w:r>
+        <w:rPr>
+          <w:rFonts w:cs="Times New Roman"/>
+          <w:color w:val="auto"/>
+        </w:rPr>
+        <w:fldChar w:fldCharType="end"/>
+      </w:r>
+      <w:r>
+        <w:rPr>
+          <w:rFonts w:cs="Times New Roman"/>
+          <w:color w:val="auto"/>
+        </w:rPr>
+        <w:t>)</w:t>
+      </w:r>
+    </w:p>
+    <w:p>
+      <w:pPr>
+        <w:rPr>
+          <w:rFonts w:cs="Times New Roman"/>
+          <w:color w:val="auto"/>
+        </w:rPr>
+      </w:pPr>
+    </w:p>
+    <w:p>
+      <w:pPr>
+        <w:rPr>
+          <w:rFonts w:cs="Times New Roman"/>
+          <w:color w:val="auto"/>
+        </w:rPr>
+      </w:pPr>
+      <w:r>
+        <w:rPr>
+          <w:rFonts w:cs="Times New Roman"/>
+          <w:color w:val="auto"/>
+        </w:rPr>
+        <w:t xml:space="preserve">Таблица </w:t>
+      </w:r>
+      <w:bookmarkStart w:id="23" w:name="_Ref220855943"/>
+      <w:r>
+        <w:rPr>
+          <w:rFonts w:cs="Times New Roman"/>
+          <w:color w:val="auto"/>
+        </w:rPr>
+        <w:fldChar w:fldCharType="begin"/>
+      </w:r>
+      <w:r>
+        <w:rPr>
+          <w:rFonts w:cs="Times New Roman"/>
+          <w:color w:val="auto"/>
+        </w:rPr>
+        <w:instrText xml:space="preserve"> SEQ Таблица \* ARABIC </w:instrText>
+      </w:r>
+      <w:r>
+        <w:rPr>
+          <w:rFonts w:cs="Times New Roman"/>
+          <w:color w:val="auto"/>
+        </w:rPr>
+        <w:fldChar w:fldCharType="separate"/>
+      </w:r>
+      <w:r>
+        <w:rPr>
+          <w:rFonts w:cs="Times New Roman"/>
+          <w:noProof/>
+          <w:color w:val="auto"/>
+        </w:rPr>
+        <w:t>7</w:t>
+      </w:r>
+      <w:r>
+        <w:rPr>
+          <w:rFonts w:cs="Times New Roman"/>
+          <w:color w:val="auto"/>
+        </w:rPr>
+        <w:fldChar w:fldCharType="end"/>
+      </w:r>
+      <w:bookmarkEnd w:id="23"/>
+      <w:r>
+        <w:rPr>
+          <w:rFonts w:cs="Times New Roman"/>
+          <w:color w:val="auto"/>
+        </w:rPr>
+        <w:t xml:space="preserve"> – Оценка возможного числа потерпевших, в том числе погибших, среди работников декларируемого объекта</w:t>
+      </w:r>
+    </w:p>
+    <w:p>
+      <w:pPr>
+        <w:pStyle w:val="150"/>
+        <w:spacing w:after="0" w:line="360" w:lineRule="auto"/>
+        <w:ind w:firstLine="0"/>
+        <w:rPr>
+          <w:sz w:val="22"/>
+          <w:lang w:val="ru-RU"/>
+        </w:rPr>
+      </w:pPr>
+      <w:r>
+        <w:rPr>
+          <w:sz w:val="22"/>
+          <w:lang w:val="ru-RU"/>
+        </w:rPr>
+        <w:t>{{CASUALTIES_SECTION}}</w:t>
+      </w:r>
+    </w:p>
+    <w:p>
+      <w:pPr>
+        <w:rPr>
+          <w:rFonts w:cs="Times New Roman"/>
+          <w:color w:val="auto"/>
+        </w:rPr>
+      </w:pPr>
+    </w:p>
+    <w:p>
+      <w:pPr>
+        <w:rPr>
+          <w:rFonts w:cs="Times New Roman"/>
+          <w:color w:val="auto"/>
+        </w:rPr>
+      </w:pPr>
+      <w:r>
+        <w:rPr>
+          <w:rFonts w:cs="Times New Roman"/>
+          <w:color w:val="auto"/>
+        </w:rPr>
+        <w:t>Потерпевшие, в том числе погибшие, среди работников иных физических лиц не прогнозируются.</w:t>
+      </w:r>
+    </w:p>
+    <w:p>
+      <w:pPr>
+        <w:rPr>
+          <w:rFonts w:cs="Times New Roman"/>
+          <w:color w:val="auto"/>
+        </w:rPr>
+      </w:pPr>
+    </w:p>
+    <w:p>
+      <w:pPr>
+        <w:rPr>
+          <w:rFonts w:cs="Times New Roman"/>
+          <w:color w:val="auto"/>
+        </w:rPr>
+      </w:pPr>
+      <w:r>
+        <w:rPr>
+          <w:rFonts w:cs="Times New Roman"/>
+          <w:color w:val="auto"/>
+        </w:rPr>
+        <w:t xml:space="preserve">Оценка возможного ущерба имуществу юридическим и физическим лицам и вреда окружающей среде (экологический ущерб), представлена в таблице ниже (Таблица </w:t>
+      </w:r>
+      <w:r>
+        <w:rPr>
+          <w:rFonts w:cs="Times New Roman"/>
+          <w:color w:val="auto"/>
+        </w:rPr>
+        <w:fldChar w:fldCharType="begin"/>
+      </w:r>
+      <w:r>
+        <w:rPr>
+          <w:rFonts w:cs="Times New Roman"/>
+          <w:color w:val="auto"/>
+        </w:rPr>
+        <w:instrText xml:space="preserve"> REF _Ref220858609 \h </w:instrText>
+      </w:r>
+      <w:r>
+        <w:rPr>
+          <w:rFonts w:cs="Times New Roman"/>
+          <w:color w:val="auto"/>
+        </w:rPr>
+        <w:instrText xml:space="preserve"> \* MERGEFORMAT </w:instrText>
+      </w:r>
+      <w:r>
+        <w:rPr>
+          <w:rFonts w:cs="Times New Roman"/>
+          <w:color w:val="auto"/>
+        </w:rPr>
+      </w:r>
+      <w:r>
+        <w:rPr>
+          <w:rFonts w:cs="Times New Roman"/>
+          <w:color w:val="auto"/>
+        </w:rPr>
+        <w:fldChar w:fldCharType="separate"/>
+      </w:r>
+      <w:r>
+        <w:rPr>
+          <w:rFonts w:cs="Times New Roman"/>
+          <w:color w:val="auto"/>
+        </w:rPr>
         <w:t>8</w:t>
-      </w:r>
-      <w:r>
-        <w:rPr>
-          <w:rFonts w:cs="Times New Roman"/>
-          <w:color w:val="auto"/>
-        </w:rPr>
-        <w:fldChar w:fldCharType="end"/>
-      </w:r>
-      <w:r>
-        <w:rPr>
-          <w:rFonts w:cs="Times New Roman"/>
-          <w:color w:val="auto"/>
-        </w:rPr>
-        <w:t>)</w:t>
-      </w:r>
-    </w:p>
-    <w:p>
-      <w:pPr>
-        <w:rPr>
-          <w:rFonts w:cs="Times New Roman"/>
-          <w:color w:val="auto"/>
-        </w:rPr>
-      </w:pPr>
-    </w:p>
-    <w:p>
-      <w:pPr>
-        <w:rPr>
-          <w:rFonts w:cs="Times New Roman"/>
-          <w:color w:val="auto"/>
-        </w:rPr>
-      </w:pPr>
-      <w:r>
-        <w:rPr>
-          <w:rFonts w:cs="Times New Roman"/>
-          <w:color w:val="auto"/>
-        </w:rPr>
-        <w:t xml:space="preserve">Таблица </w:t>
-      </w:r>
-      <w:bookmarkStart w:id="22" w:name="_Ref220855943"/>
-      <w:r>
-        <w:rPr>
-          <w:rFonts w:cs="Times New Roman"/>
-          <w:color w:val="auto"/>
-        </w:rPr>
-        <w:fldChar w:fldCharType="begin"/>
-      </w:r>
-      <w:r>
-        <w:rPr>
-          <w:rFonts w:cs="Times New Roman"/>
-          <w:color w:val="auto"/>
-        </w:rPr>
-        <w:instrText xml:space="preserve"> SEQ Таблица \* ARABIC </w:instrText>
-      </w:r>
-      <w:r>
-        <w:rPr>
-          <w:rFonts w:cs="Times New Roman"/>
-          <w:color w:val="auto"/>
-        </w:rPr>
-        <w:fldChar w:fldCharType="separate"/>
-      </w:r>
-      <w:r>
-        <w:rPr>
-          <w:rFonts w:cs="Times New Roman"/>
-          <w:color w:val="auto"/>
-        </w:rPr>
-        <w:t>8</w:t>
-      </w:r>
-      <w:r>
-        <w:rPr>
-          <w:rFonts w:cs="Times New Roman"/>
-          <w:color w:val="auto"/>
-        </w:rPr>
-        <w:fldChar w:fldCharType="end"/>
-      </w:r>
-      <w:bookmarkEnd w:id="22"/>
-      <w:r>
-        <w:rPr>
-          <w:rFonts w:cs="Times New Roman"/>
-          <w:color w:val="auto"/>
-        </w:rPr>
-        <w:t xml:space="preserve"> – Оценка возможного числа потерпевших, в том числе погибших, среди работников декларируемого объекта</w:t>
-      </w:r>
-    </w:p>
-    <w:p>
-      <w:pPr>
-        <w:rPr>
-          <w:rFonts w:cs="Times New Roman"/>
-          <w:color w:val="auto"/>
-        </w:rPr>
-      </w:pPr>
-      <w:r>
-        <w:rPr>
-          <w:rFonts w:cs="Times New Roman"/>
-          <w:color w:val="auto"/>
-        </w:rPr>
-        <w:t>{{CASUALTIES_SECTION}}</w:t>
-      </w:r>
-    </w:p>
-    <w:p>
-      <w:pPr>
-        <w:rPr>
-          <w:rFonts w:cs="Times New Roman"/>
-          <w:color w:val="auto"/>
-        </w:rPr>
-      </w:pPr>
-    </w:p>
-    <w:p>
-      <w:pPr>
-        <w:rPr>
-          <w:rFonts w:cs="Times New Roman"/>
-          <w:color w:val="auto"/>
-        </w:rPr>
-      </w:pPr>
-      <w:r>
-        <w:rPr>
-          <w:rFonts w:cs="Times New Roman"/>
-          <w:color w:val="auto"/>
-        </w:rPr>
-        <w:t>Потерпевшие, в том числе погибшие, среди работников иных физических лиц не прогнозируются.</w:t>
-      </w:r>
-    </w:p>
-    <w:p>
-      <w:pPr>
-        <w:rPr>
-          <w:rFonts w:cs="Times New Roman"/>
-          <w:color w:val="auto"/>
-        </w:rPr>
-      </w:pPr>
-    </w:p>
-    <w:p>
-      <w:pPr>
-        <w:rPr>
-          <w:rFonts w:cs="Times New Roman"/>
-          <w:color w:val="auto"/>
-        </w:rPr>
-      </w:pPr>
-      <w:r>
-        <w:rPr>
-          <w:rFonts w:cs="Times New Roman"/>
-          <w:color w:val="auto"/>
-        </w:rPr>
-        <w:t xml:space="preserve">Оценка возможного ущерба имуществу юридическим и физическим лицам и вреда окружающей среде (экологический ущерб), представлена в таблице ниже (Таблица </w:t>
-      </w:r>
-      <w:r>
-        <w:rPr>
-          <w:rFonts w:cs="Times New Roman"/>
-          <w:color w:val="auto"/>
-        </w:rPr>
-        <w:fldChar w:fldCharType="begin"/>
-      </w:r>
-      <w:r>
-        <w:rPr>
-          <w:rFonts w:cs="Times New Roman"/>
-          <w:color w:val="auto"/>
-        </w:rPr>
-        <w:instrText xml:space="preserve"> REF _Ref220858609 \h </w:instrText>
-      </w:r>
-      <w:r>
-        <w:rPr>
-          <w:rFonts w:cs="Times New Roman"/>
-          <w:color w:val="auto"/>
-        </w:rPr>
-      </w:r>
-      <w:r>
-        <w:rPr>
-          <w:rFonts w:cs="Times New Roman"/>
-          <w:color w:val="auto"/>
-        </w:rPr>
-        <w:instrText xml:space="preserve"> \* MERGEFORMAT </w:instrText>
-      </w:r>
-      <w:r>
-        <w:rPr>
-          <w:rFonts w:cs="Times New Roman"/>
-          <w:color w:val="auto"/>
-        </w:rPr>
-        <w:fldChar w:fldCharType="separate"/>
-      </w:r>
-      <w:r>
-        <w:rPr>
-          <w:rFonts w:cs="Times New Roman"/>
-          <w:color w:val="auto"/>
-        </w:rPr>
-        <w:t>9</w:t>
       </w:r>
       <w:r>
         <w:rPr>
@@ -13924,7 +14072,7 @@
         </w:rPr>
         <w:t xml:space="preserve">Таблица </w:t>
       </w:r>
-      <w:bookmarkStart w:id="23" w:name="_Ref220858609"/>
+      <w:bookmarkStart w:id="24" w:name="_Ref220858609"/>
       <w:r>
         <w:rPr>
           <w:rFonts w:cs="Times New Roman"/>
@@ -13949,9 +14097,10 @@
       <w:r>
         <w:rPr>
           <w:rFonts w:cs="Times New Roman"/>
-          <w:color w:val="auto"/>
-        </w:rPr>
-        <w:t>9</w:t>
+          <w:noProof/>
+          <w:color w:val="auto"/>
+        </w:rPr>
+        <w:t>8</w:t>
       </w:r>
       <w:r>
         <w:rPr>
@@ -13960,7 +14109,7 @@
         </w:rPr>
         <w:fldChar w:fldCharType="end"/>
       </w:r>
-      <w:bookmarkEnd w:id="23"/>
+      <w:bookmarkEnd w:id="24"/>
       <w:r>
         <w:rPr>
           <w:rFonts w:cs="Times New Roman"/>
@@ -13987,24 +14136,52 @@
     </w:p>
     <w:p>
       <w:pPr>
-        <w:rPr>
-          <w:rFonts w:cs="Times New Roman"/>
-          <w:color w:val="auto"/>
-        </w:rPr>
-      </w:pPr>
-      <w:r>
-        <w:rPr>
-          <w:rFonts w:cs="Times New Roman"/>
-          <w:color w:val="auto"/>
+        <w:pStyle w:val="150"/>
+        <w:spacing w:after="0" w:line="360" w:lineRule="auto"/>
+        <w:ind w:firstLine="0"/>
+        <w:rPr>
+          <w:sz w:val="22"/>
+          <w:lang w:val="ru-RU"/>
+        </w:rPr>
+      </w:pPr>
+      <w:r>
+        <w:rPr>
+          <w:sz w:val="22"/>
+          <w:lang w:val="ru-RU"/>
         </w:rPr>
         <w:t>{{DAMAGE_SECTION}}</w:t>
       </w:r>
     </w:p>
     <w:p>
       <w:pPr>
-        <w:rPr>
-          <w:rFonts w:cs="Times New Roman"/>
-          <w:color w:val="auto"/>
+        <w:pStyle w:val="150"/>
+        <w:spacing w:after="0" w:line="360" w:lineRule="auto"/>
+        <w:ind w:firstLine="0"/>
+        <w:rPr>
+          <w:rFonts w:cs="Times New Roman"/>
+          <w:lang w:val="ru-RU"/>
+        </w:rPr>
+      </w:pPr>
+    </w:p>
+    <w:p>
+      <w:pPr>
+        <w:pStyle w:val="150"/>
+        <w:spacing w:after="0" w:line="360" w:lineRule="auto"/>
+        <w:ind w:firstLine="0"/>
+        <w:rPr>
+          <w:rFonts w:cs="Times New Roman"/>
+          <w:lang w:val="ru-RU"/>
+        </w:rPr>
+      </w:pPr>
+    </w:p>
+    <w:p>
+      <w:pPr>
+        <w:pStyle w:val="150"/>
+        <w:spacing w:after="0" w:line="360" w:lineRule="auto"/>
+        <w:ind w:firstLine="0"/>
+        <w:rPr>
+          <w:rFonts w:cs="Times New Roman"/>
+          <w:lang w:val="ru-RU"/>
         </w:rPr>
         <w:sectPr>
           <w:pgSz w:w="16838" w:h="11906" w:orient="landscape"/>
@@ -14023,7 +14200,7 @@
           <w:rFonts w:ascii="Times New Roman" w:hAnsi="Times New Roman" w:cs="Times New Roman"/>
         </w:rPr>
       </w:pPr>
-      <w:bookmarkStart w:id="24" w:name="_Toc242349190"/>
+      <w:bookmarkStart w:id="25" w:name="_Toc242349190"/>
       <w:r>
         <w:rPr>
           <w:rFonts w:ascii="Times New Roman" w:hAnsi="Times New Roman" w:cs="Times New Roman"/>
@@ -14031,7 +14208,7 @@
         <w:lastRenderedPageBreak/>
         <w:t>2.6.3. Показатели риска аварии и связанной с ней угрозы</w:t>
       </w:r>
-      <w:bookmarkEnd w:id="24"/>
+      <w:bookmarkEnd w:id="25"/>
     </w:p>
     <w:p>
       <w:pPr>
@@ -14282,12 +14459,6 @@
           <w:rFonts w:cs="Times New Roman"/>
           <w:color w:val="auto"/>
         </w:rPr>
-      </w:r>
-      <w:r>
-        <w:rPr>
-          <w:rFonts w:cs="Times New Roman"/>
-          <w:color w:val="auto"/>
-        </w:rPr>
         <w:instrText xml:space="preserve"> \* MERGEFORMAT </w:instrText>
       </w:r>
       <w:r>
@@ -14295,6 +14466,12 @@
           <w:rFonts w:cs="Times New Roman"/>
           <w:color w:val="auto"/>
         </w:rPr>
+      </w:r>
+      <w:r>
+        <w:rPr>
+          <w:rFonts w:cs="Times New Roman"/>
+          <w:color w:val="auto"/>
+        </w:rPr>
         <w:fldChar w:fldCharType="separate"/>
       </w:r>
       <w:r>
@@ -14302,6 +14479,162 @@
           <w:rFonts w:cs="Times New Roman"/>
           <w:color w:val="auto"/>
         </w:rPr>
+        <w:t>9</w:t>
+      </w:r>
+      <w:r>
+        <w:rPr>
+          <w:rFonts w:cs="Times New Roman"/>
+          <w:color w:val="auto"/>
+        </w:rPr>
+        <w:fldChar w:fldCharType="end"/>
+      </w:r>
+      <w:r>
+        <w:rPr>
+          <w:rFonts w:cs="Times New Roman"/>
+          <w:color w:val="auto"/>
+        </w:rPr>
+        <w:t>).</w:t>
+      </w:r>
+    </w:p>
+    <w:p>
+      <w:pPr>
+        <w:rPr>
+          <w:rFonts w:cs="Times New Roman"/>
+          <w:color w:val="auto"/>
+        </w:rPr>
+      </w:pPr>
+      <w:r>
+        <w:rPr>
+          <w:rFonts w:cs="Times New Roman"/>
+          <w:color w:val="auto"/>
+        </w:rPr>
+        <w:t xml:space="preserve">Таблица </w:t>
+      </w:r>
+      <w:bookmarkStart w:id="26" w:name="_Ref220859524"/>
+      <w:r>
+        <w:rPr>
+          <w:rFonts w:cs="Times New Roman"/>
+          <w:color w:val="auto"/>
+        </w:rPr>
+        <w:fldChar w:fldCharType="begin"/>
+      </w:r>
+      <w:r>
+        <w:rPr>
+          <w:rFonts w:cs="Times New Roman"/>
+          <w:color w:val="auto"/>
+        </w:rPr>
+        <w:instrText xml:space="preserve"> SEQ Таблица \* ARABIC </w:instrText>
+      </w:r>
+      <w:r>
+        <w:rPr>
+          <w:rFonts w:cs="Times New Roman"/>
+          <w:color w:val="auto"/>
+        </w:rPr>
+        <w:fldChar w:fldCharType="separate"/>
+      </w:r>
+      <w:r>
+        <w:rPr>
+          <w:rFonts w:cs="Times New Roman"/>
+          <w:noProof/>
+          <w:color w:val="auto"/>
+        </w:rPr>
+        <w:t>9</w:t>
+      </w:r>
+      <w:r>
+        <w:rPr>
+          <w:rFonts w:cs="Times New Roman"/>
+          <w:color w:val="auto"/>
+        </w:rPr>
+        <w:fldChar w:fldCharType="end"/>
+      </w:r>
+      <w:bookmarkEnd w:id="26"/>
+      <w:r>
+        <w:rPr>
+          <w:rFonts w:cs="Times New Roman"/>
+          <w:color w:val="auto"/>
+        </w:rPr>
+        <w:t xml:space="preserve"> – Оценка коллективного риска</w:t>
+      </w:r>
+    </w:p>
+    <w:p>
+      <w:pPr>
+        <w:pStyle w:val="150"/>
+        <w:spacing w:after="0" w:line="360" w:lineRule="auto"/>
+        <w:ind w:firstLine="0"/>
+        <w:rPr>
+          <w:sz w:val="22"/>
+          <w:lang w:val="ru-RU"/>
+        </w:rPr>
+      </w:pPr>
+      <w:r>
+        <w:rPr>
+          <w:sz w:val="22"/>
+          <w:lang w:val="ru-RU"/>
+        </w:rPr>
+        <w:t>{{COLLECTIVE_RISK_SECTION}}</w:t>
+      </w:r>
+    </w:p>
+    <w:p>
+      <w:pPr>
+        <w:rPr>
+          <w:rFonts w:cs="Times New Roman"/>
+          <w:color w:val="auto"/>
+        </w:rPr>
+      </w:pPr>
+    </w:p>
+    <w:p>
+      <w:pPr>
+        <w:rPr>
+          <w:rFonts w:cs="Times New Roman"/>
+          <w:color w:val="auto"/>
+        </w:rPr>
+      </w:pPr>
+      <w:r>
+        <w:rPr>
+          <w:rFonts w:cs="Times New Roman"/>
+          <w:color w:val="auto"/>
+        </w:rPr>
+        <w:t xml:space="preserve">Оценка индивидуального риска, представлена в таблице ниже (Таблица </w:t>
+      </w:r>
+      <w:r>
+        <w:rPr>
+          <w:rFonts w:cs="Times New Roman"/>
+          <w:color w:val="auto"/>
+        </w:rPr>
+        <w:fldChar w:fldCharType="begin"/>
+      </w:r>
+      <w:r>
+        <w:rPr>
+          <w:rFonts w:cs="Times New Roman"/>
+          <w:color w:val="auto"/>
+        </w:rPr>
+        <w:instrText xml:space="preserve"> REF _Ref220859629 \h </w:instrText>
+      </w:r>
+      <w:r>
+        <w:rPr>
+          <w:rFonts w:cs="Times New Roman"/>
+          <w:color w:val="auto"/>
+        </w:rPr>
+        <w:instrText xml:space="preserve"> \* MERGEFORMAT </w:instrText>
+      </w:r>
+      <w:r>
+        <w:rPr>
+          <w:rFonts w:cs="Times New Roman"/>
+          <w:color w:val="auto"/>
+        </w:rPr>
+      </w:r>
+      <w:r>
+        <w:rPr>
+          <w:rFonts w:cs="Times New Roman"/>
+          <w:color w:val="auto"/>
+        </w:rPr>
+        <w:fldChar w:fldCharType="separate"/>
+      </w:r>
+      <w:r>
+        <w:rPr>
+          <w:rFonts w:cs="Times New Roman"/>
+          <w:color w:val="auto"/>
+        </w:rPr>
         <w:t>10</w:t>
       </w:r>
       <w:r>
@@ -14333,7 +14666,7 @@
         </w:rPr>
         <w:t xml:space="preserve">Таблица </w:t>
       </w:r>
-      <w:bookmarkStart w:id="25" w:name="_Ref220859524"/>
+      <w:bookmarkStart w:id="27" w:name="_Ref220859629"/>
       <w:r>
         <w:rPr>
           <w:rFonts w:cs="Times New Roman"/>
@@ -14358,6 +14691,7 @@
       <w:r>
         <w:rPr>
           <w:rFonts w:cs="Times New Roman"/>
+          <w:noProof/>
           <w:color w:val="auto"/>
         </w:rPr>
         <w:t>10</w:t>
@@ -14369,51 +14703,46 @@
         </w:rPr>
         <w:fldChar w:fldCharType="end"/>
       </w:r>
-      <w:bookmarkEnd w:id="25"/>
-      <w:r>
-        <w:rPr>
-          <w:rFonts w:cs="Times New Roman"/>
-          <w:color w:val="auto"/>
-        </w:rPr>
-        <w:t xml:space="preserve"> – Оценка коллективного риска</w:t>
-      </w:r>
-    </w:p>
-    <w:p>
-      <w:pPr>
-        <w:rPr>
-          <w:rFonts w:cs="Times New Roman"/>
-          <w:color w:val="auto"/>
-        </w:rPr>
-      </w:pPr>
-      <w:r>
-        <w:rPr>
-          <w:rFonts w:cs="Times New Roman"/>
-          <w:color w:val="auto"/>
-        </w:rPr>
-        <w:t>{{COLLECTIVE_RISK_SECTION}}</w:t>
-      </w:r>
-    </w:p>
-    <w:p>
-      <w:pPr>
-        <w:rPr>
-          <w:rFonts w:cs="Times New Roman"/>
-          <w:color w:val="auto"/>
-        </w:rPr>
-      </w:pPr>
-    </w:p>
-    <w:p>
-      <w:pPr>
-        <w:rPr>
-          <w:rFonts w:cs="Times New Roman"/>
-          <w:color w:val="auto"/>
-        </w:rPr>
-      </w:pPr>
-      <w:r>
-        <w:rPr>
-          <w:rFonts w:cs="Times New Roman"/>
-          <w:color w:val="auto"/>
-        </w:rPr>
-        <w:t xml:space="preserve">Оценка индивидуального риска, представлена в таблице ниже (Таблица </w:t>
+      <w:bookmarkEnd w:id="27"/>
+      <w:r>
+        <w:rPr>
+          <w:rFonts w:cs="Times New Roman"/>
+          <w:color w:val="auto"/>
+        </w:rPr>
+        <w:t xml:space="preserve"> – Оценка индивидуального риска</w:t>
+      </w:r>
+    </w:p>
+    <w:p>
+      <w:pPr>
+        <w:pStyle w:val="150"/>
+        <w:spacing w:after="0" w:line="360" w:lineRule="auto"/>
+        <w:ind w:firstLine="0"/>
+        <w:rPr>
+          <w:sz w:val="22"/>
+          <w:lang w:val="ru-RU"/>
+        </w:rPr>
+      </w:pPr>
+      <w:r>
+        <w:rPr>
+          <w:sz w:val="22"/>
+          <w:lang w:val="ru-RU"/>
+        </w:rPr>
+        <w:t>{{INDIVIDUAL_RISK_SECTION}}</w:t>
+      </w:r>
+    </w:p>
+    <w:p>
+      <w:pPr>
+        <w:rPr>
+          <w:rFonts w:cs="Times New Roman"/>
+          <w:color w:val="auto"/>
+        </w:rPr>
+      </w:pPr>
+      <w:r>
+        <w:rPr>
+          <w:rFonts w:cs="Times New Roman"/>
+          <w:color w:val="auto"/>
+        </w:rPr>
+        <w:t xml:space="preserve">Сводные показатели риска по составляющим ОПО представлены в таблице </w:t>
       </w:r>
       <w:r>
         <w:rPr>
@@ -14427,13 +14756,7 @@
           <w:rFonts w:cs="Times New Roman"/>
           <w:color w:val="auto"/>
         </w:rPr>
-        <w:instrText xml:space="preserve"> REF _Ref220859629 \h </w:instrText>
-      </w:r>
-      <w:r>
-        <w:rPr>
-          <w:rFonts w:cs="Times New Roman"/>
-          <w:color w:val="auto"/>
-        </w:rPr>
+        <w:instrText xml:space="preserve"> REF AutoTable18 \h </w:instrText>
       </w:r>
       <w:r>
         <w:rPr>
@@ -14447,6 +14770,12 @@
           <w:rFonts w:cs="Times New Roman"/>
           <w:color w:val="auto"/>
         </w:rPr>
+      </w:r>
+      <w:r>
+        <w:rPr>
+          <w:rFonts w:cs="Times New Roman"/>
+          <w:color w:val="auto"/>
+        </w:rPr>
         <w:fldChar w:fldCharType="separate"/>
       </w:r>
       <w:r>
@@ -14468,6 +14797,162 @@
           <w:rFonts w:cs="Times New Roman"/>
           <w:color w:val="auto"/>
         </w:rPr>
+        <w:t>.</w:t>
+      </w:r>
+    </w:p>
+    <w:p>
+      <w:pPr>
+        <w:rPr>
+          <w:rFonts w:cs="Times New Roman"/>
+          <w:color w:val="auto"/>
+        </w:rPr>
+      </w:pPr>
+      <w:r>
+        <w:rPr>
+          <w:rFonts w:cs="Times New Roman"/>
+          <w:color w:val="auto"/>
+        </w:rPr>
+        <w:t xml:space="preserve">Таблица </w:t>
+      </w:r>
+      <w:bookmarkStart w:id="28" w:name="AutoTable18"/>
+      <w:r>
+        <w:rPr>
+          <w:rFonts w:cs="Times New Roman"/>
+          <w:color w:val="auto"/>
+        </w:rPr>
+        <w:fldChar w:fldCharType="begin"/>
+      </w:r>
+      <w:r>
+        <w:rPr>
+          <w:rFonts w:cs="Times New Roman"/>
+          <w:color w:val="auto"/>
+        </w:rPr>
+        <w:instrText xml:space="preserve"> SEQ Таблица \* ARABIC </w:instrText>
+      </w:r>
+      <w:r>
+        <w:rPr>
+          <w:rFonts w:cs="Times New Roman"/>
+          <w:color w:val="auto"/>
+        </w:rPr>
+        <w:fldChar w:fldCharType="separate"/>
+      </w:r>
+      <w:r>
+        <w:rPr>
+          <w:rFonts w:cs="Times New Roman"/>
+          <w:noProof/>
+          <w:color w:val="auto"/>
+        </w:rPr>
+        <w:t>11</w:t>
+      </w:r>
+      <w:r>
+        <w:rPr>
+          <w:rFonts w:cs="Times New Roman"/>
+          <w:color w:val="auto"/>
+        </w:rPr>
+        <w:fldChar w:fldCharType="end"/>
+      </w:r>
+      <w:bookmarkEnd w:id="28"/>
+      <w:r>
+        <w:rPr>
+          <w:rFonts w:cs="Times New Roman"/>
+          <w:color w:val="auto"/>
+        </w:rPr>
+        <w:t xml:space="preserve"> – Сводные показатели риска по составляющим ОПО</w:t>
+      </w:r>
+    </w:p>
+    <w:p>
+      <w:pPr>
+        <w:pStyle w:val="150"/>
+        <w:spacing w:after="0" w:line="360" w:lineRule="auto"/>
+        <w:ind w:firstLine="0"/>
+        <w:rPr>
+          <w:sz w:val="22"/>
+          <w:lang w:val="ru-RU"/>
+        </w:rPr>
+      </w:pPr>
+      <w:r>
+        <w:rPr>
+          <w:sz w:val="22"/>
+          <w:lang w:val="ru-RU"/>
+        </w:rPr>
+        <w:t>{{COMPONENT_RISK_SUMMARY_TABLE}}</w:t>
+      </w:r>
+    </w:p>
+    <w:p>
+      <w:pPr>
+        <w:rPr>
+          <w:rFonts w:cs="Times New Roman"/>
+          <w:color w:val="auto"/>
+        </w:rPr>
+      </w:pPr>
+    </w:p>
+    <w:p>
+      <w:pPr>
+        <w:rPr>
+          <w:rFonts w:cs="Times New Roman"/>
+          <w:color w:val="auto"/>
+        </w:rPr>
+      </w:pPr>
+      <w:r>
+        <w:rPr>
+          <w:rFonts w:cs="Times New Roman"/>
+          <w:color w:val="auto"/>
+        </w:rPr>
+        <w:t xml:space="preserve">Оценка ущерба имуществу юридическим и физическим лицам и вреда окружающей среде, представлена в таблице ниже (Таблица </w:t>
+      </w:r>
+      <w:r>
+        <w:rPr>
+          <w:rFonts w:cs="Times New Roman"/>
+          <w:color w:val="auto"/>
+        </w:rPr>
+        <w:fldChar w:fldCharType="begin"/>
+      </w:r>
+      <w:r>
+        <w:rPr>
+          <w:rFonts w:cs="Times New Roman"/>
+          <w:color w:val="auto"/>
+        </w:rPr>
+        <w:instrText xml:space="preserve"> REF AutoTable12 \h </w:instrText>
+      </w:r>
+      <w:r>
+        <w:rPr>
+          <w:rFonts w:cs="Times New Roman"/>
+          <w:color w:val="auto"/>
+        </w:rPr>
+        <w:instrText xml:space="preserve"> \* MERGEFORMAT </w:instrText>
+      </w:r>
+      <w:r>
+        <w:rPr>
+          <w:rFonts w:cs="Times New Roman"/>
+          <w:color w:val="auto"/>
+        </w:rPr>
+      </w:r>
+      <w:r>
+        <w:rPr>
+          <w:rFonts w:cs="Times New Roman"/>
+          <w:color w:val="auto"/>
+        </w:rPr>
+        <w:fldChar w:fldCharType="separate"/>
+      </w:r>
+      <w:r>
+        <w:rPr>
+          <w:rFonts w:cs="Times New Roman"/>
+          <w:color w:val="auto"/>
+        </w:rPr>
+        <w:t>12</w:t>
+      </w:r>
+      <w:r>
+        <w:rPr>
+          <w:rFonts w:cs="Times New Roman"/>
+          <w:color w:val="auto"/>
+        </w:rPr>
+        <w:fldChar w:fldCharType="end"/>
+      </w:r>
+      <w:r>
+        <w:rPr>
+          <w:rFonts w:cs="Times New Roman"/>
+          <w:color w:val="auto"/>
+        </w:rPr>
         <w:t>).</w:t>
       </w:r>
     </w:p>
@@ -14485,7 +14970,7 @@
         </w:rPr>
         <w:t xml:space="preserve">Таблица </w:t>
       </w:r>
-      <w:bookmarkStart w:id="26" w:name="_Ref220859629"/>
+      <w:bookmarkStart w:id="29" w:name="AutoTable12"/>
       <w:r>
         <w:rPr>
           <w:rFonts w:cs="Times New Roman"/>
@@ -14510,9 +14995,10 @@
       <w:r>
         <w:rPr>
           <w:rFonts w:cs="Times New Roman"/>
-          <w:color w:val="auto"/>
-        </w:rPr>
-        <w:t>11</w:t>
+          <w:noProof/>
+          <w:color w:val="auto"/>
+        </w:rPr>
+        <w:t>12</w:t>
       </w:r>
       <w:r>
         <w:rPr>
@@ -14521,43 +15007,55 @@
         </w:rPr>
         <w:fldChar w:fldCharType="end"/>
       </w:r>
-      <w:bookmarkEnd w:id="26"/>
-      <w:r>
-        <w:rPr>
-          <w:rFonts w:cs="Times New Roman"/>
-          <w:color w:val="auto"/>
-        </w:rPr>
-        <w:t xml:space="preserve"> – Оценка индивидуального риска</w:t>
-      </w:r>
-    </w:p>
-    <w:p>
-      <w:pPr>
-        <w:rPr>
-          <w:rFonts w:cs="Times New Roman"/>
-          <w:color w:val="auto"/>
-        </w:rPr>
-      </w:pPr>
-      <w:r>
-        <w:rPr>
-          <w:rFonts w:cs="Times New Roman"/>
-          <w:color w:val="auto"/>
-        </w:rPr>
-        <w:t>{{INDIVIDUAL_RISK_SECTION}}</w:t>
-      </w:r>
-    </w:p>
-    <w:p>
-      <w:pPr>
-        <w:rPr>
-          <w:rFonts w:cs="Times New Roman"/>
-          <w:color w:val="auto"/>
-        </w:rPr>
-      </w:pPr>
-      <w:r>
-        <w:rPr>
-          <w:rFonts w:cs="Times New Roman"/>
-          <w:color w:val="auto"/>
-        </w:rPr>
-        <w:t xml:space="preserve">Сводные показатели риска по составляющим ОПО представлены в таблице </w:t>
+      <w:bookmarkEnd w:id="29"/>
+      <w:r>
+        <w:rPr>
+          <w:rFonts w:cs="Times New Roman"/>
+          <w:color w:val="auto"/>
+        </w:rPr>
+        <w:t xml:space="preserve"> – Оценка ущерба имуществу юридическим и физическим лицам и вреда окружающей среде</w:t>
+      </w:r>
+    </w:p>
+    <w:p>
+      <w:pPr>
+        <w:pStyle w:val="150"/>
+        <w:spacing w:after="0" w:line="360" w:lineRule="auto"/>
+        <w:ind w:firstLine="0"/>
+        <w:rPr>
+          <w:sz w:val="22"/>
+          <w:lang w:val="ru-RU"/>
+        </w:rPr>
+      </w:pPr>
+      <w:r>
+        <w:rPr>
+          <w:sz w:val="22"/>
+          <w:lang w:val="ru-RU"/>
+        </w:rPr>
+        <w:t>{{MAX_DAMAGE_BY_COMPONENT_SECTION}}</w:t>
+      </w:r>
+    </w:p>
+    <w:p>
+      <w:pPr>
+        <w:rPr>
+          <w:rFonts w:cs="Times New Roman"/>
+          <w:color w:val="auto"/>
+          <w:lang w:val="en-US"/>
+        </w:rPr>
+      </w:pPr>
+    </w:p>
+    <w:p>
+      <w:pPr>
+        <w:rPr>
+          <w:rFonts w:cs="Times New Roman"/>
+          <w:color w:val="auto"/>
+        </w:rPr>
+      </w:pPr>
+      <w:r>
+        <w:rPr>
+          <w:rFonts w:cs="Times New Roman"/>
+          <w:color w:val="auto"/>
+        </w:rPr>
+        <w:t xml:space="preserve">Результаты оценки социального риска и частоты возникновения аварий с заданным ущербом представлены на рисунках </w:t>
       </w:r>
       <w:r>
         <w:rPr>
@@ -14571,13 +15069,7 @@
           <w:rFonts w:cs="Times New Roman"/>
           <w:color w:val="auto"/>
         </w:rPr>
-        <w:instrText xml:space="preserve"> REF AutoTable18 \h </w:instrText>
-      </w:r>
-      <w:r>
-        <w:rPr>
-          <w:rFonts w:cs="Times New Roman"/>
-          <w:color w:val="auto"/>
-        </w:rPr>
+        <w:instrText xml:space="preserve"> REF AutoFigure7 \h </w:instrText>
       </w:r>
       <w:r>
         <w:rPr>
@@ -14591,6 +15083,12 @@
           <w:rFonts w:cs="Times New Roman"/>
           <w:color w:val="auto"/>
         </w:rPr>
+      </w:r>
+      <w:r>
+        <w:rPr>
+          <w:rFonts w:cs="Times New Roman"/>
+          <w:color w:val="auto"/>
+        </w:rPr>
         <w:fldChar w:fldCharType="separate"/>
       </w:r>
       <w:r>
@@ -14598,7 +15096,7 @@
           <w:rFonts w:cs="Times New Roman"/>
           <w:color w:val="auto"/>
         </w:rPr>
-        <w:t>12</w:t>
+        <w:t>1</w:t>
       </w:r>
       <w:r>
         <w:rPr>
@@ -14612,379 +15110,78 @@
           <w:rFonts w:cs="Times New Roman"/>
           <w:color w:val="auto"/>
         </w:rPr>
+        <w:t xml:space="preserve"> и </w:t>
+      </w:r>
+      <w:r>
+        <w:rPr>
+          <w:rFonts w:cs="Times New Roman"/>
+          <w:color w:val="auto"/>
+        </w:rPr>
+        <w:fldChar w:fldCharType="begin"/>
+      </w:r>
+      <w:r>
+        <w:rPr>
+          <w:rFonts w:cs="Times New Roman"/>
+          <w:color w:val="auto"/>
+        </w:rPr>
+        <w:instrText xml:space="preserve"> REF AutoFigure8 \h </w:instrText>
+      </w:r>
+      <w:r>
+        <w:rPr>
+          <w:rFonts w:cs="Times New Roman"/>
+          <w:color w:val="auto"/>
+        </w:rPr>
+        <w:instrText xml:space="preserve"> \* MERGEFORMAT </w:instrText>
+      </w:r>
+      <w:r>
+        <w:rPr>
+          <w:rFonts w:cs="Times New Roman"/>
+          <w:color w:val="auto"/>
+        </w:rPr>
+      </w:r>
+      <w:r>
+        <w:rPr>
+          <w:rFonts w:cs="Times New Roman"/>
+          <w:color w:val="auto"/>
+        </w:rPr>
+        <w:fldChar w:fldCharType="separate"/>
+      </w:r>
+      <w:r>
+        <w:rPr>
+          <w:rFonts w:cs="Times New Roman"/>
+          <w:color w:val="auto"/>
+        </w:rPr>
+        <w:t>2</w:t>
+      </w:r>
+      <w:r>
+        <w:rPr>
+          <w:rFonts w:cs="Times New Roman"/>
+          <w:color w:val="auto"/>
+        </w:rPr>
+        <w:fldChar w:fldCharType="end"/>
+      </w:r>
+      <w:r>
+        <w:rPr>
+          <w:rFonts w:cs="Times New Roman"/>
+          <w:color w:val="auto"/>
+        </w:rPr>
         <w:t>.</w:t>
       </w:r>
     </w:p>
     <w:p>
       <w:pPr>
-        <w:rPr>
-          <w:rFonts w:cs="Times New Roman"/>
-          <w:color w:val="auto"/>
-        </w:rPr>
-      </w:pPr>
-      <w:r>
-        <w:rPr>
-          <w:rFonts w:cs="Times New Roman"/>
-          <w:color w:val="auto"/>
-        </w:rPr>
-        <w:t xml:space="preserve">Таблица </w:t>
-      </w:r>
-      <w:bookmarkStart w:id="27" w:name="AutoTable18"/>
-      <w:r>
-        <w:rPr>
-          <w:rFonts w:cs="Times New Roman"/>
-          <w:color w:val="auto"/>
-        </w:rPr>
-        <w:fldChar w:fldCharType="begin"/>
-      </w:r>
-      <w:r>
-        <w:rPr>
-          <w:rFonts w:cs="Times New Roman"/>
-          <w:color w:val="auto"/>
-        </w:rPr>
-        <w:instrText xml:space="preserve"> SEQ Таблица \* ARABIC </w:instrText>
-      </w:r>
-      <w:r>
-        <w:rPr>
-          <w:rFonts w:cs="Times New Roman"/>
-          <w:color w:val="auto"/>
-        </w:rPr>
-        <w:fldChar w:fldCharType="separate"/>
-      </w:r>
-      <w:r>
-        <w:rPr>
-          <w:rFonts w:cs="Times New Roman"/>
-          <w:color w:val="auto"/>
-        </w:rPr>
-        <w:t>12</w:t>
-      </w:r>
-      <w:r>
-        <w:rPr>
-          <w:rFonts w:cs="Times New Roman"/>
-          <w:color w:val="auto"/>
-        </w:rPr>
-        <w:fldChar w:fldCharType="end"/>
-      </w:r>
-      <w:bookmarkEnd w:id="27"/>
-      <w:r>
-        <w:rPr>
-          <w:rFonts w:cs="Times New Roman"/>
-          <w:color w:val="auto"/>
-        </w:rPr>
-        <w:t xml:space="preserve"> – Сводные показатели риска по составляющим ОПО</w:t>
-      </w:r>
-    </w:p>
-    <w:p>
-      <w:pPr>
-        <w:rPr>
-          <w:rFonts w:cs="Times New Roman"/>
-          <w:color w:val="auto"/>
-        </w:rPr>
-      </w:pPr>
-      <w:r>
-        <w:rPr>
-          <w:rFonts w:cs="Times New Roman"/>
-          <w:color w:val="auto"/>
-        </w:rPr>
-        <w:t>{{COMPONENT_RISK_SUMMARY_TABLE}}</w:t>
-      </w:r>
-    </w:p>
-    <w:p>
-      <w:pPr>
-        <w:rPr>
-          <w:rFonts w:cs="Times New Roman"/>
-          <w:color w:val="auto"/>
-        </w:rPr>
-      </w:pPr>
-    </w:p>
-    <w:p>
-      <w:pPr>
-        <w:rPr>
-          <w:rFonts w:cs="Times New Roman"/>
-          <w:color w:val="auto"/>
-        </w:rPr>
-      </w:pPr>
-      <w:r>
-        <w:rPr>
-          <w:rFonts w:cs="Times New Roman"/>
-          <w:color w:val="auto"/>
-        </w:rPr>
-        <w:t xml:space="preserve">Оценка ущерба имуществу юридическим и физическим лицам и вреда окружающей среде, представлена в таблице ниже (Таблица </w:t>
-      </w:r>
-      <w:r>
-        <w:rPr>
-          <w:rFonts w:cs="Times New Roman"/>
-          <w:color w:val="auto"/>
-        </w:rPr>
-        <w:fldChar w:fldCharType="begin"/>
-      </w:r>
-      <w:r>
-        <w:rPr>
-          <w:rFonts w:cs="Times New Roman"/>
-          <w:color w:val="auto"/>
-        </w:rPr>
-        <w:instrText xml:space="preserve"> REF AutoTable12 \h </w:instrText>
-      </w:r>
-      <w:r>
-        <w:rPr>
-          <w:rFonts w:cs="Times New Roman"/>
-          <w:color w:val="auto"/>
-        </w:rPr>
-      </w:r>
-      <w:r>
-        <w:rPr>
-          <w:rFonts w:cs="Times New Roman"/>
-          <w:color w:val="auto"/>
-        </w:rPr>
-        <w:instrText xml:space="preserve"> \* MERGEFORMAT </w:instrText>
-      </w:r>
-      <w:r>
-        <w:rPr>
-          <w:rFonts w:cs="Times New Roman"/>
-          <w:color w:val="auto"/>
-        </w:rPr>
-        <w:fldChar w:fldCharType="separate"/>
-      </w:r>
-      <w:r>
-        <w:rPr>
-          <w:rFonts w:cs="Times New Roman"/>
-          <w:color w:val="auto"/>
-        </w:rPr>
-        <w:t>13</w:t>
-      </w:r>
-      <w:r>
-        <w:rPr>
-          <w:rFonts w:cs="Times New Roman"/>
-          <w:color w:val="auto"/>
-        </w:rPr>
-        <w:fldChar w:fldCharType="end"/>
-      </w:r>
-      <w:r>
-        <w:rPr>
-          <w:rFonts w:cs="Times New Roman"/>
-          <w:color w:val="auto"/>
-        </w:rPr>
-        <w:t>).</w:t>
-      </w:r>
-    </w:p>
-    <w:p>
-      <w:pPr>
-        <w:rPr>
-          <w:rFonts w:cs="Times New Roman"/>
-          <w:color w:val="auto"/>
-        </w:rPr>
-      </w:pPr>
-      <w:r>
-        <w:rPr>
-          <w:rFonts w:cs="Times New Roman"/>
-          <w:color w:val="auto"/>
-        </w:rPr>
-        <w:t xml:space="preserve">Таблица </w:t>
-      </w:r>
-      <w:bookmarkStart w:id="28" w:name="AutoTable12"/>
-      <w:r>
-        <w:rPr>
-          <w:rFonts w:cs="Times New Roman"/>
-          <w:color w:val="auto"/>
-        </w:rPr>
-        <w:fldChar w:fldCharType="begin"/>
-      </w:r>
-      <w:r>
-        <w:rPr>
-          <w:rFonts w:cs="Times New Roman"/>
-          <w:color w:val="auto"/>
-        </w:rPr>
-        <w:instrText xml:space="preserve"> SEQ Таблица \* ARABIC </w:instrText>
-      </w:r>
-      <w:r>
-        <w:rPr>
-          <w:rFonts w:cs="Times New Roman"/>
-          <w:color w:val="auto"/>
-        </w:rPr>
-        <w:fldChar w:fldCharType="separate"/>
-      </w:r>
-      <w:r>
-        <w:rPr>
-          <w:rFonts w:cs="Times New Roman"/>
-          <w:color w:val="auto"/>
-        </w:rPr>
-        <w:t>13</w:t>
-      </w:r>
-      <w:r>
-        <w:rPr>
-          <w:rFonts w:cs="Times New Roman"/>
-          <w:color w:val="auto"/>
-        </w:rPr>
-        <w:fldChar w:fldCharType="end"/>
-      </w:r>
-      <w:bookmarkEnd w:id="28"/>
-      <w:r>
-        <w:rPr>
-          <w:rFonts w:cs="Times New Roman"/>
-          <w:color w:val="auto"/>
-        </w:rPr>
-        <w:t xml:space="preserve"> – Оценка ущерба имуществу юридическим и физическим лицам и вреда окружающей среде</w:t>
-      </w:r>
-    </w:p>
-    <w:p>
-      <w:pPr>
-        <w:rPr>
-          <w:rFonts w:cs="Times New Roman"/>
-          <w:color w:val="auto"/>
-        </w:rPr>
-      </w:pPr>
-      <w:r>
-        <w:rPr>
-          <w:rFonts w:cs="Times New Roman"/>
-          <w:color w:val="auto"/>
-        </w:rPr>
-        <w:t>{{MAX_DAMAGE_BY_COMPONENT_SECTION}}</w:t>
-      </w:r>
-    </w:p>
-    <w:p>
-      <w:pPr>
-        <w:rPr>
-          <w:rFonts w:cs="Times New Roman"/>
-          <w:color w:val="auto"/>
-        </w:rPr>
-      </w:pPr>
-    </w:p>
-    <w:p>
-      <w:pPr>
-        <w:rPr>
-          <w:rFonts w:cs="Times New Roman"/>
-          <w:color w:val="auto"/>
-        </w:rPr>
-      </w:pPr>
-      <w:r>
-        <w:rPr>
-          <w:rFonts w:cs="Times New Roman"/>
-          <w:color w:val="auto"/>
-        </w:rPr>
-        <w:t xml:space="preserve">Результаты оценки социального риска и частоты возникновения аварий с заданным ущербом представлены на рисунках </w:t>
-      </w:r>
-      <w:r>
-        <w:rPr>
-          <w:rFonts w:cs="Times New Roman"/>
-          <w:color w:val="auto"/>
-        </w:rPr>
-        <w:fldChar w:fldCharType="begin"/>
-      </w:r>
-      <w:r>
-        <w:rPr>
-          <w:rFonts w:cs="Times New Roman"/>
-          <w:color w:val="auto"/>
-        </w:rPr>
-        <w:instrText xml:space="preserve"> REF AutoFigure7 \h </w:instrText>
-      </w:r>
-      <w:r>
-        <w:rPr>
-          <w:rFonts w:cs="Times New Roman"/>
-          <w:color w:val="auto"/>
-        </w:rPr>
-      </w:r>
-      <w:r>
-        <w:rPr>
-          <w:rFonts w:cs="Times New Roman"/>
-          <w:color w:val="auto"/>
-        </w:rPr>
-        <w:instrText xml:space="preserve"> \* MERGEFORMAT </w:instrText>
-      </w:r>
-      <w:r>
-        <w:rPr>
-          <w:rFonts w:cs="Times New Roman"/>
-          <w:color w:val="auto"/>
-        </w:rPr>
-        <w:fldChar w:fldCharType="separate"/>
-      </w:r>
-      <w:r>
-        <w:rPr>
-          <w:rFonts w:cs="Times New Roman"/>
-          <w:color w:val="auto"/>
-        </w:rPr>
-        <w:t>6</w:t>
-      </w:r>
-      <w:r>
-        <w:rPr>
-          <w:rFonts w:cs="Times New Roman"/>
-          <w:color w:val="auto"/>
-        </w:rPr>
-        <w:fldChar w:fldCharType="end"/>
-      </w:r>
-      <w:r>
-        <w:rPr>
-          <w:rFonts w:cs="Times New Roman"/>
-          <w:color w:val="auto"/>
-        </w:rPr>
-        <w:t xml:space="preserve"> и </w:t>
-      </w:r>
-      <w:r>
-        <w:rPr>
-          <w:rFonts w:cs="Times New Roman"/>
-          <w:color w:val="auto"/>
-        </w:rPr>
-        <w:fldChar w:fldCharType="begin"/>
-      </w:r>
-      <w:r>
-        <w:rPr>
-          <w:rFonts w:cs="Times New Roman"/>
-          <w:color w:val="auto"/>
-        </w:rPr>
-        <w:instrText xml:space="preserve"> REF AutoFigure8 \h </w:instrText>
-      </w:r>
-      <w:r>
-        <w:rPr>
-          <w:rFonts w:cs="Times New Roman"/>
-          <w:color w:val="auto"/>
-        </w:rPr>
-      </w:r>
-      <w:r>
-        <w:rPr>
-          <w:rFonts w:cs="Times New Roman"/>
-          <w:color w:val="auto"/>
-        </w:rPr>
-        <w:instrText xml:space="preserve"> \* MERGEFORMAT </w:instrText>
-      </w:r>
-      <w:r>
-        <w:rPr>
-          <w:rFonts w:cs="Times New Roman"/>
-          <w:color w:val="auto"/>
-        </w:rPr>
-        <w:fldChar w:fldCharType="separate"/>
-      </w:r>
-      <w:r>
-        <w:rPr>
-          <w:rFonts w:cs="Times New Roman"/>
-          <w:color w:val="auto"/>
-        </w:rPr>
-        <w:t>7</w:t>
-      </w:r>
-      <w:r>
-        <w:rPr>
-          <w:rFonts w:cs="Times New Roman"/>
-          <w:color w:val="auto"/>
-        </w:rPr>
-        <w:fldChar w:fldCharType="end"/>
-      </w:r>
-      <w:r>
-        <w:rPr>
-          <w:rFonts w:cs="Times New Roman"/>
-          <w:color w:val="auto"/>
-        </w:rPr>
-        <w:t>.</w:t>
-      </w:r>
-    </w:p>
-    <w:p>
-      <w:pPr>
-        <w:rPr>
-          <w:rFonts w:cs="Times New Roman"/>
-          <w:color w:val="auto"/>
-        </w:rPr>
-      </w:pPr>
-      <w:r>
-        <w:rPr>
-          <w:rFonts w:cs="Times New Roman"/>
-          <w:color w:val="auto"/>
+        <w:pStyle w:val="150"/>
+        <w:spacing w:after="0" w:line="360" w:lineRule="auto"/>
+        <w:ind w:firstLine="0"/>
+        <w:rPr>
+          <w:sz w:val="22"/>
+          <w:lang w:val="ru-RU"/>
+        </w:rPr>
+      </w:pPr>
+      <w:r>
+        <w:rPr>
+          <w:sz w:val="22"/>
+          <w:lang w:val="ru-RU"/>
         </w:rPr>
         <w:lastRenderedPageBreak/>
         <w:t>{{FN_CHART}}</w:t>
@@ -15004,7 +15201,7 @@
         </w:rPr>
         <w:t xml:space="preserve">Рисунок </w:t>
       </w:r>
-      <w:bookmarkStart w:id="29" w:name="AutoFigure7"/>
+      <w:bookmarkStart w:id="30" w:name="AutoFigure7"/>
       <w:r>
         <w:rPr>
           <w:rFonts w:cs="Times New Roman"/>
@@ -15029,6 +15226,390 @@
       <w:r>
         <w:rPr>
           <w:rFonts w:cs="Times New Roman"/>
+          <w:noProof/>
+          <w:color w:val="auto"/>
+        </w:rPr>
+        <w:t>1</w:t>
+      </w:r>
+      <w:r>
+        <w:rPr>
+          <w:rFonts w:cs="Times New Roman"/>
+          <w:color w:val="auto"/>
+        </w:rPr>
+        <w:fldChar w:fldCharType="end"/>
+      </w:r>
+      <w:bookmarkEnd w:id="30"/>
+      <w:r>
+        <w:rPr>
+          <w:rFonts w:cs="Times New Roman"/>
+          <w:color w:val="auto"/>
+        </w:rPr>
+        <w:t xml:space="preserve"> – F/N-диаграмма</w:t>
+      </w:r>
+    </w:p>
+    <w:p>
+      <w:pPr>
+        <w:pStyle w:val="150"/>
+        <w:spacing w:after="0" w:line="360" w:lineRule="auto"/>
+        <w:ind w:firstLine="0"/>
+        <w:rPr>
+          <w:sz w:val="22"/>
+          <w:lang w:val="ru-RU"/>
+        </w:rPr>
+      </w:pPr>
+      <w:r>
+        <w:rPr>
+          <w:sz w:val="22"/>
+          <w:lang w:val="ru-RU"/>
+        </w:rPr>
+        <w:t>{{FG_CHART}}</w:t>
+      </w:r>
+    </w:p>
+    <w:p>
+      <w:pPr>
+        <w:rPr>
+          <w:rFonts w:cs="Times New Roman"/>
+          <w:color w:val="auto"/>
+        </w:rPr>
+      </w:pPr>
+      <w:r>
+        <w:rPr>
+          <w:rFonts w:cs="Times New Roman"/>
+          <w:color w:val="auto"/>
+        </w:rPr>
+        <w:t xml:space="preserve">Рисунок </w:t>
+      </w:r>
+      <w:bookmarkStart w:id="31" w:name="AutoFigure8"/>
+      <w:r>
+        <w:rPr>
+          <w:rFonts w:cs="Times New Roman"/>
+          <w:color w:val="auto"/>
+        </w:rPr>
+        <w:fldChar w:fldCharType="begin"/>
+      </w:r>
+      <w:r>
+        <w:rPr>
+          <w:rFonts w:cs="Times New Roman"/>
+          <w:color w:val="auto"/>
+        </w:rPr>
+        <w:instrText xml:space="preserve"> SEQ Рисунок \* ARABIC </w:instrText>
+      </w:r>
+      <w:r>
+        <w:rPr>
+          <w:rFonts w:cs="Times New Roman"/>
+          <w:color w:val="auto"/>
+        </w:rPr>
+        <w:fldChar w:fldCharType="separate"/>
+      </w:r>
+      <w:r>
+        <w:rPr>
+          <w:rFonts w:cs="Times New Roman"/>
+          <w:noProof/>
+          <w:color w:val="auto"/>
+        </w:rPr>
+        <w:t>2</w:t>
+      </w:r>
+      <w:r>
+        <w:rPr>
+          <w:rFonts w:cs="Times New Roman"/>
+          <w:color w:val="auto"/>
+        </w:rPr>
+        <w:fldChar w:fldCharType="end"/>
+      </w:r>
+      <w:bookmarkEnd w:id="31"/>
+      <w:r>
+        <w:rPr>
+          <w:rFonts w:cs="Times New Roman"/>
+          <w:color w:val="auto"/>
+        </w:rPr>
+        <w:t xml:space="preserve"> – F/G-диаграмма</w:t>
+      </w:r>
+    </w:p>
+    <w:p>
+      <w:pPr>
+        <w:rPr>
+          <w:rFonts w:cs="Times New Roman"/>
+          <w:color w:val="auto"/>
+        </w:rPr>
+      </w:pPr>
+    </w:p>
+    <w:p>
+      <w:pPr>
+        <w:rPr>
+          <w:rFonts w:cs="Times New Roman"/>
+          <w:color w:val="auto"/>
+        </w:rPr>
+      </w:pPr>
+      <w:bookmarkStart w:id="32" w:name="_Hlk221117853"/>
+      <w:r>
+        <w:rPr>
+          <w:rFonts w:cs="Times New Roman"/>
+          <w:color w:val="auto"/>
+        </w:rPr>
+        <w:t>Дополнительно представлены диаграммы вкладов сценариев по:</w:t>
+      </w:r>
+    </w:p>
+    <w:p>
+      <w:pPr>
+        <w:rPr>
+          <w:rFonts w:cs="Times New Roman"/>
+          <w:color w:val="auto"/>
+        </w:rPr>
+      </w:pPr>
+      <w:r>
+        <w:rPr>
+          <w:rFonts w:cs="Times New Roman"/>
+          <w:color w:val="auto"/>
+        </w:rPr>
+        <w:t xml:space="preserve">- коллективному риску гибели (представлена выборка наиболее опасного оборудования, вносящего максимальный вклад, Рисунок </w:t>
+      </w:r>
+      <w:r>
+        <w:rPr>
+          <w:rFonts w:cs="Times New Roman"/>
+          <w:color w:val="auto"/>
+        </w:rPr>
+        <w:fldChar w:fldCharType="begin"/>
+      </w:r>
+      <w:r>
+        <w:rPr>
+          <w:rFonts w:cs="Times New Roman"/>
+          <w:color w:val="auto"/>
+        </w:rPr>
+        <w:instrText xml:space="preserve"> REF _Ref221117778 \h </w:instrText>
+      </w:r>
+      <w:r>
+        <w:rPr>
+          <w:rFonts w:cs="Times New Roman"/>
+          <w:color w:val="auto"/>
+        </w:rPr>
+        <w:instrText xml:space="preserve"> \* MERGEFORMAT </w:instrText>
+      </w:r>
+      <w:r>
+        <w:rPr>
+          <w:rFonts w:cs="Times New Roman"/>
+          <w:color w:val="auto"/>
+        </w:rPr>
+      </w:r>
+      <w:r>
+        <w:rPr>
+          <w:rFonts w:cs="Times New Roman"/>
+          <w:color w:val="auto"/>
+        </w:rPr>
+        <w:fldChar w:fldCharType="separate"/>
+      </w:r>
+      <w:r>
+        <w:rPr>
+          <w:rFonts w:cs="Times New Roman"/>
+          <w:color w:val="auto"/>
+        </w:rPr>
+        <w:t>3</w:t>
+      </w:r>
+      <w:r>
+        <w:rPr>
+          <w:rFonts w:cs="Times New Roman"/>
+          <w:color w:val="auto"/>
+        </w:rPr>
+        <w:fldChar w:fldCharType="end"/>
+      </w:r>
+      <w:r>
+        <w:rPr>
+          <w:rFonts w:cs="Times New Roman"/>
+          <w:color w:val="auto"/>
+        </w:rPr>
+        <w:t>);</w:t>
+      </w:r>
+    </w:p>
+    <w:p>
+      <w:pPr>
+        <w:rPr>
+          <w:rFonts w:cs="Times New Roman"/>
+          <w:color w:val="auto"/>
+        </w:rPr>
+      </w:pPr>
+      <w:r>
+        <w:rPr>
+          <w:rFonts w:cs="Times New Roman"/>
+          <w:color w:val="auto"/>
+        </w:rPr>
+        <w:t xml:space="preserve">- коллективному риску ранения (представлена выборка наиболее опасного оборудования, вносящего максимальный вклад, Рисунок </w:t>
+      </w:r>
+      <w:r>
+        <w:rPr>
+          <w:rFonts w:cs="Times New Roman"/>
+          <w:color w:val="auto"/>
+        </w:rPr>
+        <w:fldChar w:fldCharType="begin"/>
+      </w:r>
+      <w:r>
+        <w:rPr>
+          <w:rFonts w:cs="Times New Roman"/>
+          <w:color w:val="auto"/>
+        </w:rPr>
+        <w:instrText xml:space="preserve"> REF _Ref221117788 \h </w:instrText>
+      </w:r>
+      <w:r>
+        <w:rPr>
+          <w:rFonts w:cs="Times New Roman"/>
+          <w:color w:val="auto"/>
+        </w:rPr>
+        <w:instrText xml:space="preserve"> \* MERGEFORMAT </w:instrText>
+      </w:r>
+      <w:r>
+        <w:rPr>
+          <w:rFonts w:cs="Times New Roman"/>
+          <w:color w:val="auto"/>
+        </w:rPr>
+      </w:r>
+      <w:r>
+        <w:rPr>
+          <w:rFonts w:cs="Times New Roman"/>
+          <w:color w:val="auto"/>
+        </w:rPr>
+        <w:fldChar w:fldCharType="separate"/>
+      </w:r>
+      <w:r>
+        <w:rPr>
+          <w:rFonts w:cs="Times New Roman"/>
+          <w:color w:val="auto"/>
+        </w:rPr>
+        <w:t>4</w:t>
+      </w:r>
+      <w:r>
+        <w:rPr>
+          <w:rFonts w:cs="Times New Roman"/>
+          <w:color w:val="auto"/>
+        </w:rPr>
+        <w:fldChar w:fldCharType="end"/>
+      </w:r>
+      <w:r>
+        <w:rPr>
+          <w:rFonts w:cs="Times New Roman"/>
+          <w:color w:val="auto"/>
+        </w:rPr>
+        <w:t>);</w:t>
+      </w:r>
+    </w:p>
+    <w:p>
+      <w:pPr>
+        <w:rPr>
+          <w:rFonts w:cs="Times New Roman"/>
+          <w:color w:val="auto"/>
+        </w:rPr>
+      </w:pPr>
+      <w:r>
+        <w:rPr>
+          <w:rFonts w:cs="Times New Roman"/>
+          <w:color w:val="auto"/>
+        </w:rPr>
+        <w:t xml:space="preserve">- суммарному ущербу от возможной аварии (представлена выборка наиболее опасного оборудования, вносящего максимальный вклад, Рисунок </w:t>
+      </w:r>
+      <w:r>
+        <w:rPr>
+          <w:rFonts w:cs="Times New Roman"/>
+          <w:color w:val="auto"/>
+        </w:rPr>
+        <w:fldChar w:fldCharType="begin"/>
+      </w:r>
+      <w:r>
+        <w:rPr>
+          <w:rFonts w:cs="Times New Roman"/>
+          <w:color w:val="auto"/>
+        </w:rPr>
+        <w:instrText xml:space="preserve"> REF _Ref221117796 \h </w:instrText>
+      </w:r>
+      <w:r>
+        <w:rPr>
+          <w:rFonts w:cs="Times New Roman"/>
+          <w:color w:val="auto"/>
+        </w:rPr>
+        <w:instrText xml:space="preserve"> \* MERGEFORMAT </w:instrText>
+      </w:r>
+      <w:r>
+        <w:rPr>
+          <w:rFonts w:cs="Times New Roman"/>
+          <w:color w:val="auto"/>
+        </w:rPr>
+      </w:r>
+      <w:r>
+        <w:rPr>
+          <w:rFonts w:cs="Times New Roman"/>
+          <w:color w:val="auto"/>
+        </w:rPr>
+        <w:fldChar w:fldCharType="separate"/>
+      </w:r>
+      <w:r>
+        <w:rPr>
+          <w:rFonts w:cs="Times New Roman"/>
+          <w:color w:val="auto"/>
+        </w:rPr>
+        <w:t>5</w:t>
+      </w:r>
+      <w:r>
+        <w:rPr>
+          <w:rFonts w:cs="Times New Roman"/>
+          <w:color w:val="auto"/>
+        </w:rPr>
+        <w:fldChar w:fldCharType="end"/>
+      </w:r>
+      <w:r>
+        <w:rPr>
+          <w:rFonts w:cs="Times New Roman"/>
+          <w:color w:val="auto"/>
+        </w:rPr>
+        <w:t>);</w:t>
+      </w:r>
+    </w:p>
+    <w:p>
+      <w:pPr>
+        <w:rPr>
+          <w:rFonts w:cs="Times New Roman"/>
+          <w:color w:val="auto"/>
+        </w:rPr>
+      </w:pPr>
+      <w:r>
+        <w:rPr>
+          <w:rFonts w:cs="Times New Roman"/>
+          <w:color w:val="auto"/>
+        </w:rPr>
+        <w:t xml:space="preserve">- экологическому ущербу от возможной аварии (представлена выборка наиболее опасного оборудования, вносящего максимальный вклад, Рисунок </w:t>
+      </w:r>
+      <w:r>
+        <w:rPr>
+          <w:rFonts w:cs="Times New Roman"/>
+          <w:color w:val="auto"/>
+        </w:rPr>
+        <w:fldChar w:fldCharType="begin"/>
+      </w:r>
+      <w:r>
+        <w:rPr>
+          <w:rFonts w:cs="Times New Roman"/>
+          <w:color w:val="auto"/>
+        </w:rPr>
+        <w:instrText xml:space="preserve"> REF _Ref221117802 \h </w:instrText>
+      </w:r>
+      <w:r>
+        <w:rPr>
+          <w:rFonts w:cs="Times New Roman"/>
+          <w:color w:val="auto"/>
+        </w:rPr>
+        <w:instrText xml:space="preserve"> \* MERGEFORMAT </w:instrText>
+      </w:r>
+      <w:r>
+        <w:rPr>
+          <w:rFonts w:cs="Times New Roman"/>
+          <w:color w:val="auto"/>
+        </w:rPr>
+      </w:r>
+      <w:r>
+        <w:rPr>
+          <w:rFonts w:cs="Times New Roman"/>
+          <w:color w:val="auto"/>
+        </w:rPr>
+        <w:fldChar w:fldCharType="separate"/>
+      </w:r>
+      <w:r>
+        <w:rPr>
+          <w:rFonts w:cs="Times New Roman"/>
           <w:color w:val="auto"/>
         </w:rPr>
         <w:t>6</w:t>
@@ -15040,28 +15621,47 @@
         </w:rPr>
         <w:fldChar w:fldCharType="end"/>
       </w:r>
-      <w:bookmarkEnd w:id="29"/>
-      <w:r>
-        <w:rPr>
-          <w:rFonts w:cs="Times New Roman"/>
-          <w:color w:val="auto"/>
-        </w:rPr>
-        <w:t xml:space="preserve"> – F/N-диаграмма</w:t>
-      </w:r>
-    </w:p>
-    <w:p>
-      <w:pPr>
-        <w:rPr>
-          <w:rFonts w:cs="Times New Roman"/>
-          <w:color w:val="auto"/>
-        </w:rPr>
-      </w:pPr>
-      <w:r>
-        <w:rPr>
-          <w:rFonts w:cs="Times New Roman"/>
-          <w:color w:val="auto"/>
-        </w:rPr>
-        <w:t>{{FG_CHART}}</w:t>
+      <w:r>
+        <w:rPr>
+          <w:rFonts w:cs="Times New Roman"/>
+          <w:color w:val="auto"/>
+        </w:rPr>
+        <w:t>).</w:t>
+      </w:r>
+    </w:p>
+    <w:bookmarkEnd w:id="32"/>
+    <w:p>
+      <w:pPr>
+        <w:rPr>
+          <w:rFonts w:cs="Times New Roman"/>
+          <w:color w:val="auto"/>
+        </w:rPr>
+      </w:pPr>
+    </w:p>
+    <w:p>
+      <w:pPr>
+        <w:rPr>
+          <w:rFonts w:cs="Times New Roman"/>
+          <w:color w:val="auto"/>
+        </w:rPr>
+      </w:pPr>
+    </w:p>
+    <w:p>
+      <w:pPr>
+        <w:pStyle w:val="150"/>
+        <w:spacing w:after="0" w:line="360" w:lineRule="auto"/>
+        <w:ind w:firstLine="0"/>
+        <w:rPr>
+          <w:sz w:val="22"/>
+          <w:lang w:val="ru-RU"/>
+        </w:rPr>
+      </w:pPr>
+      <w:r>
+        <w:rPr>
+          <w:sz w:val="22"/>
+          <w:lang w:val="ru-RU"/>
+        </w:rPr>
+        <w:t xml:space="preserve">{{PARETO_FATALITIES_CHART}} </w:t>
       </w:r>
     </w:p>
     <w:p>
@@ -15078,7 +15678,7 @@
         </w:rPr>
         <w:t xml:space="preserve">Рисунок </w:t>
       </w:r>
-      <w:bookmarkStart w:id="30" w:name="AutoFigure8"/>
+      <w:bookmarkStart w:id="33" w:name="_Ref221117778"/>
       <w:r>
         <w:rPr>
           <w:rFonts w:cs="Times New Roman"/>
@@ -15103,6 +15703,344 @@
       <w:r>
         <w:rPr>
           <w:rFonts w:cs="Times New Roman"/>
+          <w:noProof/>
+          <w:color w:val="auto"/>
+        </w:rPr>
+        <w:t>3</w:t>
+      </w:r>
+      <w:r>
+        <w:rPr>
+          <w:rFonts w:cs="Times New Roman"/>
+          <w:color w:val="auto"/>
+        </w:rPr>
+        <w:fldChar w:fldCharType="end"/>
+      </w:r>
+      <w:bookmarkEnd w:id="33"/>
+      <w:r>
+        <w:rPr>
+          <w:rFonts w:cs="Times New Roman"/>
+          <w:color w:val="auto"/>
+        </w:rPr>
+        <w:t xml:space="preserve"> – Диаграмма вклада сценариев по коллективному риску гибели</w:t>
+      </w:r>
+    </w:p>
+    <w:p>
+      <w:pPr>
+        <w:rPr>
+          <w:rFonts w:cs="Times New Roman"/>
+          <w:color w:val="auto"/>
+        </w:rPr>
+      </w:pPr>
+    </w:p>
+    <w:p>
+      <w:pPr>
+        <w:pStyle w:val="150"/>
+        <w:spacing w:after="0" w:line="360" w:lineRule="auto"/>
+        <w:ind w:firstLine="0"/>
+        <w:rPr>
+          <w:sz w:val="22"/>
+          <w:lang w:val="ru-RU"/>
+        </w:rPr>
+      </w:pPr>
+      <w:r>
+        <w:rPr>
+          <w:sz w:val="22"/>
+          <w:lang w:val="ru-RU"/>
+        </w:rPr>
+        <w:t>{{PARETO_INJURED_CHART}}</w:t>
+      </w:r>
+    </w:p>
+    <w:p>
+      <w:pPr>
+        <w:rPr>
+          <w:rFonts w:cs="Times New Roman"/>
+          <w:color w:val="auto"/>
+        </w:rPr>
+      </w:pPr>
+      <w:r>
+        <w:rPr>
+          <w:rFonts w:cs="Times New Roman"/>
+          <w:color w:val="auto"/>
+        </w:rPr>
+        <w:t xml:space="preserve">Рисунок </w:t>
+      </w:r>
+      <w:bookmarkStart w:id="34" w:name="_Ref221117788"/>
+      <w:r>
+        <w:rPr>
+          <w:rFonts w:cs="Times New Roman"/>
+          <w:color w:val="auto"/>
+        </w:rPr>
+        <w:fldChar w:fldCharType="begin"/>
+      </w:r>
+      <w:r>
+        <w:rPr>
+          <w:rFonts w:cs="Times New Roman"/>
+          <w:color w:val="auto"/>
+        </w:rPr>
+        <w:instrText xml:space="preserve"> SEQ Рисунок \* ARABIC </w:instrText>
+      </w:r>
+      <w:r>
+        <w:rPr>
+          <w:rFonts w:cs="Times New Roman"/>
+          <w:color w:val="auto"/>
+        </w:rPr>
+        <w:fldChar w:fldCharType="separate"/>
+      </w:r>
+      <w:r>
+        <w:rPr>
+          <w:rFonts w:cs="Times New Roman"/>
+          <w:noProof/>
+          <w:color w:val="auto"/>
+        </w:rPr>
+        <w:t>4</w:t>
+      </w:r>
+      <w:r>
+        <w:rPr>
+          <w:rFonts w:cs="Times New Roman"/>
+          <w:color w:val="auto"/>
+        </w:rPr>
+        <w:fldChar w:fldCharType="end"/>
+      </w:r>
+      <w:bookmarkEnd w:id="34"/>
+      <w:r>
+        <w:rPr>
+          <w:rFonts w:cs="Times New Roman"/>
+          <w:color w:val="auto"/>
+        </w:rPr>
+        <w:t xml:space="preserve"> – Диаграмма вклада сценариев по коллективному риску ранения</w:t>
+      </w:r>
+    </w:p>
+    <w:p>
+      <w:pPr>
+        <w:rPr>
+          <w:rFonts w:cs="Times New Roman"/>
+          <w:color w:val="auto"/>
+        </w:rPr>
+      </w:pPr>
+    </w:p>
+    <w:p>
+      <w:pPr>
+        <w:pStyle w:val="150"/>
+        <w:spacing w:after="0" w:line="360" w:lineRule="auto"/>
+        <w:ind w:firstLine="0"/>
+        <w:rPr>
+          <w:sz w:val="22"/>
+          <w:lang w:val="ru-RU"/>
+        </w:rPr>
+      </w:pPr>
+      <w:r>
+        <w:rPr>
+          <w:sz w:val="22"/>
+          <w:lang w:val="ru-RU"/>
+        </w:rPr>
+        <w:t>{{PARETO_DAMAGE_CHART}}</w:t>
+      </w:r>
+    </w:p>
+    <w:p>
+      <w:pPr>
+        <w:rPr>
+          <w:rFonts w:cs="Times New Roman"/>
+          <w:color w:val="auto"/>
+        </w:rPr>
+      </w:pPr>
+      <w:r>
+        <w:rPr>
+          <w:rFonts w:cs="Times New Roman"/>
+          <w:color w:val="auto"/>
+        </w:rPr>
+        <w:t xml:space="preserve">Рисунок </w:t>
+      </w:r>
+      <w:bookmarkStart w:id="35" w:name="_Ref221117796"/>
+      <w:r>
+        <w:rPr>
+          <w:rFonts w:cs="Times New Roman"/>
+          <w:color w:val="auto"/>
+        </w:rPr>
+        <w:fldChar w:fldCharType="begin"/>
+      </w:r>
+      <w:r>
+        <w:rPr>
+          <w:rFonts w:cs="Times New Roman"/>
+          <w:color w:val="auto"/>
+        </w:rPr>
+        <w:instrText xml:space="preserve"> SEQ Рисунок \* ARABIC </w:instrText>
+      </w:r>
+      <w:r>
+        <w:rPr>
+          <w:rFonts w:cs="Times New Roman"/>
+          <w:color w:val="auto"/>
+        </w:rPr>
+        <w:fldChar w:fldCharType="separate"/>
+      </w:r>
+      <w:r>
+        <w:rPr>
+          <w:rFonts w:cs="Times New Roman"/>
+          <w:noProof/>
+          <w:color w:val="auto"/>
+        </w:rPr>
+        <w:t>5</w:t>
+      </w:r>
+      <w:r>
+        <w:rPr>
+          <w:rFonts w:cs="Times New Roman"/>
+          <w:color w:val="auto"/>
+        </w:rPr>
+        <w:fldChar w:fldCharType="end"/>
+      </w:r>
+      <w:bookmarkEnd w:id="35"/>
+      <w:r>
+        <w:rPr>
+          <w:rFonts w:cs="Times New Roman"/>
+          <w:color w:val="auto"/>
+        </w:rPr>
+        <w:t xml:space="preserve"> – Диаграмма вклада сценариев по суммарному ущербу</w:t>
+      </w:r>
+    </w:p>
+    <w:p>
+      <w:pPr>
+        <w:rPr>
+          <w:rFonts w:cs="Times New Roman"/>
+          <w:color w:val="auto"/>
+        </w:rPr>
+      </w:pPr>
+    </w:p>
+    <w:p>
+      <w:pPr>
+        <w:pStyle w:val="150"/>
+        <w:spacing w:after="0" w:line="360" w:lineRule="auto"/>
+        <w:ind w:firstLine="0"/>
+        <w:rPr>
+          <w:sz w:val="22"/>
+          <w:lang w:val="ru-RU"/>
+        </w:rPr>
+      </w:pPr>
+      <w:r>
+        <w:rPr>
+          <w:sz w:val="22"/>
+          <w:lang w:val="ru-RU"/>
+        </w:rPr>
+        <w:t>{{PARETO_ENV_DAMAGE_CHART}}</w:t>
+      </w:r>
+    </w:p>
+    <w:p>
+      <w:pPr>
+        <w:rPr>
+          <w:rFonts w:cs="Times New Roman"/>
+          <w:color w:val="auto"/>
+        </w:rPr>
+      </w:pPr>
+      <w:r>
+        <w:rPr>
+          <w:rFonts w:cs="Times New Roman"/>
+          <w:color w:val="auto"/>
+        </w:rPr>
+        <w:t xml:space="preserve">Рисунок </w:t>
+      </w:r>
+      <w:bookmarkStart w:id="36" w:name="_Ref221117802"/>
+      <w:r>
+        <w:rPr>
+          <w:rFonts w:cs="Times New Roman"/>
+          <w:color w:val="auto"/>
+        </w:rPr>
+        <w:fldChar w:fldCharType="begin"/>
+      </w:r>
+      <w:r>
+        <w:rPr>
+          <w:rFonts w:cs="Times New Roman"/>
+          <w:color w:val="auto"/>
+        </w:rPr>
+        <w:instrText xml:space="preserve"> SEQ Рисунок \* ARABIC </w:instrText>
+      </w:r>
+      <w:r>
+        <w:rPr>
+          <w:rFonts w:cs="Times New Roman"/>
+          <w:color w:val="auto"/>
+        </w:rPr>
+        <w:fldChar w:fldCharType="separate"/>
+      </w:r>
+      <w:r>
+        <w:rPr>
+          <w:rFonts w:cs="Times New Roman"/>
+          <w:noProof/>
+          <w:color w:val="auto"/>
+        </w:rPr>
+        <w:t>6</w:t>
+      </w:r>
+      <w:r>
+        <w:rPr>
+          <w:rFonts w:cs="Times New Roman"/>
+          <w:color w:val="auto"/>
+        </w:rPr>
+        <w:fldChar w:fldCharType="end"/>
+      </w:r>
+      <w:bookmarkEnd w:id="36"/>
+      <w:r>
+        <w:rPr>
+          <w:rFonts w:cs="Times New Roman"/>
+          <w:color w:val="auto"/>
+        </w:rPr>
+        <w:t xml:space="preserve"> – Диаграмма вклада сценариев по экологическому ущербу</w:t>
+      </w:r>
+    </w:p>
+    <w:p>
+      <w:pPr>
+        <w:rPr>
+          <w:rFonts w:cs="Times New Roman"/>
+          <w:color w:val="auto"/>
+        </w:rPr>
+      </w:pPr>
+    </w:p>
+    <w:p>
+      <w:pPr>
+        <w:rPr>
+          <w:rFonts w:cs="Times New Roman"/>
+          <w:color w:val="auto"/>
+        </w:rPr>
+      </w:pPr>
+      <w:r>
+        <w:rPr>
+          <w:rFonts w:cs="Times New Roman"/>
+          <w:color w:val="auto"/>
+        </w:rPr>
+        <w:t xml:space="preserve">На рисунке ниже представлена диаграмма распределения ущерба по составляющим опасного производственного объекта (Рисунок </w:t>
+      </w:r>
+      <w:r>
+        <w:rPr>
+          <w:rFonts w:cs="Times New Roman"/>
+          <w:color w:val="auto"/>
+        </w:rPr>
+        <w:fldChar w:fldCharType="begin"/>
+      </w:r>
+      <w:r>
+        <w:rPr>
+          <w:rFonts w:cs="Times New Roman"/>
+          <w:color w:val="auto"/>
+        </w:rPr>
+        <w:instrText xml:space="preserve"> REF _Ref221117936 \h </w:instrText>
+      </w:r>
+      <w:r>
+        <w:rPr>
+          <w:rFonts w:cs="Times New Roman"/>
+          <w:color w:val="auto"/>
+        </w:rPr>
+        <w:instrText xml:space="preserve"> \* MERGEFORMAT </w:instrText>
+      </w:r>
+      <w:r>
+        <w:rPr>
+          <w:rFonts w:cs="Times New Roman"/>
+          <w:color w:val="auto"/>
+        </w:rPr>
+      </w:r>
+      <w:r>
+        <w:rPr>
+          <w:rFonts w:cs="Times New Roman"/>
+          <w:color w:val="auto"/>
+        </w:rPr>
+        <w:fldChar w:fldCharType="separate"/>
+      </w:r>
+      <w:r>
+        <w:rPr>
+          <w:rFonts w:cs="Times New Roman"/>
           <w:color w:val="auto"/>
         </w:rPr>
         <w:t>7</w:t>
@@ -15114,53 +16052,55 @@
         </w:rPr>
         <w:fldChar w:fldCharType="end"/>
       </w:r>
-      <w:bookmarkEnd w:id="30"/>
-      <w:r>
-        <w:rPr>
-          <w:rFonts w:cs="Times New Roman"/>
-          <w:color w:val="auto"/>
-        </w:rPr>
-        <w:t xml:space="preserve"> – F/G-диаграмма</w:t>
-      </w:r>
-    </w:p>
-    <w:p>
-      <w:pPr>
-        <w:rPr>
-          <w:rFonts w:cs="Times New Roman"/>
-          <w:color w:val="auto"/>
-        </w:rPr>
-      </w:pPr>
-    </w:p>
-    <w:p>
-      <w:pPr>
-        <w:rPr>
-          <w:rFonts w:cs="Times New Roman"/>
-          <w:color w:val="auto"/>
-        </w:rPr>
-      </w:pPr>
-      <w:bookmarkStart w:id="31" w:name="_Hlk221117853"/>
-      <w:r>
-        <w:rPr>
-          <w:rFonts w:cs="Times New Roman"/>
-          <w:color w:val="auto"/>
-        </w:rPr>
-        <w:t>Дополнительно представлены диаграммы вкладов сценариев по:</w:t>
-      </w:r>
-    </w:p>
-    <w:p>
-      <w:pPr>
-        <w:rPr>
-          <w:rFonts w:cs="Times New Roman"/>
-          <w:color w:val="auto"/>
-        </w:rPr>
-      </w:pPr>
-      <w:r>
-        <w:rPr>
-          <w:rFonts w:cs="Times New Roman"/>
-          <w:color w:val="auto"/>
-        </w:rPr>
-        <w:t xml:space="preserve">- коллективному риску гибели (представлена выборка наиболее опасного оборудования, вносящего максимальный вклад, Рисунок </w:t>
-      </w:r>
+      <w:r>
+        <w:rPr>
+          <w:rFonts w:cs="Times New Roman"/>
+          <w:color w:val="auto"/>
+        </w:rPr>
+        <w:t>)</w:t>
+      </w:r>
+    </w:p>
+    <w:p>
+      <w:pPr>
+        <w:rPr>
+          <w:rFonts w:cs="Times New Roman"/>
+          <w:color w:val="auto"/>
+        </w:rPr>
+      </w:pPr>
+    </w:p>
+    <w:p>
+      <w:pPr>
+        <w:pStyle w:val="150"/>
+        <w:spacing w:after="0" w:line="360" w:lineRule="auto"/>
+        <w:ind w:firstLine="0"/>
+        <w:rPr>
+          <w:sz w:val="22"/>
+          <w:lang w:val="ru-RU"/>
+        </w:rPr>
+      </w:pPr>
+      <w:r>
+        <w:rPr>
+          <w:sz w:val="22"/>
+          <w:lang w:val="ru-RU"/>
+        </w:rPr>
+        <w:t>{{DAMAGE_BY_COMPONENT_CHART}}</w:t>
+      </w:r>
+    </w:p>
+    <w:p>
+      <w:pPr>
+        <w:rPr>
+          <w:rFonts w:cs="Times New Roman"/>
+          <w:color w:val="auto"/>
+        </w:rPr>
+      </w:pPr>
+      <w:r>
+        <w:rPr>
+          <w:rFonts w:cs="Times New Roman"/>
+          <w:color w:val="auto"/>
+        </w:rPr>
+        <w:t xml:space="preserve">Рисунок </w:t>
+      </w:r>
+      <w:bookmarkStart w:id="37" w:name="_Ref221117936"/>
       <w:r>
         <w:rPr>
           <w:rFonts w:cs="Times New Roman"/>
@@ -15173,13 +16113,74 @@
           <w:rFonts w:cs="Times New Roman"/>
           <w:color w:val="auto"/>
         </w:rPr>
-        <w:instrText xml:space="preserve"> REF _Ref221117778 \h </w:instrText>
-      </w:r>
-      <w:r>
-        <w:rPr>
-          <w:rFonts w:cs="Times New Roman"/>
-          <w:color w:val="auto"/>
-        </w:rPr>
+        <w:instrText xml:space="preserve"> SEQ Рисунок \* ARABIC </w:instrText>
+      </w:r>
+      <w:r>
+        <w:rPr>
+          <w:rFonts w:cs="Times New Roman"/>
+          <w:color w:val="auto"/>
+        </w:rPr>
+        <w:fldChar w:fldCharType="separate"/>
+      </w:r>
+      <w:r>
+        <w:rPr>
+          <w:rFonts w:cs="Times New Roman"/>
+          <w:noProof/>
+          <w:color w:val="auto"/>
+        </w:rPr>
+        <w:t>7</w:t>
+      </w:r>
+      <w:r>
+        <w:rPr>
+          <w:rFonts w:cs="Times New Roman"/>
+          <w:color w:val="auto"/>
+        </w:rPr>
+        <w:fldChar w:fldCharType="end"/>
+      </w:r>
+      <w:bookmarkEnd w:id="37"/>
+      <w:r>
+        <w:rPr>
+          <w:rFonts w:cs="Times New Roman"/>
+          <w:color w:val="auto"/>
+        </w:rPr>
+        <w:t xml:space="preserve"> – Диаграмма распределения ущерба по составляющим</w:t>
+      </w:r>
+    </w:p>
+    <w:p>
+      <w:pPr>
+        <w:rPr>
+          <w:rFonts w:cs="Times New Roman"/>
+          <w:color w:val="auto"/>
+        </w:rPr>
+      </w:pPr>
+    </w:p>
+    <w:p>
+      <w:pPr>
+        <w:rPr>
+          <w:rFonts w:cs="Times New Roman"/>
+          <w:color w:val="auto"/>
+        </w:rPr>
+      </w:pPr>
+      <w:r>
+        <w:rPr>
+          <w:rFonts w:cs="Times New Roman"/>
+          <w:color w:val="auto"/>
+        </w:rPr>
+        <w:t xml:space="preserve">На рисунках ниже (Рисунок </w:t>
+      </w:r>
+      <w:r>
+        <w:rPr>
+          <w:rFonts w:cs="Times New Roman"/>
+          <w:color w:val="auto"/>
+        </w:rPr>
+        <w:fldChar w:fldCharType="begin"/>
+      </w:r>
+      <w:r>
+        <w:rPr>
+          <w:rFonts w:cs="Times New Roman"/>
+          <w:color w:val="auto"/>
+        </w:rPr>
+        <w:instrText xml:space="preserve"> REF _Ref221118168 \h </w:instrText>
       </w:r>
       <w:r>
         <w:rPr>
@@ -15193,6 +16194,12 @@
           <w:rFonts w:cs="Times New Roman"/>
           <w:color w:val="auto"/>
         </w:rPr>
+      </w:r>
+      <w:r>
+        <w:rPr>
+          <w:rFonts w:cs="Times New Roman"/>
+          <w:color w:val="auto"/>
+        </w:rPr>
         <w:fldChar w:fldCharType="separate"/>
       </w:r>
       <w:r>
@@ -15214,22 +16221,7 @@
           <w:rFonts w:cs="Times New Roman"/>
           <w:color w:val="auto"/>
         </w:rPr>
-        <w:t>);</w:t>
-      </w:r>
-    </w:p>
-    <w:p>
-      <w:pPr>
-        <w:rPr>
-          <w:rFonts w:cs="Times New Roman"/>
-          <w:color w:val="auto"/>
-        </w:rPr>
-      </w:pPr>
-      <w:r>
-        <w:rPr>
-          <w:rFonts w:cs="Times New Roman"/>
-          <w:color w:val="auto"/>
-        </w:rPr>
-        <w:t xml:space="preserve">- коллективному риску ранения (представлена выборка наиболее опасного оборудования, вносящего максимальный вклад, Рисунок </w:t>
+        <w:t xml:space="preserve">, Рисунок </w:t>
       </w:r>
       <w:r>
         <w:rPr>
@@ -15243,13 +16235,7 @@
           <w:rFonts w:cs="Times New Roman"/>
           <w:color w:val="auto"/>
         </w:rPr>
-        <w:instrText xml:space="preserve"> REF _Ref221117788 \h </w:instrText>
-      </w:r>
-      <w:r>
-        <w:rPr>
-          <w:rFonts w:cs="Times New Roman"/>
-          <w:color w:val="auto"/>
-        </w:rPr>
+        <w:instrText xml:space="preserve"> REF _Ref221118175 \h </w:instrText>
       </w:r>
       <w:r>
         <w:rPr>
@@ -15263,6 +16249,12 @@
           <w:rFonts w:cs="Times New Roman"/>
           <w:color w:val="auto"/>
         </w:rPr>
+      </w:r>
+      <w:r>
+        <w:rPr>
+          <w:rFonts w:cs="Times New Roman"/>
+          <w:color w:val="auto"/>
+        </w:rPr>
         <w:fldChar w:fldCharType="separate"/>
       </w:r>
       <w:r>
@@ -15284,23 +16276,50 @@
           <w:rFonts w:cs="Times New Roman"/>
           <w:color w:val="auto"/>
         </w:rPr>
-        <w:t>);</w:t>
-      </w:r>
-    </w:p>
-    <w:p>
-      <w:pPr>
-        <w:rPr>
-          <w:rFonts w:cs="Times New Roman"/>
-          <w:color w:val="auto"/>
-        </w:rPr>
-      </w:pPr>
-      <w:r>
-        <w:rPr>
-          <w:rFonts w:cs="Times New Roman"/>
-          <w:color w:val="auto"/>
-        </w:rPr>
-        <w:t xml:space="preserve">- суммарному ущербу от возможной аварии (представлена выборка наиболее опасного оборудования, вносящего максимальный вклад, Рисунок </w:t>
-      </w:r>
+        <w:t>) представлены риск-матрицы соответствия частот сценариев аварий с количеством погибших и ущербом от аварий на объекте. Выделены и подписаны 5 наиболее вероятных аварий и 5 наиболее опасных аварий в целом на ОПО для устранения «шума» на диаграмме (наложения подписей друг на друга).</w:t>
+      </w:r>
+    </w:p>
+    <w:p>
+      <w:pPr>
+        <w:rPr>
+          <w:rFonts w:cs="Times New Roman"/>
+          <w:color w:val="auto"/>
+        </w:rPr>
+      </w:pPr>
+    </w:p>
+    <w:p>
+      <w:pPr>
+        <w:pStyle w:val="150"/>
+        <w:spacing w:after="0" w:line="360" w:lineRule="auto"/>
+        <w:ind w:firstLine="0"/>
+        <w:rPr>
+          <w:sz w:val="22"/>
+          <w:lang w:val="ru-RU"/>
+        </w:rPr>
+      </w:pPr>
+      <w:r>
+        <w:rPr>
+          <w:sz w:val="22"/>
+          <w:lang w:val="ru-RU"/>
+        </w:rPr>
+        <w:t>{{RISK_MATRIX_CHART}}</w:t>
+      </w:r>
+    </w:p>
+    <w:p>
+      <w:pPr>
+        <w:rPr>
+          <w:rFonts w:cs="Times New Roman"/>
+          <w:color w:val="auto"/>
+        </w:rPr>
+      </w:pPr>
+      <w:r>
+        <w:rPr>
+          <w:rFonts w:cs="Times New Roman"/>
+          <w:color w:val="auto"/>
+        </w:rPr>
+        <w:t xml:space="preserve">Рисунок </w:t>
+      </w:r>
+      <w:bookmarkStart w:id="38" w:name="_Ref221118168"/>
       <w:r>
         <w:rPr>
           <w:rFonts w:cs="Times New Roman"/>
@@ -15313,20 +16332,7 @@
           <w:rFonts w:cs="Times New Roman"/>
           <w:color w:val="auto"/>
         </w:rPr>
-        <w:instrText xml:space="preserve"> REF _Ref221117796 \h </w:instrText>
-      </w:r>
-      <w:r>
-        <w:rPr>
-          <w:rFonts w:cs="Times New Roman"/>
-          <w:color w:val="auto"/>
-        </w:rPr>
-      </w:r>
-      <w:r>
-        <w:rPr>
-          <w:rFonts w:cs="Times New Roman"/>
-          <w:color w:val="auto"/>
-        </w:rPr>
-        <w:instrText xml:space="preserve"> \* MERGEFORMAT </w:instrText>
+        <w:instrText xml:space="preserve"> SEQ Рисунок \* ARABIC </w:instrText>
       </w:r>
       <w:r>
         <w:rPr>
@@ -15338,9 +16344,10 @@
       <w:r>
         <w:rPr>
           <w:rFonts w:cs="Times New Roman"/>
-          <w:color w:val="auto"/>
-        </w:rPr>
-        <w:t>10</w:t>
+          <w:noProof/>
+          <w:color w:val="auto"/>
+        </w:rPr>
+        <w:t>8</w:t>
       </w:r>
       <w:r>
         <w:rPr>
@@ -15349,28 +16356,56 @@
         </w:rPr>
         <w:fldChar w:fldCharType="end"/>
       </w:r>
-      <w:r>
-        <w:rPr>
-          <w:rFonts w:cs="Times New Roman"/>
-          <w:color w:val="auto"/>
-        </w:rPr>
-        <w:t>);</w:t>
-      </w:r>
-    </w:p>
-    <w:p>
-      <w:pPr>
-        <w:rPr>
-          <w:rFonts w:cs="Times New Roman"/>
-          <w:color w:val="auto"/>
-        </w:rPr>
-      </w:pPr>
-      <w:r>
-        <w:rPr>
-          <w:rFonts w:cs="Times New Roman"/>
-          <w:color w:val="auto"/>
-        </w:rPr>
-        <w:t xml:space="preserve">- экологическому ущербу от возможной аварии (представлена выборка наиболее опасного оборудования, вносящего максимальный вклад, Рисунок </w:t>
-      </w:r>
+      <w:bookmarkEnd w:id="38"/>
+      <w:r>
+        <w:rPr>
+          <w:rFonts w:cs="Times New Roman"/>
+          <w:color w:val="auto"/>
+        </w:rPr>
+        <w:t xml:space="preserve"> – Риск-матрица «частота-количество погибших»</w:t>
+      </w:r>
+    </w:p>
+    <w:p>
+      <w:pPr>
+        <w:rPr>
+          <w:rFonts w:cs="Times New Roman"/>
+          <w:color w:val="auto"/>
+        </w:rPr>
+      </w:pPr>
+    </w:p>
+    <w:p>
+      <w:pPr>
+        <w:pStyle w:val="150"/>
+        <w:spacing w:after="0" w:line="360" w:lineRule="auto"/>
+        <w:ind w:firstLine="0"/>
+        <w:rPr>
+          <w:sz w:val="22"/>
+          <w:lang w:val="ru-RU"/>
+        </w:rPr>
+      </w:pPr>
+      <w:r>
+        <w:rPr>
+          <w:sz w:val="22"/>
+          <w:lang w:val="ru-RU"/>
+        </w:rPr>
+        <w:t>{{RISK_MATRIX_DAMAGE_CHART}}</w:t>
+      </w:r>
+    </w:p>
+    <w:p>
+      <w:pPr>
+        <w:rPr>
+          <w:rFonts w:cs="Times New Roman"/>
+          <w:color w:val="auto"/>
+        </w:rPr>
+      </w:pPr>
+      <w:r>
+        <w:rPr>
+          <w:rFonts w:cs="Times New Roman"/>
+          <w:color w:val="auto"/>
+        </w:rPr>
+        <w:t xml:space="preserve">Рисунок </w:t>
+      </w:r>
+      <w:bookmarkStart w:id="39" w:name="_Ref221118175"/>
       <w:r>
         <w:rPr>
           <w:rFonts w:cs="Times New Roman"/>
@@ -15383,20 +16418,7 @@
           <w:rFonts w:cs="Times New Roman"/>
           <w:color w:val="auto"/>
         </w:rPr>
-        <w:instrText xml:space="preserve"> REF _Ref221117802 \h </w:instrText>
-      </w:r>
-      <w:r>
-        <w:rPr>
-          <w:rFonts w:cs="Times New Roman"/>
-          <w:color w:val="auto"/>
-        </w:rPr>
-      </w:r>
-      <w:r>
-        <w:rPr>
-          <w:rFonts w:cs="Times New Roman"/>
-          <w:color w:val="auto"/>
-        </w:rPr>
-        <w:instrText xml:space="preserve"> \* MERGEFORMAT </w:instrText>
+        <w:instrText xml:space="preserve"> SEQ Рисунок \* ARABIC </w:instrText>
       </w:r>
       <w:r>
         <w:rPr>
@@ -15408,9 +16430,10 @@
       <w:r>
         <w:rPr>
           <w:rFonts w:cs="Times New Roman"/>
-          <w:color w:val="auto"/>
-        </w:rPr>
-        <w:t>11</w:t>
+          <w:noProof/>
+          <w:color w:val="auto"/>
+        </w:rPr>
+        <w:t>9</w:t>
       </w:r>
       <w:r>
         <w:rPr>
@@ -15419,800 +16442,7 @@
         </w:rPr>
         <w:fldChar w:fldCharType="end"/>
       </w:r>
-      <w:r>
-        <w:rPr>
-          <w:rFonts w:cs="Times New Roman"/>
-          <w:color w:val="auto"/>
-        </w:rPr>
-        <w:t>).</w:t>
-      </w:r>
-    </w:p>
-    <w:bookmarkEnd w:id="31"/>
-    <w:p>
-      <w:pPr>
-        <w:rPr>
-          <w:rFonts w:cs="Times New Roman"/>
-          <w:color w:val="auto"/>
-        </w:rPr>
-      </w:pPr>
-    </w:p>
-    <w:p>
-      <w:pPr>
-        <w:rPr>
-          <w:rFonts w:cs="Times New Roman"/>
-          <w:color w:val="auto"/>
-        </w:rPr>
-      </w:pPr>
-    </w:p>
-    <w:p>
-      <w:pPr>
-        <w:rPr>
-          <w:rFonts w:cs="Times New Roman"/>
-          <w:color w:val="auto"/>
-        </w:rPr>
-      </w:pPr>
-      <w:r>
-        <w:rPr>
-          <w:rFonts w:cs="Times New Roman"/>
-          <w:color w:val="auto"/>
-        </w:rPr>
-        <w:t xml:space="preserve">{{PARETO_FATALITIES_CHART}} </w:t>
-      </w:r>
-    </w:p>
-    <w:p>
-      <w:pPr>
-        <w:rPr>
-          <w:rFonts w:cs="Times New Roman"/>
-          <w:color w:val="auto"/>
-        </w:rPr>
-      </w:pPr>
-      <w:r>
-        <w:rPr>
-          <w:rFonts w:cs="Times New Roman"/>
-          <w:color w:val="auto"/>
-        </w:rPr>
-        <w:t xml:space="preserve">Рисунок </w:t>
-      </w:r>
-      <w:bookmarkStart w:id="32" w:name="_Ref221117778"/>
-      <w:r>
-        <w:rPr>
-          <w:rFonts w:cs="Times New Roman"/>
-          <w:color w:val="auto"/>
-        </w:rPr>
-        <w:fldChar w:fldCharType="begin"/>
-      </w:r>
-      <w:r>
-        <w:rPr>
-          <w:rFonts w:cs="Times New Roman"/>
-          <w:color w:val="auto"/>
-        </w:rPr>
-        <w:instrText xml:space="preserve"> SEQ Рисунок \* ARABIC </w:instrText>
-      </w:r>
-      <w:r>
-        <w:rPr>
-          <w:rFonts w:cs="Times New Roman"/>
-          <w:color w:val="auto"/>
-        </w:rPr>
-        <w:fldChar w:fldCharType="separate"/>
-      </w:r>
-      <w:r>
-        <w:rPr>
-          <w:rFonts w:cs="Times New Roman"/>
-          <w:color w:val="auto"/>
-        </w:rPr>
-        <w:t>8</w:t>
-      </w:r>
-      <w:r>
-        <w:rPr>
-          <w:rFonts w:cs="Times New Roman"/>
-          <w:color w:val="auto"/>
-        </w:rPr>
-        <w:fldChar w:fldCharType="end"/>
-      </w:r>
-      <w:bookmarkEnd w:id="32"/>
-      <w:r>
-        <w:rPr>
-          <w:rFonts w:cs="Times New Roman"/>
-          <w:color w:val="auto"/>
-        </w:rPr>
-        <w:t xml:space="preserve"> – Диаграмма вклада сценариев по коллективному риску гибели</w:t>
-      </w:r>
-    </w:p>
-    <w:p>
-      <w:pPr>
-        <w:rPr>
-          <w:rFonts w:cs="Times New Roman"/>
-          <w:color w:val="auto"/>
-        </w:rPr>
-      </w:pPr>
-    </w:p>
-    <w:p>
-      <w:pPr>
-        <w:rPr>
-          <w:rFonts w:cs="Times New Roman"/>
-          <w:color w:val="auto"/>
-        </w:rPr>
-      </w:pPr>
-      <w:r>
-        <w:rPr>
-          <w:rFonts w:cs="Times New Roman"/>
-          <w:color w:val="auto"/>
-        </w:rPr>
-        <w:t>{{PARETO_INJURED_CHART}}</w:t>
-      </w:r>
-    </w:p>
-    <w:p>
-      <w:pPr>
-        <w:rPr>
-          <w:rFonts w:cs="Times New Roman"/>
-          <w:color w:val="auto"/>
-        </w:rPr>
-      </w:pPr>
-      <w:r>
-        <w:rPr>
-          <w:rFonts w:cs="Times New Roman"/>
-          <w:color w:val="auto"/>
-        </w:rPr>
-        <w:t xml:space="preserve">Рисунок </w:t>
-      </w:r>
-      <w:bookmarkStart w:id="33" w:name="_Ref221117788"/>
-      <w:r>
-        <w:rPr>
-          <w:rFonts w:cs="Times New Roman"/>
-          <w:color w:val="auto"/>
-        </w:rPr>
-        <w:fldChar w:fldCharType="begin"/>
-      </w:r>
-      <w:r>
-        <w:rPr>
-          <w:rFonts w:cs="Times New Roman"/>
-          <w:color w:val="auto"/>
-        </w:rPr>
-        <w:instrText xml:space="preserve"> SEQ Рисунок \* ARABIC </w:instrText>
-      </w:r>
-      <w:r>
-        <w:rPr>
-          <w:rFonts w:cs="Times New Roman"/>
-          <w:color w:val="auto"/>
-        </w:rPr>
-        <w:fldChar w:fldCharType="separate"/>
-      </w:r>
-      <w:r>
-        <w:rPr>
-          <w:rFonts w:cs="Times New Roman"/>
-          <w:color w:val="auto"/>
-        </w:rPr>
-        <w:t>9</w:t>
-      </w:r>
-      <w:r>
-        <w:rPr>
-          <w:rFonts w:cs="Times New Roman"/>
-          <w:color w:val="auto"/>
-        </w:rPr>
-        <w:fldChar w:fldCharType="end"/>
-      </w:r>
-      <w:bookmarkEnd w:id="33"/>
-      <w:r>
-        <w:rPr>
-          <w:rFonts w:cs="Times New Roman"/>
-          <w:color w:val="auto"/>
-        </w:rPr>
-        <w:t xml:space="preserve"> – Диаграмма вклада сценариев по коллективному риску ранения</w:t>
-      </w:r>
-    </w:p>
-    <w:p>
-      <w:pPr>
-        <w:rPr>
-          <w:rFonts w:cs="Times New Roman"/>
-          <w:color w:val="auto"/>
-        </w:rPr>
-      </w:pPr>
-    </w:p>
-    <w:p>
-      <w:pPr>
-        <w:rPr>
-          <w:rFonts w:cs="Times New Roman"/>
-          <w:color w:val="auto"/>
-        </w:rPr>
-      </w:pPr>
-      <w:r>
-        <w:rPr>
-          <w:rFonts w:cs="Times New Roman"/>
-          <w:color w:val="auto"/>
-        </w:rPr>
-        <w:t>{{PARETO_DAMAGE_CHART}}</w:t>
-      </w:r>
-    </w:p>
-    <w:p>
-      <w:pPr>
-        <w:rPr>
-          <w:rFonts w:cs="Times New Roman"/>
-          <w:color w:val="auto"/>
-        </w:rPr>
-      </w:pPr>
-      <w:r>
-        <w:rPr>
-          <w:rFonts w:cs="Times New Roman"/>
-          <w:color w:val="auto"/>
-        </w:rPr>
-        <w:t xml:space="preserve">Рисунок </w:t>
-      </w:r>
-      <w:bookmarkStart w:id="34" w:name="_Ref221117796"/>
-      <w:r>
-        <w:rPr>
-          <w:rFonts w:cs="Times New Roman"/>
-          <w:color w:val="auto"/>
-        </w:rPr>
-        <w:fldChar w:fldCharType="begin"/>
-      </w:r>
-      <w:r>
-        <w:rPr>
-          <w:rFonts w:cs="Times New Roman"/>
-          <w:color w:val="auto"/>
-        </w:rPr>
-        <w:instrText xml:space="preserve"> SEQ Рисунок \* ARABIC </w:instrText>
-      </w:r>
-      <w:r>
-        <w:rPr>
-          <w:rFonts w:cs="Times New Roman"/>
-          <w:color w:val="auto"/>
-        </w:rPr>
-        <w:fldChar w:fldCharType="separate"/>
-      </w:r>
-      <w:r>
-        <w:rPr>
-          <w:rFonts w:cs="Times New Roman"/>
-          <w:color w:val="auto"/>
-        </w:rPr>
-        <w:t>10</w:t>
-      </w:r>
-      <w:r>
-        <w:rPr>
-          <w:rFonts w:cs="Times New Roman"/>
-          <w:color w:val="auto"/>
-        </w:rPr>
-        <w:fldChar w:fldCharType="end"/>
-      </w:r>
-      <w:bookmarkEnd w:id="34"/>
-      <w:r>
-        <w:rPr>
-          <w:rFonts w:cs="Times New Roman"/>
-          <w:color w:val="auto"/>
-        </w:rPr>
-        <w:t xml:space="preserve"> – Диаграмма вклада сценариев по суммарному ущербу</w:t>
-      </w:r>
-    </w:p>
-    <w:p>
-      <w:pPr>
-        <w:rPr>
-          <w:rFonts w:cs="Times New Roman"/>
-          <w:color w:val="auto"/>
-        </w:rPr>
-      </w:pPr>
-    </w:p>
-    <w:p>
-      <w:pPr>
-        <w:rPr>
-          <w:rFonts w:cs="Times New Roman"/>
-          <w:color w:val="auto"/>
-        </w:rPr>
-      </w:pPr>
-      <w:r>
-        <w:rPr>
-          <w:rFonts w:cs="Times New Roman"/>
-          <w:color w:val="auto"/>
-        </w:rPr>
-        <w:t>{{PARETO_ENV_DAMAGE_CHART}}</w:t>
-      </w:r>
-    </w:p>
-    <w:p>
-      <w:pPr>
-        <w:rPr>
-          <w:rFonts w:cs="Times New Roman"/>
-          <w:color w:val="auto"/>
-        </w:rPr>
-      </w:pPr>
-      <w:r>
-        <w:rPr>
-          <w:rFonts w:cs="Times New Roman"/>
-          <w:color w:val="auto"/>
-        </w:rPr>
-        <w:t xml:space="preserve">Рисунок </w:t>
-      </w:r>
-      <w:bookmarkStart w:id="35" w:name="_Ref221117802"/>
-      <w:r>
-        <w:rPr>
-          <w:rFonts w:cs="Times New Roman"/>
-          <w:color w:val="auto"/>
-        </w:rPr>
-        <w:fldChar w:fldCharType="begin"/>
-      </w:r>
-      <w:r>
-        <w:rPr>
-          <w:rFonts w:cs="Times New Roman"/>
-          <w:color w:val="auto"/>
-        </w:rPr>
-        <w:instrText xml:space="preserve"> SEQ Рисунок \* ARABIC </w:instrText>
-      </w:r>
-      <w:r>
-        <w:rPr>
-          <w:rFonts w:cs="Times New Roman"/>
-          <w:color w:val="auto"/>
-        </w:rPr>
-        <w:fldChar w:fldCharType="separate"/>
-      </w:r>
-      <w:r>
-        <w:rPr>
-          <w:rFonts w:cs="Times New Roman"/>
-          <w:color w:val="auto"/>
-        </w:rPr>
-        <w:t>11</w:t>
-      </w:r>
-      <w:r>
-        <w:rPr>
-          <w:rFonts w:cs="Times New Roman"/>
-          <w:color w:val="auto"/>
-        </w:rPr>
-        <w:fldChar w:fldCharType="end"/>
-      </w:r>
-      <w:bookmarkEnd w:id="35"/>
-      <w:r>
-        <w:rPr>
-          <w:rFonts w:cs="Times New Roman"/>
-          <w:color w:val="auto"/>
-        </w:rPr>
-        <w:t xml:space="preserve"> – Диаграмма вклада сценариев по экологическому ущербу</w:t>
-      </w:r>
-    </w:p>
-    <w:p>
-      <w:pPr>
-        <w:rPr>
-          <w:rFonts w:cs="Times New Roman"/>
-          <w:color w:val="auto"/>
-        </w:rPr>
-      </w:pPr>
-    </w:p>
-    <w:p>
-      <w:pPr>
-        <w:rPr>
-          <w:rFonts w:cs="Times New Roman"/>
-          <w:color w:val="auto"/>
-        </w:rPr>
-      </w:pPr>
-      <w:r>
-        <w:rPr>
-          <w:rFonts w:cs="Times New Roman"/>
-          <w:color w:val="auto"/>
-        </w:rPr>
-        <w:t xml:space="preserve">На рисунке ниже представлена диаграмма распределения ущерба по составляющим опасного производственного объекта (Рисунок </w:t>
-      </w:r>
-      <w:r>
-        <w:rPr>
-          <w:rFonts w:cs="Times New Roman"/>
-          <w:color w:val="auto"/>
-        </w:rPr>
-        <w:fldChar w:fldCharType="begin"/>
-      </w:r>
-      <w:r>
-        <w:rPr>
-          <w:rFonts w:cs="Times New Roman"/>
-          <w:color w:val="auto"/>
-        </w:rPr>
-        <w:instrText xml:space="preserve"> REF _Ref221117936 \h </w:instrText>
-      </w:r>
-      <w:r>
-        <w:rPr>
-          <w:rFonts w:cs="Times New Roman"/>
-          <w:color w:val="auto"/>
-        </w:rPr>
-      </w:r>
-      <w:r>
-        <w:rPr>
-          <w:rFonts w:cs="Times New Roman"/>
-          <w:color w:val="auto"/>
-        </w:rPr>
-        <w:instrText xml:space="preserve"> \* MERGEFORMAT </w:instrText>
-      </w:r>
-      <w:r>
-        <w:rPr>
-          <w:rFonts w:cs="Times New Roman"/>
-          <w:color w:val="auto"/>
-        </w:rPr>
-        <w:fldChar w:fldCharType="separate"/>
-      </w:r>
-      <w:r>
-        <w:rPr>
-          <w:rFonts w:cs="Times New Roman"/>
-          <w:color w:val="auto"/>
-        </w:rPr>
-        <w:t>12</w:t>
-      </w:r>
-      <w:r>
-        <w:rPr>
-          <w:rFonts w:cs="Times New Roman"/>
-          <w:color w:val="auto"/>
-        </w:rPr>
-        <w:fldChar w:fldCharType="end"/>
-      </w:r>
-      <w:r>
-        <w:rPr>
-          <w:rFonts w:cs="Times New Roman"/>
-          <w:color w:val="auto"/>
-        </w:rPr>
-        <w:t>)</w:t>
-      </w:r>
-    </w:p>
-    <w:p>
-      <w:pPr>
-        <w:rPr>
-          <w:rFonts w:cs="Times New Roman"/>
-          <w:color w:val="auto"/>
-        </w:rPr>
-      </w:pPr>
-    </w:p>
-    <w:p>
-      <w:pPr>
-        <w:rPr>
-          <w:rFonts w:cs="Times New Roman"/>
-          <w:color w:val="auto"/>
-        </w:rPr>
-      </w:pPr>
-      <w:r>
-        <w:rPr>
-          <w:rFonts w:cs="Times New Roman"/>
-          <w:color w:val="auto"/>
-        </w:rPr>
-        <w:t>{{DAMAGE_BY_COMPONENT_CHART}}</w:t>
-      </w:r>
-    </w:p>
-    <w:p>
-      <w:pPr>
-        <w:rPr>
-          <w:rFonts w:cs="Times New Roman"/>
-          <w:color w:val="auto"/>
-        </w:rPr>
-      </w:pPr>
-      <w:r>
-        <w:rPr>
-          <w:rFonts w:cs="Times New Roman"/>
-          <w:color w:val="auto"/>
-        </w:rPr>
-        <w:t xml:space="preserve">Рисунок </w:t>
-      </w:r>
-      <w:bookmarkStart w:id="36" w:name="_Ref221117936"/>
-      <w:r>
-        <w:rPr>
-          <w:rFonts w:cs="Times New Roman"/>
-          <w:color w:val="auto"/>
-        </w:rPr>
-        <w:fldChar w:fldCharType="begin"/>
-      </w:r>
-      <w:r>
-        <w:rPr>
-          <w:rFonts w:cs="Times New Roman"/>
-          <w:color w:val="auto"/>
-        </w:rPr>
-        <w:instrText xml:space="preserve"> SEQ Рисунок \* ARABIC </w:instrText>
-      </w:r>
-      <w:r>
-        <w:rPr>
-          <w:rFonts w:cs="Times New Roman"/>
-          <w:color w:val="auto"/>
-        </w:rPr>
-        <w:fldChar w:fldCharType="separate"/>
-      </w:r>
-      <w:r>
-        <w:rPr>
-          <w:rFonts w:cs="Times New Roman"/>
-          <w:color w:val="auto"/>
-        </w:rPr>
-        <w:t>12</w:t>
-      </w:r>
-      <w:r>
-        <w:rPr>
-          <w:rFonts w:cs="Times New Roman"/>
-          <w:color w:val="auto"/>
-        </w:rPr>
-        <w:fldChar w:fldCharType="end"/>
-      </w:r>
-      <w:bookmarkEnd w:id="36"/>
-      <w:r>
-        <w:rPr>
-          <w:rFonts w:cs="Times New Roman"/>
-          <w:color w:val="auto"/>
-        </w:rPr>
-        <w:t xml:space="preserve"> – Диаграмма распределения ущерба по составляющим</w:t>
-      </w:r>
-    </w:p>
-    <w:p>
-      <w:pPr>
-        <w:rPr>
-          <w:rFonts w:cs="Times New Roman"/>
-          <w:color w:val="auto"/>
-        </w:rPr>
-      </w:pPr>
-    </w:p>
-    <w:p>
-      <w:pPr>
-        <w:rPr>
-          <w:rFonts w:cs="Times New Roman"/>
-          <w:color w:val="auto"/>
-        </w:rPr>
-      </w:pPr>
-      <w:r>
-        <w:rPr>
-          <w:rFonts w:cs="Times New Roman"/>
-          <w:color w:val="auto"/>
-        </w:rPr>
-        <w:t xml:space="preserve">На рисунках ниже (Рисунок </w:t>
-      </w:r>
-      <w:r>
-        <w:rPr>
-          <w:rFonts w:cs="Times New Roman"/>
-          <w:color w:val="auto"/>
-        </w:rPr>
-        <w:fldChar w:fldCharType="begin"/>
-      </w:r>
-      <w:r>
-        <w:rPr>
-          <w:rFonts w:cs="Times New Roman"/>
-          <w:color w:val="auto"/>
-        </w:rPr>
-        <w:instrText xml:space="preserve"> REF _Ref221118168 \h </w:instrText>
-      </w:r>
-      <w:r>
-        <w:rPr>
-          <w:rFonts w:cs="Times New Roman"/>
-          <w:color w:val="auto"/>
-        </w:rPr>
-      </w:r>
-      <w:r>
-        <w:rPr>
-          <w:rFonts w:cs="Times New Roman"/>
-          <w:color w:val="auto"/>
-        </w:rPr>
-        <w:instrText xml:space="preserve"> \* MERGEFORMAT </w:instrText>
-      </w:r>
-      <w:r>
-        <w:rPr>
-          <w:rFonts w:cs="Times New Roman"/>
-          <w:color w:val="auto"/>
-        </w:rPr>
-        <w:fldChar w:fldCharType="separate"/>
-      </w:r>
-      <w:r>
-        <w:rPr>
-          <w:rFonts w:cs="Times New Roman"/>
-          <w:color w:val="auto"/>
-        </w:rPr>
-        <w:t>13</w:t>
-      </w:r>
-      <w:r>
-        <w:rPr>
-          <w:rFonts w:cs="Times New Roman"/>
-          <w:color w:val="auto"/>
-        </w:rPr>
-        <w:fldChar w:fldCharType="end"/>
-      </w:r>
-      <w:r>
-        <w:rPr>
-          <w:rFonts w:cs="Times New Roman"/>
-          <w:color w:val="auto"/>
-        </w:rPr>
-        <w:t xml:space="preserve">, Рисунок </w:t>
-      </w:r>
-      <w:r>
-        <w:rPr>
-          <w:rFonts w:cs="Times New Roman"/>
-          <w:color w:val="auto"/>
-        </w:rPr>
-        <w:fldChar w:fldCharType="begin"/>
-      </w:r>
-      <w:r>
-        <w:rPr>
-          <w:rFonts w:cs="Times New Roman"/>
-          <w:color w:val="auto"/>
-        </w:rPr>
-        <w:instrText xml:space="preserve"> REF _Ref221118175 \h </w:instrText>
-      </w:r>
-      <w:r>
-        <w:rPr>
-          <w:rFonts w:cs="Times New Roman"/>
-          <w:color w:val="auto"/>
-        </w:rPr>
-      </w:r>
-      <w:r>
-        <w:rPr>
-          <w:rFonts w:cs="Times New Roman"/>
-          <w:color w:val="auto"/>
-        </w:rPr>
-        <w:instrText xml:space="preserve"> \* MERGEFORMAT </w:instrText>
-      </w:r>
-      <w:r>
-        <w:rPr>
-          <w:rFonts w:cs="Times New Roman"/>
-          <w:color w:val="auto"/>
-        </w:rPr>
-        <w:fldChar w:fldCharType="separate"/>
-      </w:r>
-      <w:r>
-        <w:rPr>
-          <w:rFonts w:cs="Times New Roman"/>
-          <w:color w:val="auto"/>
-        </w:rPr>
-        <w:t>14</w:t>
-      </w:r>
-      <w:r>
-        <w:rPr>
-          <w:rFonts w:cs="Times New Roman"/>
-          <w:color w:val="auto"/>
-        </w:rPr>
-        <w:fldChar w:fldCharType="end"/>
-      </w:r>
-      <w:r>
-        <w:rPr>
-          <w:rFonts w:cs="Times New Roman"/>
-          <w:color w:val="auto"/>
-        </w:rPr>
-        <w:t>) представлены риск-матрицы соответствия частот сценариев аварий с количеством погибших и ущербом от аварий на объекте. Выделены и подписаны 5 наиболее вероятных аварий и 5 наиболее опасных аварий в целом на ОПО для устранения «шума» на диаграмме (наложения подписей друг на друга).</w:t>
-      </w:r>
-    </w:p>
-    <w:p>
-      <w:pPr>
-        <w:rPr>
-          <w:rFonts w:cs="Times New Roman"/>
-          <w:color w:val="auto"/>
-        </w:rPr>
-      </w:pPr>
-    </w:p>
-    <w:p>
-      <w:pPr>
-        <w:rPr>
-          <w:rFonts w:cs="Times New Roman"/>
-          <w:color w:val="auto"/>
-        </w:rPr>
-      </w:pPr>
-      <w:r>
-        <w:rPr>
-          <w:rFonts w:cs="Times New Roman"/>
-          <w:color w:val="auto"/>
-        </w:rPr>
-        <w:t>{{RISK_MATRIX_CHART}}</w:t>
-      </w:r>
-    </w:p>
-    <w:p>
-      <w:pPr>
-        <w:rPr>
-          <w:rFonts w:cs="Times New Roman"/>
-          <w:color w:val="auto"/>
-        </w:rPr>
-      </w:pPr>
-      <w:r>
-        <w:rPr>
-          <w:rFonts w:cs="Times New Roman"/>
-          <w:color w:val="auto"/>
-        </w:rPr>
-        <w:t xml:space="preserve">Рисунок </w:t>
-      </w:r>
-      <w:bookmarkStart w:id="37" w:name="_Ref221118168"/>
-      <w:r>
-        <w:rPr>
-          <w:rFonts w:cs="Times New Roman"/>
-          <w:color w:val="auto"/>
-        </w:rPr>
-        <w:fldChar w:fldCharType="begin"/>
-      </w:r>
-      <w:r>
-        <w:rPr>
-          <w:rFonts w:cs="Times New Roman"/>
-          <w:color w:val="auto"/>
-        </w:rPr>
-        <w:instrText xml:space="preserve"> SEQ Рисунок \* ARABIC </w:instrText>
-      </w:r>
-      <w:r>
-        <w:rPr>
-          <w:rFonts w:cs="Times New Roman"/>
-          <w:color w:val="auto"/>
-        </w:rPr>
-        <w:fldChar w:fldCharType="separate"/>
-      </w:r>
-      <w:r>
-        <w:rPr>
-          <w:rFonts w:cs="Times New Roman"/>
-          <w:color w:val="auto"/>
-        </w:rPr>
-        <w:t>13</w:t>
-      </w:r>
-      <w:r>
-        <w:rPr>
-          <w:rFonts w:cs="Times New Roman"/>
-          <w:color w:val="auto"/>
-        </w:rPr>
-        <w:fldChar w:fldCharType="end"/>
-      </w:r>
-      <w:bookmarkEnd w:id="37"/>
-      <w:r>
-        <w:rPr>
-          <w:rFonts w:cs="Times New Roman"/>
-          <w:color w:val="auto"/>
-        </w:rPr>
-        <w:t xml:space="preserve"> – Риск-матрица «частота-количество погибших»</w:t>
-      </w:r>
-    </w:p>
-    <w:p>
-      <w:pPr>
-        <w:rPr>
-          <w:rFonts w:cs="Times New Roman"/>
-          <w:color w:val="auto"/>
-        </w:rPr>
-      </w:pPr>
-    </w:p>
-    <w:p>
-      <w:pPr>
-        <w:rPr>
-          <w:rFonts w:cs="Times New Roman"/>
-          <w:color w:val="auto"/>
-        </w:rPr>
-      </w:pPr>
-      <w:r>
-        <w:rPr>
-          <w:rFonts w:cs="Times New Roman"/>
-          <w:color w:val="auto"/>
-        </w:rPr>
-        <w:t>{{RISK_MATRIX_DAMAGE_CHART}}</w:t>
-      </w:r>
-    </w:p>
-    <w:p>
-      <w:pPr>
-        <w:rPr>
-          <w:rFonts w:cs="Times New Roman"/>
-          <w:color w:val="auto"/>
-        </w:rPr>
-      </w:pPr>
-      <w:r>
-        <w:rPr>
-          <w:rFonts w:cs="Times New Roman"/>
-          <w:color w:val="auto"/>
-        </w:rPr>
-        <w:t xml:space="preserve">Рисунок </w:t>
-      </w:r>
-      <w:bookmarkStart w:id="38" w:name="_Ref221118175"/>
-      <w:r>
-        <w:rPr>
-          <w:rFonts w:cs="Times New Roman"/>
-          <w:color w:val="auto"/>
-        </w:rPr>
-        <w:fldChar w:fldCharType="begin"/>
-      </w:r>
-      <w:r>
-        <w:rPr>
-          <w:rFonts w:cs="Times New Roman"/>
-          <w:color w:val="auto"/>
-        </w:rPr>
-        <w:instrText xml:space="preserve"> SEQ Рисунок \* ARABIC </w:instrText>
-      </w:r>
-      <w:r>
-        <w:rPr>
-          <w:rFonts w:cs="Times New Roman"/>
-          <w:color w:val="auto"/>
-        </w:rPr>
-        <w:fldChar w:fldCharType="separate"/>
-      </w:r>
-      <w:r>
-        <w:rPr>
-          <w:rFonts w:cs="Times New Roman"/>
-          <w:color w:val="auto"/>
-        </w:rPr>
-        <w:t>14</w:t>
-      </w:r>
-      <w:r>
-        <w:rPr>
-          <w:rFonts w:cs="Times New Roman"/>
-          <w:color w:val="auto"/>
-        </w:rPr>
-        <w:fldChar w:fldCharType="end"/>
-      </w:r>
-      <w:bookmarkEnd w:id="38"/>
+      <w:bookmarkEnd w:id="39"/>
       <w:r>
         <w:rPr>
           <w:rFonts w:cs="Times New Roman"/>
@@ -16262,7 +16492,7 @@
           <w:rFonts w:ascii="Times New Roman" w:hAnsi="Times New Roman" w:cs="Times New Roman"/>
         </w:rPr>
       </w:pPr>
-      <w:bookmarkStart w:id="39" w:name="_Toc242349191"/>
+      <w:bookmarkStart w:id="40" w:name="_Toc242349191"/>
       <w:r>
         <w:rPr>
           <w:rFonts w:ascii="Times New Roman" w:hAnsi="Times New Roman" w:cs="Times New Roman"/>
@@ -16298,7 +16528,7 @@
         </w:rPr>
         <w:t xml:space="preserve"> влияния компенсирующих мероприятий и (или) мер безопасности, предусмотренных в разделе 4 "Требования к эксплуатации, капитальному ремонту, техническому перевооружению, консервации и ликвидации опасного производственного объекта" обоснования безопасности</w:t>
       </w:r>
-      <w:bookmarkEnd w:id="39"/>
+      <w:bookmarkEnd w:id="40"/>
     </w:p>
     <w:p>
       <w:pPr>
@@ -16473,7 +16703,7 @@
           <w:rFonts w:ascii="Times New Roman" w:hAnsi="Times New Roman" w:cs="Times New Roman"/>
         </w:rPr>
       </w:pPr>
-      <w:bookmarkStart w:id="40" w:name="_Toc242349192"/>
+      <w:bookmarkStart w:id="41" w:name="_Toc242349192"/>
       <w:r>
         <w:rPr>
           <w:rFonts w:ascii="Times New Roman" w:hAnsi="Times New Roman" w:cs="Times New Roman"/>
@@ -16481,7 +16711,7 @@
         <w:lastRenderedPageBreak/>
         <w:t>Раздел 3. Условия безопасной эксплуатации опасного производственного объекта</w:t>
       </w:r>
-      <w:bookmarkEnd w:id="40"/>
+      <w:bookmarkEnd w:id="41"/>
     </w:p>
     <w:p>
       <w:pPr>
@@ -16492,7 +16722,7 @@
           <w:rFonts w:ascii="Times New Roman" w:hAnsi="Times New Roman" w:cs="Times New Roman"/>
         </w:rPr>
       </w:pPr>
-      <w:bookmarkStart w:id="41" w:name="_Toc242349193"/>
+      <w:bookmarkStart w:id="42" w:name="_Toc242349193"/>
       <w:r>
         <w:rPr>
           <w:rFonts w:ascii="Times New Roman" w:hAnsi="Times New Roman" w:cs="Times New Roman"/>
@@ -16508,7 +16738,7 @@
         </w:rPr>
         <w:t>Сведения о режимах нормальной эксплуатации опасного производственного объекта с указанием (при необходимости) предельных безопасных параметров (режимов) технологического процесса и (или) безопасной эксплуатации оборудования</w:t>
       </w:r>
-      <w:bookmarkEnd w:id="41"/>
+      <w:bookmarkEnd w:id="42"/>
     </w:p>
     <w:p>
       <w:pPr>
@@ -16764,18 +16994,18 @@
           <w:rFonts w:ascii="Times New Roman" w:hAnsi="Times New Roman" w:cs="Times New Roman"/>
         </w:rPr>
       </w:pPr>
-      <w:bookmarkStart w:id="42" w:name="_Toc33719088"/>
-      <w:bookmarkStart w:id="43" w:name="_Toc213676887"/>
-      <w:bookmarkStart w:id="44" w:name="_Toc242349194"/>
+      <w:bookmarkStart w:id="43" w:name="_Toc33719088"/>
+      <w:bookmarkStart w:id="44" w:name="_Toc213676887"/>
+      <w:bookmarkStart w:id="45" w:name="_Toc242349194"/>
       <w:r>
         <w:rPr>
           <w:rFonts w:ascii="Times New Roman" w:hAnsi="Times New Roman" w:cs="Times New Roman"/>
         </w:rPr>
         <w:t>3.2. Перечень организационных и технических мер безопасности (барьеров безопасности); перечень систем противоаварийной автоматической защиты, контролируемые ими параметры; требования к квалификации персонала</w:t>
       </w:r>
-      <w:bookmarkEnd w:id="42"/>
       <w:bookmarkEnd w:id="43"/>
       <w:bookmarkEnd w:id="44"/>
+      <w:bookmarkEnd w:id="45"/>
     </w:p>
     <w:p>
       <w:pPr>
@@ -16786,18 +17016,18 @@
           <w:rFonts w:ascii="Times New Roman" w:hAnsi="Times New Roman" w:cs="Times New Roman"/>
         </w:rPr>
       </w:pPr>
-      <w:bookmarkStart w:id="45" w:name="_Toc33719089"/>
-      <w:bookmarkStart w:id="46" w:name="_Toc213676888"/>
-      <w:bookmarkStart w:id="47" w:name="_Toc242349195"/>
+      <w:bookmarkStart w:id="46" w:name="_Toc33719089"/>
+      <w:bookmarkStart w:id="47" w:name="_Toc213676888"/>
+      <w:bookmarkStart w:id="48" w:name="_Toc242349195"/>
       <w:r>
         <w:rPr>
           <w:rFonts w:ascii="Times New Roman" w:hAnsi="Times New Roman" w:cs="Times New Roman"/>
         </w:rPr>
         <w:t>3.2.1. Перечень организационных и технических мер безопасности (барьеров безопасности)</w:t>
       </w:r>
-      <w:bookmarkEnd w:id="45"/>
       <w:bookmarkEnd w:id="46"/>
       <w:bookmarkEnd w:id="47"/>
+      <w:bookmarkEnd w:id="48"/>
     </w:p>
     <w:p>
       <w:pPr>
@@ -17441,35 +17671,35 @@
           <w:rFonts w:ascii="Times New Roman" w:hAnsi="Times New Roman" w:cs="Times New Roman"/>
         </w:rPr>
       </w:pPr>
-      <w:bookmarkStart w:id="48" w:name="_Toc33719090"/>
-      <w:bookmarkStart w:id="49" w:name="_Toc213676889"/>
-      <w:bookmarkStart w:id="50" w:name="_Toc242349196"/>
+      <w:bookmarkStart w:id="49" w:name="_Toc33719090"/>
+      <w:bookmarkStart w:id="50" w:name="_Toc213676889"/>
+      <w:bookmarkStart w:id="51" w:name="_Toc242349196"/>
       <w:r>
         <w:rPr>
           <w:rFonts w:ascii="Times New Roman" w:hAnsi="Times New Roman" w:cs="Times New Roman"/>
         </w:rPr>
         <w:t xml:space="preserve">3.2.2. </w:t>
       </w:r>
-      <w:bookmarkStart w:id="51" w:name="_Hlk51334263"/>
-      <w:bookmarkEnd w:id="48"/>
+      <w:bookmarkStart w:id="52" w:name="_Hlk51334263"/>
+      <w:bookmarkEnd w:id="49"/>
       <w:r>
         <w:rPr>
           <w:rFonts w:ascii="Times New Roman" w:hAnsi="Times New Roman" w:cs="Times New Roman"/>
         </w:rPr>
         <w:t>Описание систем автоматического регулирования, блокировок, сигнализации и других средств обеспечения безопасности</w:t>
       </w:r>
-      <w:bookmarkEnd w:id="49"/>
       <w:bookmarkEnd w:id="50"/>
       <w:bookmarkEnd w:id="51"/>
-    </w:p>
-    <w:p>
-      <w:pPr>
-        <w:rPr>
-          <w:rFonts w:cs="Times New Roman"/>
-          <w:color w:val="auto"/>
-        </w:rPr>
-      </w:pPr>
-      <w:bookmarkStart w:id="52" w:name="_Hlk168131964"/>
+      <w:bookmarkEnd w:id="52"/>
+    </w:p>
+    <w:p>
+      <w:pPr>
+        <w:rPr>
+          <w:rFonts w:cs="Times New Roman"/>
+          <w:color w:val="auto"/>
+        </w:rPr>
+      </w:pPr>
+      <w:bookmarkStart w:id="53" w:name="_Hlk168131964"/>
       <w:r>
         <w:rPr>
           <w:color w:val="000000" w:themeColor="text1"/>
@@ -17477,7 +17707,7 @@
         </w:rPr>
         <w:t>Существующие объекты нефтедобычи месторождения автоматизированы, на них решены вопросы сбора и передачи информации с выводом информации в существующий диспетчерский пункт в операторной.</w:t>
       </w:r>
-      <w:bookmarkEnd w:id="52"/>
+      <w:bookmarkEnd w:id="53"/>
       <w:r>
         <w:rPr>
           <w:color w:val="000000" w:themeColor="text1"/>
@@ -17546,24 +17776,24 @@
           <w:rFonts w:ascii="Times New Roman" w:hAnsi="Times New Roman" w:cs="Times New Roman"/>
         </w:rPr>
       </w:pPr>
-      <w:bookmarkStart w:id="53" w:name="_Toc33719091"/>
-      <w:bookmarkStart w:id="54" w:name="_Toc213676890"/>
-      <w:bookmarkStart w:id="55" w:name="_Toc242349197"/>
+      <w:bookmarkStart w:id="54" w:name="_Toc33719091"/>
+      <w:bookmarkStart w:id="55" w:name="_Toc213676890"/>
+      <w:bookmarkStart w:id="56" w:name="_Toc242349197"/>
       <w:r>
         <w:rPr>
           <w:rFonts w:ascii="Times New Roman" w:hAnsi="Times New Roman" w:cs="Times New Roman"/>
         </w:rPr>
         <w:t xml:space="preserve">3.2.3. </w:t>
       </w:r>
-      <w:bookmarkEnd w:id="53"/>
+      <w:bookmarkEnd w:id="54"/>
       <w:r>
         <w:rPr>
           <w:rFonts w:ascii="Times New Roman" w:hAnsi="Times New Roman" w:cs="Times New Roman"/>
         </w:rPr>
         <w:t>Сведения о квалификации персонала опасного производственного объекта</w:t>
       </w:r>
-      <w:bookmarkEnd w:id="54"/>
       <w:bookmarkEnd w:id="55"/>
+      <w:bookmarkEnd w:id="56"/>
     </w:p>
     <w:p>
       <w:pPr>
@@ -18391,8 +18621,8 @@
           <w:rFonts w:ascii="Times New Roman" w:hAnsi="Times New Roman" w:cs="Times New Roman"/>
         </w:rPr>
       </w:pPr>
-      <w:bookmarkStart w:id="56" w:name="_Toc213676891"/>
-      <w:bookmarkStart w:id="57" w:name="_Toc242349198"/>
+      <w:bookmarkStart w:id="57" w:name="_Toc213676891"/>
+      <w:bookmarkStart w:id="58" w:name="_Toc242349198"/>
       <w:r>
         <w:rPr>
           <w:rFonts w:ascii="Times New Roman" w:hAnsi="Times New Roman" w:cs="Times New Roman"/>
@@ -18405,8 +18635,8 @@
         </w:rPr>
         <w:t>Определение набора параметров и выбор основных показателей (критериев) безопасной эксплуатации опасного производственного объекта</w:t>
       </w:r>
-      <w:bookmarkEnd w:id="56"/>
       <w:bookmarkEnd w:id="57"/>
+      <w:bookmarkEnd w:id="58"/>
     </w:p>
     <w:p>
       <w:pPr>
@@ -18417,7 +18647,7 @@
           <w:szCs w:val="24"/>
         </w:rPr>
       </w:pPr>
-      <w:bookmarkStart w:id="58" w:name="_Hlk56688749"/>
+      <w:bookmarkStart w:id="59" w:name="_Hlk56688749"/>
       <w:r>
         <w:rPr>
           <w:rFonts w:eastAsia="Calibri" w:cs="Times New Roman"/>
@@ -18608,6 +18838,7 @@
         </w:rPr>
         <w:t xml:space="preserve">) за период 2013 - 2022 гг. равный 195 </w:t>
       </w:r>
+      <w:proofErr w:type="spellStart"/>
       <w:r>
         <w:rPr>
           <w:rFonts w:eastAsia="Calibri" w:cs="Times New Roman"/>
@@ -18617,6 +18848,7 @@
         </w:rPr>
         <w:t>ppm</w:t>
       </w:r>
+      <w:proofErr w:type="spellEnd"/>
       <w:r>
         <w:rPr>
           <w:rFonts w:eastAsia="Calibri" w:cs="Times New Roman"/>
@@ -18780,6 +19012,7 @@
         </w:rPr>
         <w:t xml:space="preserve"> допустимый индивидуальный риск аварии будет составлять 6,5 </w:t>
       </w:r>
+      <w:proofErr w:type="spellStart"/>
       <w:r>
         <w:rPr>
           <w:rFonts w:eastAsia="Calibri" w:cs="Times New Roman"/>
@@ -18789,6 +19022,7 @@
         </w:rPr>
         <w:t>ppm</w:t>
       </w:r>
+      <w:proofErr w:type="spellEnd"/>
       <w:r>
         <w:rPr>
           <w:rFonts w:eastAsia="Calibri" w:cs="Times New Roman"/>
@@ -18912,7 +19146,7 @@
         <w:t xml:space="preserve"> коэффициента запаса равным 1.</w:t>
       </w:r>
     </w:p>
-    <w:bookmarkEnd w:id="58"/>
+    <w:bookmarkEnd w:id="59"/>
     <w:p>
       <w:pPr>
         <w:pStyle w:val="16"/>
@@ -18932,16 +19166,16 @@
           <w:rFonts w:ascii="Times New Roman" w:hAnsi="Times New Roman" w:cs="Times New Roman"/>
         </w:rPr>
       </w:pPr>
-      <w:bookmarkStart w:id="59" w:name="_Toc213676892"/>
-      <w:bookmarkStart w:id="60" w:name="_Toc242349199"/>
+      <w:bookmarkStart w:id="60" w:name="_Toc213676892"/>
+      <w:bookmarkStart w:id="61" w:name="_Toc242349199"/>
       <w:r>
         <w:rPr>
           <w:rFonts w:ascii="Times New Roman" w:hAnsi="Times New Roman" w:cs="Times New Roman"/>
         </w:rPr>
         <w:t>3.4. Оценка значений выбранных показателей безопасной эксплуатации до и после отступления от требований Федеральных норм и правил в области промышленной безопасности</w:t>
       </w:r>
-      <w:bookmarkEnd w:id="59"/>
       <w:bookmarkEnd w:id="60"/>
+      <w:bookmarkEnd w:id="61"/>
     </w:p>
     <w:p>
       <w:pPr>
@@ -18986,12 +19220,6 @@
           <w:rFonts w:cs="Times New Roman"/>
           <w:color w:val="auto"/>
         </w:rPr>
-      </w:r>
-      <w:r>
-        <w:rPr>
-          <w:rFonts w:cs="Times New Roman"/>
-          <w:color w:val="auto"/>
-        </w:rPr>
         <w:instrText xml:space="preserve"> \* MERGEFORMAT </w:instrText>
       </w:r>
       <w:r>
@@ -18999,6 +19227,12 @@
           <w:rFonts w:cs="Times New Roman"/>
           <w:color w:val="auto"/>
         </w:rPr>
+      </w:r>
+      <w:r>
+        <w:rPr>
+          <w:rFonts w:cs="Times New Roman"/>
+          <w:color w:val="auto"/>
+        </w:rPr>
         <w:fldChar w:fldCharType="separate"/>
       </w:r>
       <w:r>
@@ -19006,7 +19240,7 @@
           <w:rFonts w:cs="Times New Roman"/>
           <w:color w:val="auto"/>
         </w:rPr>
-        <w:t>11</w:t>
+        <w:t>10</w:t>
       </w:r>
       <w:r>
         <w:rPr>
@@ -19062,9 +19296,10 @@
       <w:r>
         <w:rPr>
           <w:rFonts w:cs="Times New Roman"/>
-          <w:color w:val="auto"/>
-        </w:rPr>
-        <w:t>11</w:t>
+          <w:noProof/>
+          <w:color w:val="auto"/>
+        </w:rPr>
+        <w:t>13</w:t>
       </w:r>
       <w:r>
         <w:rPr>
@@ -19083,15 +19318,18 @@
     </w:p>
     <w:p>
       <w:pPr>
-        <w:rPr>
-          <w:rFonts w:cs="Times New Roman"/>
-          <w:color w:val="auto"/>
-        </w:rPr>
-      </w:pPr>
-      <w:r>
-        <w:rPr>
-          <w:rFonts w:cs="Times New Roman"/>
-          <w:color w:val="auto"/>
+        <w:pStyle w:val="150"/>
+        <w:spacing w:after="0" w:line="360" w:lineRule="auto"/>
+        <w:ind w:firstLine="0"/>
+        <w:rPr>
+          <w:sz w:val="22"/>
+          <w:lang w:val="ru-RU"/>
+        </w:rPr>
+      </w:pPr>
+      <w:r>
+        <w:rPr>
+          <w:sz w:val="22"/>
+          <w:lang w:val="ru-RU"/>
         </w:rPr>
         <w:t>{{INDIVIDUAL_RISK_SECTION}}</w:t>
       </w:r>
@@ -19141,7 +19379,7 @@
         <w:rPr>
           <w:noProof/>
         </w:rPr>
-        <w:t>18</w:t>
+        <w:t>14</w:t>
       </w:r>
       <w:r>
         <w:fldChar w:fldCharType="end"/>
@@ -19158,7 +19396,7 @@
       <w:r>
         <w:t xml:space="preserve">Таблица </w:t>
       </w:r>
-      <w:bookmarkStart w:id="61" w:name="AutoTable22"/>
+      <w:bookmarkStart w:id="62" w:name="AutoTable22"/>
       <w:r>
         <w:fldChar w:fldCharType="begin"/>
       </w:r>
@@ -19184,40 +19422,32 @@
         <w:rPr>
           <w:noProof/>
         </w:rPr>
-        <w:t>18</w:t>
+        <w:t>14</w:t>
       </w:r>
       <w:r>
         <w:fldChar w:fldCharType="end"/>
       </w:r>
-      <w:bookmarkEnd w:id="61"/>
+      <w:bookmarkEnd w:id="62"/>
       <w:r>
         <w:t xml:space="preserve"> – Оценка ущерба по наиболее опасным и наиболее вероятным сценариям аварий</w:t>
       </w:r>
     </w:p>
     <w:p>
       <w:pPr>
+        <w:pStyle w:val="150"/>
         <w:spacing w:after="0" w:line="360" w:lineRule="auto"/>
-      </w:pPr>
-      <w:r>
-        <w:t>{{</w:t>
-      </w:r>
-      <w:r>
-        <w:t>TOP</w:t>
-      </w:r>
-      <w:r>
-        <w:t>_</w:t>
-      </w:r>
-      <w:r>
-        <w:t>SCENARIOS</w:t>
-      </w:r>
-      <w:r>
-        <w:t>_</w:t>
-      </w:r>
-      <w:r>
-        <w:t>DAMAGE</w:t>
-      </w:r>
-      <w:r>
-        <w:t>}}</w:t>
+        <w:ind w:firstLine="0"/>
+        <w:rPr>
+          <w:sz w:val="22"/>
+          <w:lang w:val="ru-RU"/>
+        </w:rPr>
+      </w:pPr>
+      <w:r>
+        <w:rPr>
+          <w:sz w:val="22"/>
+          <w:lang w:val="ru-RU"/>
+        </w:rPr>
+        <w:t>{{TOP_SCENARIOS_DAMAGE}}</w:t>
       </w:r>
     </w:p>
     <w:p>
@@ -19243,16 +19473,16 @@
           <w:rFonts w:ascii="Times New Roman" w:hAnsi="Times New Roman" w:cs="Times New Roman"/>
         </w:rPr>
       </w:pPr>
-      <w:bookmarkStart w:id="62" w:name="_Toc213676893"/>
-      <w:bookmarkStart w:id="63" w:name="_Toc242349200"/>
+      <w:bookmarkStart w:id="63" w:name="_Toc213676893"/>
+      <w:bookmarkStart w:id="64" w:name="_Toc242349200"/>
       <w:r>
         <w:rPr>
           <w:rFonts w:ascii="Times New Roman" w:hAnsi="Times New Roman" w:cs="Times New Roman"/>
         </w:rPr>
         <w:t>3.5. Сравнение значений выбранных показателей безопасной эксплуатации опасного производственного объекта с критериями обеспечения безопасной эксплуатации при отступлении от требований Федеральных норм и правил в области промышленной безопасности</w:t>
       </w:r>
-      <w:bookmarkEnd w:id="62"/>
       <w:bookmarkEnd w:id="63"/>
+      <w:bookmarkEnd w:id="64"/>
     </w:p>
     <w:p>
       <w:pPr>
@@ -19294,12 +19524,6 @@
           <w:rFonts w:cs="Times New Roman"/>
           <w:color w:val="auto"/>
         </w:rPr>
-      </w:r>
-      <w:r>
-        <w:rPr>
-          <w:rFonts w:cs="Times New Roman"/>
-          <w:color w:val="auto"/>
-        </w:rPr>
         <w:instrText xml:space="preserve"> \* MERGEFORMAT </w:instrText>
       </w:r>
       <w:r>
@@ -19307,6 +19531,12 @@
           <w:rFonts w:cs="Times New Roman"/>
           <w:color w:val="auto"/>
         </w:rPr>
+      </w:r>
+      <w:r>
+        <w:rPr>
+          <w:rFonts w:cs="Times New Roman"/>
+          <w:color w:val="auto"/>
+        </w:rPr>
         <w:fldChar w:fldCharType="separate"/>
       </w:r>
       <w:r>
@@ -19314,7 +19544,7 @@
           <w:rFonts w:cs="Times New Roman"/>
           <w:color w:val="auto"/>
         </w:rPr>
-        <w:t>11</w:t>
+        <w:t>10</w:t>
       </w:r>
       <w:r>
         <w:rPr>
@@ -19369,9 +19599,10 @@
       <w:r>
         <w:rPr>
           <w:rFonts w:cs="Times New Roman"/>
-          <w:color w:val="auto"/>
-        </w:rPr>
-        <w:t>11</w:t>
+          <w:noProof/>
+          <w:color w:val="auto"/>
+        </w:rPr>
+        <w:t>15</w:t>
       </w:r>
       <w:r>
         <w:rPr>
@@ -19390,15 +19621,18 @@
     </w:p>
     <w:p>
       <w:pPr>
-        <w:rPr>
-          <w:rFonts w:cs="Times New Roman"/>
-          <w:color w:val="auto"/>
-        </w:rPr>
-      </w:pPr>
-      <w:r>
-        <w:rPr>
-          <w:rFonts w:cs="Times New Roman"/>
-          <w:color w:val="auto"/>
+        <w:pStyle w:val="150"/>
+        <w:spacing w:after="0" w:line="360" w:lineRule="auto"/>
+        <w:ind w:firstLine="0"/>
+        <w:rPr>
+          <w:sz w:val="22"/>
+          <w:lang w:val="ru-RU"/>
+        </w:rPr>
+      </w:pPr>
+      <w:r>
+        <w:rPr>
+          <w:sz w:val="22"/>
+          <w:lang w:val="ru-RU"/>
         </w:rPr>
         <w:t>{{INDIVIDUAL_RISK_SECTION}}</w:t>
       </w:r>
@@ -19564,7 +19798,7 @@
         <w:rPr>
           <w:noProof/>
         </w:rPr>
-        <w:t>18</w:t>
+        <w:t>14</w:t>
       </w:r>
       <w:r>
         <w:fldChar w:fldCharType="end"/>
@@ -19606,7 +19840,7 @@
         <w:rPr>
           <w:noProof/>
         </w:rPr>
-        <w:t>18</w:t>
+        <w:t>16</w:t>
       </w:r>
       <w:r>
         <w:fldChar w:fldCharType="end"/>
@@ -19617,28 +19851,20 @@
     </w:p>
     <w:p>
       <w:pPr>
+        <w:pStyle w:val="150"/>
         <w:spacing w:after="0" w:line="360" w:lineRule="auto"/>
-      </w:pPr>
-      <w:r>
-        <w:t>{{</w:t>
-      </w:r>
-      <w:r>
-        <w:t>TOP</w:t>
-      </w:r>
-      <w:r>
-        <w:t>_</w:t>
-      </w:r>
-      <w:r>
-        <w:t>SCENARIOS</w:t>
-      </w:r>
-      <w:r>
-        <w:t>_</w:t>
-      </w:r>
-      <w:r>
-        <w:t>DAMAGE</w:t>
-      </w:r>
-      <w:r>
-        <w:t>}}</w:t>
+        <w:ind w:firstLine="0"/>
+        <w:rPr>
+          <w:sz w:val="22"/>
+          <w:lang w:val="ru-RU"/>
+        </w:rPr>
+      </w:pPr>
+      <w:r>
+        <w:rPr>
+          <w:sz w:val="22"/>
+          <w:lang w:val="ru-RU"/>
+        </w:rPr>
+        <w:t>{{TOP_SCENARIOS_DAMAGE}}</w:t>
       </w:r>
     </w:p>
     <w:p>
@@ -19707,7 +19933,7 @@
           <w:rFonts w:ascii="Times New Roman" w:hAnsi="Times New Roman" w:cs="Times New Roman"/>
         </w:rPr>
       </w:pPr>
-      <w:bookmarkStart w:id="64" w:name="_Toc242349201"/>
+      <w:bookmarkStart w:id="65" w:name="_Toc242349201"/>
       <w:r>
         <w:rPr>
           <w:rFonts w:ascii="Times New Roman" w:hAnsi="Times New Roman" w:cs="Times New Roman"/>
@@ -19733,7 +19959,7 @@
         </w:rPr>
         <w:t>Обоснование решения о безопасной эксплуатации опасного производственного объекта</w:t>
       </w:r>
-      <w:bookmarkEnd w:id="64"/>
+      <w:bookmarkEnd w:id="65"/>
     </w:p>
     <w:p>
       <w:pPr>
@@ -19828,7 +20054,7 @@
           <w:szCs w:val="24"/>
         </w:rPr>
       </w:pPr>
-      <w:bookmarkStart w:id="65" w:name="_Hlk53668312"/>
+      <w:bookmarkStart w:id="66" w:name="_Hlk53668312"/>
       <w:r>
         <w:rPr>
           <w:rFonts w:eastAsia="Calibri" w:cs="Times New Roman"/>
@@ -19859,7 +20085,7 @@
         <w:t xml:space="preserve"> в 2.6 при эксплуатации рассматриваемого ОПО рассчитанные значения выбранных показателей безопасной эксплуатаций (индивидуального риска гибели персонала и ожидаемый ущерб от аварии при наиболее опасном сценарии) не превышают допустимых значений данных показателей, определённых в п. 3.3. Разработка дополнительных мероприятий не требуется. Предложенные решения достаточны для обеспечения безопасной эксплуатации объекта.</w:t>
       </w:r>
     </w:p>
-    <w:bookmarkEnd w:id="65"/>
+    <w:bookmarkEnd w:id="66"/>
     <w:p>
       <w:pPr>
         <w:rPr>
@@ -19878,7 +20104,7 @@
           <w:rFonts w:ascii="Times New Roman" w:hAnsi="Times New Roman" w:cs="Times New Roman"/>
         </w:rPr>
       </w:pPr>
-      <w:bookmarkStart w:id="66" w:name="_Toc242349202"/>
+      <w:bookmarkStart w:id="67" w:name="_Toc242349202"/>
       <w:r>
         <w:rPr>
           <w:rFonts w:ascii="Times New Roman" w:hAnsi="Times New Roman" w:cs="Times New Roman"/>
@@ -19886,7 +20112,7 @@
         <w:lastRenderedPageBreak/>
         <w:t>Раздел 4. Требования к эксплуатации, капитальному ремонту, техническому перевооружению, консервации и ликвидации опасного производственного объекта</w:t>
       </w:r>
-      <w:bookmarkEnd w:id="66"/>
+      <w:bookmarkEnd w:id="67"/>
     </w:p>
     <w:p>
       <w:pPr>
@@ -19896,7 +20122,7 @@
           <w:rFonts w:ascii="Times New Roman" w:hAnsi="Times New Roman" w:cs="Times New Roman"/>
         </w:rPr>
       </w:pPr>
-      <w:bookmarkStart w:id="67" w:name="_Toc242349203"/>
+      <w:bookmarkStart w:id="68" w:name="_Toc242349203"/>
       <w:r>
         <w:rPr>
           <w:rFonts w:ascii="Times New Roman" w:hAnsi="Times New Roman" w:cs="Times New Roman"/>
@@ -19912,7 +20138,7 @@
         </w:rPr>
         <w:t>Требования промышленной безопасности, связанные с отступлениями от требований федеральных норм и правил в области промышленной безопасности, их недостаточностью или отсутствием</w:t>
       </w:r>
-      <w:bookmarkEnd w:id="67"/>
+      <w:bookmarkEnd w:id="68"/>
     </w:p>
     <w:p>
       <w:pPr>
@@ -19991,11 +20217,12 @@
       <w:r>
         <w:rPr>
           <w:rFonts w:eastAsia="Calibri" w:cs="Times New Roman"/>
+          <w:noProof/>
           <w:color w:val="000000" w:themeColor="text1"/>
           <w:sz w:val="24"/>
           <w:szCs w:val="24"/>
         </w:rPr>
-        <w:t>21</w:t>
+        <w:t>17</w:t>
       </w:r>
       <w:r>
         <w:rPr>
@@ -20469,7 +20696,7 @@
           <w:rFonts w:ascii="Times New Roman" w:hAnsi="Times New Roman" w:cs="Times New Roman"/>
         </w:rPr>
       </w:pPr>
-      <w:bookmarkStart w:id="68" w:name="_Toc242349204"/>
+      <w:bookmarkStart w:id="69" w:name="_Toc242349204"/>
       <w:r>
         <w:rPr>
           <w:rFonts w:ascii="Times New Roman" w:hAnsi="Times New Roman" w:cs="Times New Roman"/>
@@ -20482,7 +20709,7 @@
         </w:rPr>
         <w:t>Перечень мероприятий, компенсирующих отступления от требований федеральных норм и правил в области промышленной безопасности, и обоснование их достаточности (в случае отступления от требований федеральных норм и правил в области промышленной безопасности в обосновании безопасности)</w:t>
       </w:r>
-      <w:bookmarkEnd w:id="68"/>
+      <w:bookmarkEnd w:id="69"/>
     </w:p>
     <w:p>
       <w:pPr>
@@ -20530,7 +20757,7 @@
           <w:szCs w:val="24"/>
         </w:rPr>
       </w:pPr>
-      <w:bookmarkStart w:id="69" w:name="_Hlk184803497"/>
+      <w:bookmarkStart w:id="70" w:name="_Hlk184803497"/>
       <w:r>
         <w:rPr>
           <w:rFonts w:eastAsia="Calibri" w:cs="Times New Roman"/>
@@ -20579,7 +20806,7 @@
         <w:t>с дополнительным антивандальным ограждением;</w:t>
       </w:r>
     </w:p>
-    <w:bookmarkEnd w:id="69"/>
+    <w:bookmarkEnd w:id="70"/>
     <w:p>
       <w:pPr>
         <w:rPr>
@@ -20633,17 +20860,18 @@
           <w:sz w:val="24"/>
           <w:szCs w:val="24"/>
         </w:rPr>
-        <w:t xml:space="preserve">- установка стационарных газоанализаторов, при срабатывании которых обеспечивается остановка прокачки нефти и срабатывание светозвуковой сигнализации, а </w:t>
-      </w:r>
-      <w:r>
+        <w:t xml:space="preserve">- установка стационарных газоанализаторов, при срабатывании которых обеспечивается остановка прокачки нефти и срабатывание светозвуковой сигнализации, а также передача сигнала о загазованности на диспетчерский пункт; </w:t>
+      </w:r>
+    </w:p>
+    <w:p>
+      <w:pPr>
         <w:rPr>
           <w:rFonts w:eastAsia="Calibri" w:cs="Times New Roman"/>
           <w:color w:val="000000" w:themeColor="text1"/>
           <w:sz w:val="24"/>
           <w:szCs w:val="24"/>
         </w:rPr>
-        <w:t>также</w:t>
-      </w:r>
+      </w:pPr>
       <w:r>
         <w:rPr>
           <w:rFonts w:eastAsia="Calibri" w:cs="Times New Roman"/>
@@ -20651,18 +20879,17 @@
           <w:sz w:val="24"/>
           <w:szCs w:val="24"/>
         </w:rPr>
-        <w:t xml:space="preserve"> передача сигнала о загазованности на диспетчерский пункт; </w:t>
-      </w:r>
-    </w:p>
-    <w:p>
-      <w:pPr>
+        <w:t xml:space="preserve">- установка предупреждающих знаков и ограждений в соответствии с ГОСТ Р 12.4.026-2015 по периметру </w:t>
+      </w:r>
+      <w:r>
         <w:rPr>
           <w:rFonts w:eastAsia="Calibri" w:cs="Times New Roman"/>
           <w:color w:val="000000" w:themeColor="text1"/>
           <w:sz w:val="24"/>
           <w:szCs w:val="24"/>
         </w:rPr>
-      </w:pPr>
+        <w:t>площадок</w:t>
+      </w:r>
       <w:r>
         <w:rPr>
           <w:rFonts w:eastAsia="Calibri" w:cs="Times New Roman"/>
@@ -20670,17 +20897,18 @@
           <w:sz w:val="24"/>
           <w:szCs w:val="24"/>
         </w:rPr>
-        <w:t xml:space="preserve">- установка предупреждающих знаков и ограждений в соответствии с ГОСТ Р 12.4.026-2015 по периметру </w:t>
-      </w:r>
-      <w:r>
+        <w:t xml:space="preserve"> с нарушенными нормативными расстояниями с надписями: «Огнеопасно», «Газоопасная зона», «Посторонним вход запрещён»;</w:t>
+      </w:r>
+    </w:p>
+    <w:p>
+      <w:pPr>
         <w:rPr>
           <w:rFonts w:eastAsia="Calibri" w:cs="Times New Roman"/>
           <w:color w:val="000000" w:themeColor="text1"/>
           <w:sz w:val="24"/>
           <w:szCs w:val="24"/>
         </w:rPr>
-        <w:t>площадок</w:t>
-      </w:r>
+      </w:pPr>
       <w:r>
         <w:rPr>
           <w:rFonts w:eastAsia="Calibri" w:cs="Times New Roman"/>
@@ -20688,18 +20916,17 @@
           <w:sz w:val="24"/>
           <w:szCs w:val="24"/>
         </w:rPr>
-        <w:t xml:space="preserve"> с нарушенными нормативными расстояниями с надписями: «Огнеопасно», «Газоопасная зона», «Посторонним вход запрещён»;</w:t>
-      </w:r>
-    </w:p>
-    <w:p>
-      <w:pPr>
+        <w:t xml:space="preserve">- информирование </w:t>
+      </w:r>
+      <w:r>
         <w:rPr>
           <w:rFonts w:eastAsia="Calibri" w:cs="Times New Roman"/>
           <w:color w:val="000000" w:themeColor="text1"/>
           <w:sz w:val="24"/>
           <w:szCs w:val="24"/>
         </w:rPr>
-      </w:pPr>
+        <w:t>иных физических лиц</w:t>
+      </w:r>
       <w:r>
         <w:rPr>
           <w:rFonts w:eastAsia="Calibri" w:cs="Times New Roman"/>
@@ -20707,7 +20934,7 @@
           <w:sz w:val="24"/>
           <w:szCs w:val="24"/>
         </w:rPr>
-        <w:t xml:space="preserve">- информирование </w:t>
+        <w:t xml:space="preserve">, </w:t>
       </w:r>
       <w:r>
         <w:rPr>
@@ -20716,7 +20943,7 @@
           <w:sz w:val="24"/>
           <w:szCs w:val="24"/>
         </w:rPr>
-        <w:t>иных физических лиц</w:t>
+        <w:t>находящихся</w:t>
       </w:r>
       <w:r>
         <w:rPr>
@@ -20725,7 +20952,7 @@
           <w:sz w:val="24"/>
           <w:szCs w:val="24"/>
         </w:rPr>
-        <w:t xml:space="preserve">, </w:t>
+        <w:t xml:space="preserve"> </w:t>
       </w:r>
       <w:r>
         <w:rPr>
@@ -20734,17 +20961,18 @@
           <w:sz w:val="24"/>
           <w:szCs w:val="24"/>
         </w:rPr>
-        <w:t>находящихся</w:t>
-      </w:r>
-      <w:r>
+        <w:t>на расстоянии менее 300 метров от объектов нефтедобычи, предусмотренных настоящим обоснованием;</w:t>
+      </w:r>
+    </w:p>
+    <w:p>
+      <w:pPr>
         <w:rPr>
           <w:rFonts w:eastAsia="Calibri" w:cs="Times New Roman"/>
           <w:color w:val="000000" w:themeColor="text1"/>
           <w:sz w:val="24"/>
           <w:szCs w:val="24"/>
         </w:rPr>
-        <w:t xml:space="preserve"> </w:t>
-      </w:r>
+      </w:pPr>
       <w:r>
         <w:rPr>
           <w:rFonts w:eastAsia="Calibri" w:cs="Times New Roman"/>
@@ -20752,7 +20980,7 @@
           <w:sz w:val="24"/>
           <w:szCs w:val="24"/>
         </w:rPr>
-        <w:t>на расстоянии менее 300 метров от объектов нефтедобычи, предусмотренных настоящим обоснованием</w:t>
+        <w:t>- включение в План мероприятий по локализации и ликвидации последствий аварий способов оповещения иных физических лиц</w:t>
       </w:r>
       <w:r>
         <w:rPr>
@@ -20761,62 +20989,16 @@
           <w:sz w:val="24"/>
           <w:szCs w:val="24"/>
         </w:rPr>
-        <w:t>;</w:t>
-      </w:r>
-    </w:p>
-    <w:p>
-      <w:pPr>
+        <w:t xml:space="preserve">, </w:t>
+      </w:r>
+      <w:r>
         <w:rPr>
           <w:rFonts w:eastAsia="Calibri" w:cs="Times New Roman"/>
           <w:color w:val="000000" w:themeColor="text1"/>
           <w:sz w:val="24"/>
           <w:szCs w:val="24"/>
         </w:rPr>
-      </w:pPr>
-      <w:r>
-        <w:rPr>
-          <w:rFonts w:eastAsia="Calibri" w:cs="Times New Roman"/>
-          <w:color w:val="000000" w:themeColor="text1"/>
-          <w:sz w:val="24"/>
-          <w:szCs w:val="24"/>
-        </w:rPr>
-        <w:t xml:space="preserve">- включение в План мероприятий по локализации и ликвидации последствий аварий способов оповещения </w:t>
-      </w:r>
-      <w:r>
-        <w:rPr>
-          <w:rFonts w:eastAsia="Calibri" w:cs="Times New Roman"/>
-          <w:color w:val="000000" w:themeColor="text1"/>
-          <w:sz w:val="24"/>
-          <w:szCs w:val="24"/>
-        </w:rPr>
-        <w:t>иных физических лиц</w:t>
-      </w:r>
-      <w:r>
-        <w:rPr>
-          <w:rFonts w:eastAsia="Calibri" w:cs="Times New Roman"/>
-          <w:color w:val="000000" w:themeColor="text1"/>
-          <w:sz w:val="24"/>
-          <w:szCs w:val="24"/>
-        </w:rPr>
-        <w:t xml:space="preserve">, </w:t>
-      </w:r>
-      <w:r>
-        <w:rPr>
-          <w:rFonts w:eastAsia="Calibri" w:cs="Times New Roman"/>
-          <w:color w:val="000000" w:themeColor="text1"/>
-          <w:sz w:val="24"/>
-          <w:szCs w:val="24"/>
-        </w:rPr>
-        <w:t>находящ</w:t>
-      </w:r>
-      <w:r>
-        <w:rPr>
-          <w:rFonts w:eastAsia="Calibri" w:cs="Times New Roman"/>
-          <w:color w:val="000000" w:themeColor="text1"/>
-          <w:sz w:val="24"/>
-          <w:szCs w:val="24"/>
-        </w:rPr>
-        <w:t>ихся</w:t>
+        <w:t>находящихся</w:t>
       </w:r>
       <w:r>
         <w:rPr>
@@ -20901,9 +21083,9 @@
           <w:rFonts w:ascii="Times New Roman" w:hAnsi="Times New Roman" w:cs="Times New Roman"/>
         </w:rPr>
       </w:pPr>
-      <w:bookmarkStart w:id="70" w:name="_Toc33719105"/>
-      <w:bookmarkStart w:id="71" w:name="_Toc213676899"/>
-      <w:bookmarkStart w:id="72" w:name="_Toc242349205"/>
+      <w:bookmarkStart w:id="71" w:name="_Toc33719105"/>
+      <w:bookmarkStart w:id="72" w:name="_Toc213676899"/>
+      <w:bookmarkStart w:id="73" w:name="_Toc242349205"/>
       <w:r>
         <w:rPr>
           <w:rFonts w:ascii="Times New Roman" w:hAnsi="Times New Roman" w:cs="Times New Roman"/>
@@ -20911,9 +21093,9 @@
         <w:lastRenderedPageBreak/>
         <w:t>Приложение 1. Перечень использованных источников.</w:t>
       </w:r>
-      <w:bookmarkEnd w:id="70"/>
       <w:bookmarkEnd w:id="71"/>
       <w:bookmarkEnd w:id="72"/>
+      <w:bookmarkEnd w:id="73"/>
     </w:p>
     <w:p>
       <w:pPr>
@@ -20934,8 +21116,8 @@
           <w:szCs w:val="23"/>
         </w:rPr>
       </w:pPr>
-      <w:bookmarkStart w:id="73" w:name="_Ref159671105"/>
-      <w:bookmarkStart w:id="74" w:name="_Hlk205390139"/>
+      <w:bookmarkStart w:id="74" w:name="_Ref159671105"/>
+      <w:bookmarkStart w:id="75" w:name="_Hlk205390139"/>
       <w:r>
         <w:rPr>
           <w:rFonts w:eastAsia="TimesNewRomanPSMT" w:cs="Times New Roman"/>
@@ -20986,7 +21168,7 @@
         </w:rPr>
         <w:t>;</w:t>
       </w:r>
-      <w:bookmarkEnd w:id="73"/>
+      <w:bookmarkEnd w:id="74"/>
     </w:p>
     <w:p>
       <w:pPr>
@@ -21007,7 +21189,7 @@
           <w:szCs w:val="23"/>
         </w:rPr>
       </w:pPr>
-      <w:bookmarkStart w:id="75" w:name="_Ref159789554"/>
+      <w:bookmarkStart w:id="76" w:name="_Ref159789554"/>
       <w:r>
         <w:rPr>
           <w:rFonts w:eastAsia="TimesNewRomanPSMT" w:cs="Times New Roman"/>
@@ -21038,7 +21220,7 @@
         </w:rPr>
         <w:t>;</w:t>
       </w:r>
-      <w:bookmarkEnd w:id="75"/>
+      <w:bookmarkEnd w:id="76"/>
     </w:p>
     <w:p>
       <w:pPr>
@@ -21109,7 +21291,7 @@
           <w:szCs w:val="23"/>
         </w:rPr>
       </w:pPr>
-      <w:bookmarkStart w:id="76" w:name="_Ref159787408"/>
+      <w:bookmarkStart w:id="77" w:name="_Ref159787408"/>
       <w:r>
         <w:rPr>
           <w:rFonts w:eastAsia="TimesNewRomanPSMT" w:cs="Times New Roman"/>
@@ -21140,7 +21322,7 @@
         </w:rPr>
         <w:t>;</w:t>
       </w:r>
-      <w:bookmarkEnd w:id="76"/>
+      <w:bookmarkEnd w:id="77"/>
     </w:p>
     <w:p>
       <w:pPr>
@@ -21161,7 +21343,7 @@
           <w:szCs w:val="23"/>
         </w:rPr>
       </w:pPr>
-      <w:bookmarkStart w:id="77" w:name="_Ref159787449"/>
+      <w:bookmarkStart w:id="78" w:name="_Ref159787449"/>
       <w:r>
         <w:rPr>
           <w:rFonts w:eastAsia="TimesNewRomanPSMT" w:cs="Times New Roman"/>
@@ -21192,7 +21374,7 @@
         </w:rPr>
         <w:t>;</w:t>
       </w:r>
-      <w:bookmarkEnd w:id="77"/>
+      <w:bookmarkEnd w:id="78"/>
     </w:p>
     <w:p>
       <w:pPr>
@@ -21213,7 +21395,7 @@
           <w:szCs w:val="23"/>
         </w:rPr>
       </w:pPr>
-      <w:bookmarkStart w:id="78" w:name="_Ref159672078"/>
+      <w:bookmarkStart w:id="79" w:name="_Ref159672078"/>
       <w:r>
         <w:rPr>
           <w:rFonts w:eastAsia="TimesNewRomanPSMT" w:cs="Times New Roman"/>
@@ -21244,7 +21426,7 @@
         </w:rPr>
         <w:t>;</w:t>
       </w:r>
-      <w:bookmarkEnd w:id="78"/>
+      <w:bookmarkEnd w:id="79"/>
     </w:p>
     <w:p>
       <w:pPr>
@@ -21518,7 +21700,7 @@
         <w:t xml:space="preserve"> Трубопроводы промысловые для нефти и газа. Правила проектирования и производства работ.</w:t>
       </w:r>
     </w:p>
-    <w:bookmarkStart w:id="79" w:name="_Ref159672153"/>
+    <w:bookmarkStart w:id="80" w:name="_Ref159672153"/>
     <w:p>
       <w:pPr>
         <w:pStyle w:val="ae"/>
@@ -21602,7 +21784,7 @@
         </w:rPr>
         <w:t xml:space="preserve"> Месторождения нефтяные и газонефтяные. Промысловые трубопроводы. Нормы проектирования.</w:t>
       </w:r>
-      <w:bookmarkEnd w:id="79"/>
+      <w:bookmarkEnd w:id="80"/>
     </w:p>
     <w:p>
       <w:pPr>
@@ -21686,7 +21868,7 @@
         <w:t xml:space="preserve"> «Безопасность в чрезвычайной ситуации. Менеджмент риска чрезвычайной ситуации. Допустимый риск чрезвычайных ситуаций».</w:t>
       </w:r>
     </w:p>
-    <w:bookmarkEnd w:id="74"/>
+    <w:bookmarkEnd w:id="75"/>
     <w:p>
       <w:pPr>
         <w:sectPr>
@@ -21705,8 +21887,8 @@
           <w:rFonts w:ascii="Times New Roman" w:hAnsi="Times New Roman" w:cs="Times New Roman"/>
         </w:rPr>
       </w:pPr>
-      <w:bookmarkStart w:id="80" w:name="_Toc213676900"/>
-      <w:bookmarkStart w:id="81" w:name="_Toc242349206"/>
+      <w:bookmarkStart w:id="81" w:name="_Toc213676900"/>
+      <w:bookmarkStart w:id="82" w:name="_Toc242349206"/>
       <w:r>
         <w:rPr>
           <w:rFonts w:ascii="Times New Roman" w:hAnsi="Times New Roman" w:cs="Times New Roman"/>
@@ -21714,8 +21896,8 @@
         <w:lastRenderedPageBreak/>
         <w:t>Приложение 2. Выписка из реестра членов СРО.</w:t>
       </w:r>
-      <w:bookmarkEnd w:id="80"/>
       <w:bookmarkEnd w:id="81"/>
+      <w:bookmarkEnd w:id="82"/>
     </w:p>
     <w:p>
       <w:pPr>
@@ -21737,8 +21919,8 @@
           <w:rFonts w:ascii="Times New Roman" w:hAnsi="Times New Roman" w:cs="Times New Roman"/>
         </w:rPr>
       </w:pPr>
-      <w:bookmarkStart w:id="82" w:name="_Toc203110240"/>
-      <w:bookmarkStart w:id="83" w:name="_Toc242349207"/>
+      <w:bookmarkStart w:id="83" w:name="_Toc203110240"/>
+      <w:bookmarkStart w:id="84" w:name="_Toc242349207"/>
       <w:r>
         <w:rPr>
           <w:rFonts w:ascii="Times New Roman" w:hAnsi="Times New Roman" w:cs="Times New Roman"/>
@@ -21746,8 +21928,8 @@
         <w:lastRenderedPageBreak/>
         <w:t>Приложение 3. Техническое задание на разработку обоснования безопасности.</w:t>
       </w:r>
-      <w:bookmarkEnd w:id="82"/>
       <w:bookmarkEnd w:id="83"/>
+      <w:bookmarkEnd w:id="84"/>
     </w:p>
     <w:p>
       <w:pPr>
@@ -22151,9 +22333,34 @@
       <w:r>
         <w:rPr>
           <w:rFonts w:cs="Times New Roman"/>
+        </w:rPr>
+        <w:t>: {{</w:t>
+      </w:r>
+      <w:r>
+        <w:rPr>
+          <w:rFonts w:cs="Times New Roman"/>
           <w:lang w:val="en-US"/>
         </w:rPr>
-        <w:t xml:space="preserve">: {{EXECUTOR_ADDRESS}}. </w:t>
+        <w:t>EXECUTOR</w:t>
+      </w:r>
+      <w:r>
+        <w:rPr>
+          <w:rFonts w:cs="Times New Roman"/>
+        </w:rPr>
+        <w:t>_</w:t>
+      </w:r>
+      <w:r>
+        <w:rPr>
+          <w:rFonts w:cs="Times New Roman"/>
+          <w:lang w:val="en-US"/>
+        </w:rPr>
+        <w:t>ADDRESS</w:t>
+      </w:r>
+      <w:r>
+        <w:rPr>
+          <w:rFonts w:cs="Times New Roman"/>
+        </w:rPr>
+        <w:t xml:space="preserve">}}. </w:t>
       </w:r>
       <w:r>
         <w:rPr>
@@ -22164,9 +22371,34 @@
       <w:r>
         <w:rPr>
           <w:rFonts w:cs="Times New Roman"/>
+        </w:rPr>
+        <w:t>: {{</w:t>
+      </w:r>
+      <w:r>
+        <w:rPr>
+          <w:rFonts w:cs="Times New Roman"/>
           <w:lang w:val="en-US"/>
         </w:rPr>
-        <w:t xml:space="preserve">: {{EXECUTOR_TEL}}. </w:t>
+        <w:t>EXECUTOR</w:t>
+      </w:r>
+      <w:r>
+        <w:rPr>
+          <w:rFonts w:cs="Times New Roman"/>
+        </w:rPr>
+        <w:t>_</w:t>
+      </w:r>
+      <w:r>
+        <w:rPr>
+          <w:rFonts w:cs="Times New Roman"/>
+          <w:lang w:val="en-US"/>
+        </w:rPr>
+        <w:t>TEL</w:t>
+      </w:r>
+      <w:r>
+        <w:rPr>
+          <w:rFonts w:cs="Times New Roman"/>
+        </w:rPr>
+        <w:t xml:space="preserve">}}. </w:t>
       </w:r>
       <w:r>
         <w:rPr>
@@ -22782,7 +23014,7 @@
           <w:rFonts w:ascii="Times New Roman" w:hAnsi="Times New Roman" w:cs="Times New Roman"/>
         </w:rPr>
       </w:pPr>
-      <w:bookmarkStart w:id="84" w:name="_Toc242349208"/>
+      <w:bookmarkStart w:id="85" w:name="_Toc242349208"/>
       <w:r>
         <w:rPr>
           <w:rFonts w:ascii="Times New Roman" w:hAnsi="Times New Roman" w:cs="Times New Roman"/>
@@ -22808,7 +23040,7 @@
         </w:rPr>
         <w:t>Графические материалы</w:t>
       </w:r>
-      <w:bookmarkEnd w:id="84"/>
+      <w:bookmarkEnd w:id="85"/>
     </w:p>
     <w:p/>
     <w:p/>
@@ -24505,6 +24737,7 @@
   <w:style w:type="character" w:default="1" w:styleId="a2">
     <w:name w:val="Default Paragraph Font"/>
     <w:uiPriority w:val="1"/>
+    <w:semiHidden/>
     <w:unhideWhenUsed/>
   </w:style>
   <w:style w:type="table" w:default="1" w:styleId="a3">

--- a/templates/ОБ_нефтяная_скважина/OB_neft_well.docx
+++ b/templates/ОБ_нефтяная_скважина/OB_neft_well.docx
@@ -4,38 +4,6 @@
   <w:body>
     <w:p>
       <w:pPr>
-        <w:ind w:firstLine="0"/>
-        <w:jc w:val="center"/>
-        <w:rPr>
-          <w:lang w:val="en-US"/>
-        </w:rPr>
-      </w:pPr>
-      <w:r>
-        <w:rPr>
-          <w:b/>
-          <w:lang w:val="en-US"/>
-        </w:rPr>
-        <w:t>{{EXECUTOR_NAME}}</w:t>
-      </w:r>
-    </w:p>
-    <w:p>
-      <w:pPr>
-        <w:ind w:firstLine="0"/>
-        <w:jc w:val="center"/>
-        <w:rPr>
-          <w:lang w:val="en-US"/>
-        </w:rPr>
-      </w:pPr>
-      <w:r>
-        <w:rPr>
-          <w:sz w:val="20"/>
-          <w:lang w:val="en-US"/>
-        </w:rPr>
-        <w:t>{{EXECUTOR_ADDRESS}}</w:t>
-      </w:r>
-    </w:p>
-    <w:p>
-      <w:pPr>
         <w:spacing w:before="320"/>
         <w:ind w:firstLine="0"/>
         <w:jc w:val="right"/>
@@ -194,6 +162,22 @@
       </w:pPr>
       <w:r>
         <w:t>Разработчик обоснования безопасности: {{EXECUTOR_NAME}}</w:t>
+      </w:r>
+    </w:p>
+    <w:p>
+      <w:pPr>
+        <w:ind w:firstLine="0"/>
+        <w:jc w:val="left"/>
+        <w:rPr>
+          <w:lang w:val="en-US"/>
+        </w:rPr>
+      </w:pPr>
+      <w:r>
+        <w:rPr>
+          <w:sz w:val="20"/>
+          <w:lang w:val="en-US"/>
+        </w:rPr>
+        <w:t>{{EXECUTOR_ADDRESS}}</w:t>
       </w:r>
     </w:p>
     <w:p>
